--- a/base_resume.docx
+++ b/base_resume.docx
@@ -57,12 +57,61 @@
     </w:p>
     <w:p>
       <w:r>
-        <w:t>Independent Software Developer | Auto-Recruiter Responder Bot | Jan 2026 - Present</w:t>
+        <w:t xml:space="preserve">Founder &amp; Owner, </w:t>
+      </w:r>
+      <w:proofErr w:type="spellStart"/>
+      <w:r>
+        <w:t>MicroComp</w:t>
+      </w:r>
+      <w:proofErr w:type="spellEnd"/>
+      <w:r>
+        <w:t xml:space="preserve"> IT Solutions | </w:t>
+      </w:r>
+      <w:hyperlink r:id="rId6" w:history="1">
+        <w:r>
+          <w:rPr>
+            <w:rStyle w:val="Hyperlink"/>
+          </w:rPr>
+          <w:t>www.microcompit.com</w:t>
+        </w:r>
+      </w:hyperlink>
+      <w:r>
+        <w:t xml:space="preserve"> for software architecture and design development services</w:t>
       </w:r>
     </w:p>
     <w:p>
       <w:r>
-        <w:t>*   Developed a Python application integrating Google Gemini 2.5 API to autonomously triage incoming recruiter emails and generate dynamically tailored docx resumes based on job requirements.</w:t>
+        <w:t>*   Designed and maintained the microcompit.com IT-solutions website, including lead handling, analytics, and deployment workflows.</w:t>
+      </w:r>
+    </w:p>
+    <w:p>
+      <w:r>
+        <w:t xml:space="preserve">*   </w:t>
+      </w:r>
+      <w:r>
+        <w:t xml:space="preserve">Integrated AI Chatbot into the </w:t>
+      </w:r>
+      <w:hyperlink r:id="rId7" w:history="1">
+        <w:r>
+          <w:rPr>
+            <w:rStyle w:val="Hyperlink"/>
+          </w:rPr>
+          <w:t>www.microcompit.com</w:t>
+        </w:r>
+      </w:hyperlink>
+      <w:r>
+        <w:t xml:space="preserve"> website, to drive lead generation</w:t>
+      </w:r>
+    </w:p>
+    <w:p>
+      <w:r>
+        <w:t xml:space="preserve">*   </w:t>
+      </w:r>
+      <w:r>
+        <w:t xml:space="preserve">Developed a Python application integrating Google Gemini 2.5 API to autonomously triage incoming </w:t>
+      </w:r>
+      <w:r>
+        <w:t>leads</w:t>
       </w:r>
     </w:p>
     <w:p>
@@ -77,7 +126,19 @@
     </w:p>
     <w:p>
       <w:r>
-        <w:t>Wells Fargo | Jan 2013 - March 24, 2026</w:t>
+        <w:t xml:space="preserve">Wells Fargo | Jan 2013 - </w:t>
+      </w:r>
+      <w:r>
+        <w:t>June</w:t>
+      </w:r>
+      <w:r>
+        <w:t xml:space="preserve"> </w:t>
+      </w:r>
+      <w:r>
+        <w:t>06</w:t>
+      </w:r>
+      <w:r>
+        <w:t>, 2026</w:t>
       </w:r>
     </w:p>
     <w:p>
@@ -97,6 +158,7 @@
     </w:p>
     <w:p>
       <w:r>
+        <w:lastRenderedPageBreak/>
         <w:t>*   SDLC CI/CD Development Operations setup processes.</w:t>
       </w:r>
     </w:p>
@@ -112,7 +174,6 @@
     </w:p>
     <w:p>
       <w:r>
-        <w:lastRenderedPageBreak/>
         <w:t>*   Engaged directors and executive leadership for project configuration of processes and execution flows in Jira, and Jira administration.</w:t>
       </w:r>
     </w:p>
@@ -208,6 +269,7 @@
     </w:p>
     <w:p>
       <w:r>
+        <w:lastRenderedPageBreak/>
         <w:t>Software Consultant | Scottsdale AZ</w:t>
       </w:r>
     </w:p>
@@ -218,7 +280,6 @@
     </w:p>
     <w:p>
       <w:r>
-        <w:lastRenderedPageBreak/>
         <w:t>*   Developed software for Cryptographic Interface Layer (CIL) software project using ARMv7, Advanced Infosec Machine ASIC.</w:t>
       </w:r>
     </w:p>
@@ -329,6 +390,7 @@
     </w:p>
     <w:p>
       <w:r>
+        <w:lastRenderedPageBreak/>
         <w:t>*   Real-time embedded software for UMTS Base Station Cellular Transceiver.</w:t>
       </w:r>
     </w:p>
@@ -344,7 +406,6 @@
     </w:p>
     <w:p>
       <w:r>
-        <w:lastRenderedPageBreak/>
         <w:t>Software Engineer | Saint Petersburg, FL</w:t>
       </w:r>
     </w:p>
@@ -12021,6 +12082,29 @@
       </w:tcPr>
     </w:tblStylePr>
   </w:style>
+  <w:style w:type="character" w:styleId="Hyperlink">
+    <w:name w:val="Hyperlink"/>
+    <w:basedOn w:val="DefaultParagraphFont"/>
+    <w:uiPriority w:val="99"/>
+    <w:unhideWhenUsed/>
+    <w:rsid w:val="00D47F24"/>
+    <w:rPr>
+      <w:color w:val="0000FF" w:themeColor="hyperlink"/>
+      <w:u w:val="single"/>
+    </w:rPr>
+  </w:style>
+  <w:style w:type="character" w:styleId="UnresolvedMention">
+    <w:name w:val="Unresolved Mention"/>
+    <w:basedOn w:val="DefaultParagraphFont"/>
+    <w:uiPriority w:val="99"/>
+    <w:semiHidden/>
+    <w:unhideWhenUsed/>
+    <w:rsid w:val="00D47F24"/>
+    <w:rPr>
+      <w:color w:val="605E5C"/>
+      <w:shd w:val="clear" w:color="auto" w:fill="E1DFDD"/>
+    </w:rPr>
+  </w:style>
 </w:styles>
 </file>
 

--- a/base_resume.docx
+++ b/base_resume.docx
@@ -12,35 +12,28 @@
     </w:p>
     <w:p>
       <w:r>
-        <w:t>Chandler, AZ | (480) 209-3709 | cyclsun@gmail.com | www.microcompit.com | https://github.com/cyclonesundevil</w:t>
+        <w:t xml:space="preserve">Chandler, AZ | (480) 209-3709 | cyclsun@gmail.com | </w:t>
+      </w:r>
+      <w:hyperlink r:id="rId6" w:history="1">
+        <w:r>
+          <w:rPr>
+            <w:rStyle w:val="Hyperlink"/>
+          </w:rPr>
+          <w:t>https://www.microcompit.com</w:t>
+        </w:r>
+      </w:hyperlink>
+      <w:r>
+        <w:t>| https://github.com/cyclonesundevil</w:t>
       </w:r>
     </w:p>
     <w:p>
-      <w:r>
-        <w:t>---</w:t>
-      </w:r>
-    </w:p>
-    <w:p>
-      <w:r>
-        <w:t>Jose C Ramirez</w:t>
-      </w:r>
-    </w:p>
-    <w:p>
-      <w:r>
-        <w:t>Lead Software Engineer | Agile Practitioner</w:t>
-      </w:r>
-    </w:p>
-    <w:p>
-      <w:r>
-        <w:t>(480) 209-3709</w:t>
-      </w:r>
-    </w:p>
-    <w:p>
-      <w:r>
-        <w:t>cyclonesundevil@gmail.com</w:t>
-      </w:r>
-    </w:p>
-    <w:p>
+      <w:pPr>
+        <w:pStyle w:val="Heading1"/>
+        <w:rPr>
+          <w:kern w:val="36"/>
+          <w14:ligatures w14:val="standardContextual"/>
+        </w:rPr>
+      </w:pPr>
       <w:r>
         <w:t>Summary</w:t>
       </w:r>
@@ -51,23 +44,58 @@
       </w:r>
     </w:p>
     <w:p>
+      <w:pPr>
+        <w:pStyle w:val="Heading1"/>
+        <w:rPr>
+          <w:kern w:val="36"/>
+          <w14:ligatures w14:val="standardContextual"/>
+        </w:rPr>
+      </w:pPr>
       <w:r>
         <w:t>Professional Experience</w:t>
       </w:r>
     </w:p>
     <w:p>
+      <w:pPr>
+        <w:pStyle w:val="Heading2"/>
+        <w:rPr>
+          <w:rFonts w:asciiTheme="minorHAnsi" w:hAnsiTheme="minorHAnsi" w:cstheme="minorBidi"/>
+          <w:kern w:val="2"/>
+          <w:sz w:val="36"/>
+          <w:szCs w:val="36"/>
+          <w14:ligatures w14:val="standardContextual"/>
+        </w:rPr>
+      </w:pPr>
       <w:r>
-        <w:t xml:space="preserve">Founder &amp; Owner, </w:t>
+        <w:rPr>
+          <w:rFonts w:asciiTheme="minorHAnsi" w:hAnsiTheme="minorHAnsi" w:cstheme="minorBidi"/>
+        </w:rPr>
+        <w:t>MicroComp IT Solutions</w:t>
       </w:r>
-      <w:proofErr w:type="spellStart"/>
+    </w:p>
+    <w:p>
+      <w:pPr>
+        <w:rPr>
+          <w:kern w:val="2"/>
+          <w14:ligatures w14:val="standardContextual"/>
+        </w:rPr>
+      </w:pPr>
       <w:r>
-        <w:t>MicroComp</w:t>
+        <w:rPr>
+          <w:b/>
+          <w:bCs/>
+        </w:rPr>
+        <w:t>Founder</w:t>
       </w:r>
-      <w:proofErr w:type="spellEnd"/>
-      <w:r>
-        <w:t xml:space="preserve"> IT Solutions | </w:t>
-      </w:r>
-      <w:hyperlink r:id="rId6" w:history="1">
+    </w:p>
+    <w:p>
+      <w:pPr>
+        <w:rPr>
+          <w:kern w:val="2"/>
+          <w14:ligatures w14:val="standardContextual"/>
+        </w:rPr>
+      </w:pPr>
+      <w:hyperlink r:id="rId7" w:history="1">
         <w:r>
           <w:rPr>
             <w:rStyle w:val="Hyperlink"/>
@@ -80,361 +108,1130 @@
       </w:r>
     </w:p>
     <w:p>
+      <w:pPr>
+        <w:pStyle w:val="ListParagraph"/>
+        <w:numPr>
+          <w:ilvl w:val="0"/>
+          <w:numId w:val="10"/>
+        </w:numPr>
+        <w:rPr>
+          <w:kern w:val="2"/>
+          <w:sz w:val="24"/>
+          <w:szCs w:val="24"/>
+          <w14:ligatures w14:val="standardContextual"/>
+        </w:rPr>
+      </w:pPr>
       <w:r>
-        <w:t>*   Designed and maintained the microcompit.com IT-solutions website, including lead handling, analytics, and deployment workflows.</w:t>
+        <w:rPr>
+          <w:sz w:val="24"/>
+          <w:szCs w:val="24"/>
+        </w:rPr>
+        <w:t>Designed and maintained the microcompit.com IT-solutions website, including lead handling, analytics, and deployment workflows.</w:t>
       </w:r>
     </w:p>
     <w:p>
+      <w:pPr>
+        <w:pStyle w:val="ListParagraph"/>
+        <w:numPr>
+          <w:ilvl w:val="0"/>
+          <w:numId w:val="11"/>
+        </w:numPr>
+        <w:rPr>
+          <w:kern w:val="2"/>
+          <w:sz w:val="24"/>
+          <w:szCs w:val="24"/>
+          <w14:ligatures w14:val="standardContextual"/>
+        </w:rPr>
+      </w:pPr>
       <w:r>
-        <w:t xml:space="preserve">*   </w:t>
+        <w:rPr>
+          <w:sz w:val="24"/>
+          <w:szCs w:val="24"/>
+        </w:rPr>
+        <w:t xml:space="preserve">Integrated AI Chatbot personalities into the </w:t>
       </w:r>
-      <w:r>
-        <w:t xml:space="preserve">Integrated AI Chatbot into the </w:t>
-      </w:r>
-      <w:hyperlink r:id="rId7" w:history="1">
+      <w:hyperlink r:id="rId8" w:history="1">
         <w:r>
           <w:rPr>
             <w:rStyle w:val="Hyperlink"/>
+            <w:sz w:val="24"/>
+            <w:szCs w:val="24"/>
           </w:rPr>
           <w:t>www.microcompit.com</w:t>
         </w:r>
       </w:hyperlink>
       <w:r>
-        <w:t xml:space="preserve"> website, to drive lead generation</w:t>
+        <w:rPr>
+          <w:sz w:val="24"/>
+          <w:szCs w:val="24"/>
+        </w:rPr>
+        <w:t xml:space="preserve"> website, to drive lead generation, and demonstration of AI integrated technology</w:t>
       </w:r>
     </w:p>
     <w:p>
+      <w:pPr>
+        <w:pStyle w:val="ListParagraph"/>
+        <w:numPr>
+          <w:ilvl w:val="0"/>
+          <w:numId w:val="12"/>
+        </w:numPr>
+        <w:rPr>
+          <w:kern w:val="2"/>
+          <w:sz w:val="24"/>
+          <w:szCs w:val="24"/>
+          <w14:ligatures w14:val="standardContextual"/>
+        </w:rPr>
+      </w:pPr>
       <w:r>
-        <w:t xml:space="preserve">*   </w:t>
-      </w:r>
-      <w:r>
-        <w:t xml:space="preserve">Developed a Python application integrating Google Gemini 2.5 API to autonomously triage incoming </w:t>
-      </w:r>
-      <w:r>
-        <w:t>leads</w:t>
+        <w:rPr>
+          <w:sz w:val="24"/>
+          <w:szCs w:val="24"/>
+        </w:rPr>
+        <w:t>Developed a Python application integrating Google Gemini 2.5 API to autonomously triage incoming leads</w:t>
       </w:r>
     </w:p>
     <w:p>
+      <w:pPr>
+        <w:pStyle w:val="ListParagraph"/>
+        <w:numPr>
+          <w:ilvl w:val="0"/>
+          <w:numId w:val="13"/>
+        </w:numPr>
+        <w:rPr>
+          <w:kern w:val="2"/>
+          <w:sz w:val="24"/>
+          <w:szCs w:val="24"/>
+          <w14:ligatures w14:val="standardContextual"/>
+        </w:rPr>
+      </w:pPr>
       <w:r>
-        <w:t>*   Built a robust pipeline operating over the Gmail API and Discord Webhooks via Python AsyncIO for real-time alerting and asynchronous system monitoring.</w:t>
+        <w:rPr>
+          <w:sz w:val="24"/>
+          <w:szCs w:val="24"/>
+        </w:rPr>
+        <w:t>Built a robust pipeline operating over the Gmail API and Discord Webhooks via Python AsyncIO for real-time alerting and asynchronous system monitoring.</w:t>
       </w:r>
     </w:p>
     <w:p>
+      <w:pPr>
+        <w:pStyle w:val="ListParagraph"/>
+        <w:numPr>
+          <w:ilvl w:val="0"/>
+          <w:numId w:val="14"/>
+        </w:numPr>
+        <w:rPr>
+          <w:kern w:val="2"/>
+          <w:sz w:val="24"/>
+          <w:szCs w:val="24"/>
+          <w14:ligatures w14:val="standardContextual"/>
+        </w:rPr>
+      </w:pPr>
       <w:r>
-        <w:t>*   Integrated Twilio API to handle SMS alerts and remote commands (Pause/Resume/Status) ensuring continuous reliability.</w:t>
+        <w:rPr>
+          <w:sz w:val="24"/>
+          <w:szCs w:val="24"/>
+        </w:rPr>
+        <w:t>Integrated Twilio API to handle SMS alerts and remote commands (Pause/Resume/Status) ensuring continuous reliability.</w:t>
       </w:r>
     </w:p>
     <w:p>
+      <w:pPr>
+        <w:pStyle w:val="Heading2"/>
+        <w:rPr>
+          <w:rFonts w:asciiTheme="minorHAnsi" w:hAnsiTheme="minorHAnsi" w:cstheme="minorBidi"/>
+          <w:kern w:val="2"/>
+          <w:sz w:val="36"/>
+          <w:szCs w:val="36"/>
+          <w14:ligatures w14:val="standardContextual"/>
+        </w:rPr>
+      </w:pPr>
       <w:r>
-        <w:t xml:space="preserve">Wells Fargo | Jan 2013 - </w:t>
-      </w:r>
-      <w:r>
-        <w:t>June</w:t>
-      </w:r>
-      <w:r>
-        <w:t xml:space="preserve"> </w:t>
-      </w:r>
-      <w:r>
-        <w:t>06</w:t>
-      </w:r>
-      <w:r>
-        <w:t>, 2026</w:t>
+        <w:rPr>
+          <w:rFonts w:asciiTheme="minorHAnsi" w:hAnsiTheme="minorHAnsi" w:cstheme="minorBidi"/>
+        </w:rPr>
+        <w:t>Wells Fargo | July 2014 - June 06, 2026</w:t>
       </w:r>
     </w:p>
     <w:p>
+      <w:pPr>
+        <w:rPr>
+          <w:kern w:val="2"/>
+          <w14:ligatures w14:val="standardContextual"/>
+        </w:rPr>
+      </w:pPr>
       <w:r>
+        <w:rPr>
+          <w:b/>
+          <w:bCs/>
+        </w:rPr>
         <w:t>Lead Software Engineer</w:t>
       </w:r>
     </w:p>
     <w:p>
+      <w:pPr>
+        <w:pStyle w:val="ListParagraph"/>
+        <w:numPr>
+          <w:ilvl w:val="0"/>
+          <w:numId w:val="15"/>
+        </w:numPr>
+        <w:rPr>
+          <w:kern w:val="2"/>
+          <w:sz w:val="24"/>
+          <w:szCs w:val="24"/>
+          <w14:ligatures w14:val="standardContextual"/>
+        </w:rPr>
+      </w:pPr>
       <w:r>
-        <w:t>*   Atlassian Infrastructure and administration.</w:t>
+        <w:rPr>
+          <w:sz w:val="24"/>
+          <w:szCs w:val="24"/>
+        </w:rPr>
+        <w:t>Atlassian Infrastructure and administration.</w:t>
       </w:r>
     </w:p>
     <w:p>
+      <w:pPr>
+        <w:pStyle w:val="ListParagraph"/>
+        <w:numPr>
+          <w:ilvl w:val="0"/>
+          <w:numId w:val="16"/>
+        </w:numPr>
+        <w:rPr>
+          <w:kern w:val="2"/>
+          <w:sz w:val="24"/>
+          <w:szCs w:val="24"/>
+          <w14:ligatures w14:val="standardContextual"/>
+        </w:rPr>
+      </w:pPr>
       <w:r>
-        <w:t>*   Software developer in Java, JavaScript, Groovy, C++, Python.</w:t>
+        <w:rPr>
+          <w:sz w:val="24"/>
+          <w:szCs w:val="24"/>
+        </w:rPr>
+        <w:t>Software developer in Java, JavaScript, Groovy, C++, Python.</w:t>
       </w:r>
     </w:p>
     <w:p>
+      <w:pPr>
+        <w:pStyle w:val="ListParagraph"/>
+        <w:numPr>
+          <w:ilvl w:val="0"/>
+          <w:numId w:val="17"/>
+        </w:numPr>
+        <w:rPr>
+          <w:kern w:val="2"/>
+          <w:sz w:val="24"/>
+          <w:szCs w:val="24"/>
+          <w14:ligatures w14:val="standardContextual"/>
+        </w:rPr>
+      </w:pPr>
       <w:r>
-        <w:lastRenderedPageBreak/>
-        <w:t>*   SDLC CI/CD Development Operations setup processes.</w:t>
+        <w:rPr>
+          <w:sz w:val="24"/>
+          <w:szCs w:val="24"/>
+        </w:rPr>
+        <w:t>SDLC CI/CD Development Operations setup processes.</w:t>
       </w:r>
     </w:p>
     <w:p>
+      <w:pPr>
+        <w:pStyle w:val="ListParagraph"/>
+        <w:numPr>
+          <w:ilvl w:val="0"/>
+          <w:numId w:val="18"/>
+        </w:numPr>
+        <w:rPr>
+          <w:kern w:val="2"/>
+          <w:sz w:val="24"/>
+          <w:szCs w:val="24"/>
+          <w14:ligatures w14:val="standardContextual"/>
+        </w:rPr>
+      </w:pPr>
       <w:r>
-        <w:t>*   SQL for data reporting, data mining, data extraction.</w:t>
+        <w:rPr>
+          <w:sz w:val="24"/>
+          <w:szCs w:val="24"/>
+        </w:rPr>
+        <w:t>SQL for data reporting, data mining, data extraction.</w:t>
       </w:r>
     </w:p>
     <w:p>
+      <w:pPr>
+        <w:pStyle w:val="ListParagraph"/>
+        <w:numPr>
+          <w:ilvl w:val="0"/>
+          <w:numId w:val="19"/>
+        </w:numPr>
+        <w:rPr>
+          <w:kern w:val="2"/>
+          <w:sz w:val="24"/>
+          <w:szCs w:val="24"/>
+          <w14:ligatures w14:val="standardContextual"/>
+        </w:rPr>
+      </w:pPr>
       <w:r>
-        <w:t>*   Orchestrate Business Continuity events for disaster recovery mitigation.</w:t>
+        <w:rPr>
+          <w:sz w:val="24"/>
+          <w:szCs w:val="24"/>
+        </w:rPr>
+        <w:t>Orchestrate Business Continuity events for disaster recovery mitigation.</w:t>
       </w:r>
     </w:p>
     <w:p>
+      <w:pPr>
+        <w:pStyle w:val="ListParagraph"/>
+        <w:numPr>
+          <w:ilvl w:val="0"/>
+          <w:numId w:val="20"/>
+        </w:numPr>
+        <w:rPr>
+          <w:kern w:val="2"/>
+          <w:sz w:val="24"/>
+          <w:szCs w:val="24"/>
+          <w14:ligatures w14:val="standardContextual"/>
+        </w:rPr>
+      </w:pPr>
       <w:r>
-        <w:t>*   Engaged directors and executive leadership for project configuration of processes and execution flows in Jira, and Jira administration.</w:t>
+        <w:rPr>
+          <w:sz w:val="24"/>
+          <w:szCs w:val="24"/>
+        </w:rPr>
+        <w:t>Engaged directors and executive leadership for project configuration of processes and execution flows in Jira, and Jira administration.</w:t>
       </w:r>
     </w:p>
     <w:p>
+      <w:pPr>
+        <w:pStyle w:val="ListParagraph"/>
+        <w:numPr>
+          <w:ilvl w:val="0"/>
+          <w:numId w:val="21"/>
+        </w:numPr>
+        <w:rPr>
+          <w:kern w:val="2"/>
+          <w:sz w:val="24"/>
+          <w:szCs w:val="24"/>
+          <w14:ligatures w14:val="standardContextual"/>
+        </w:rPr>
+      </w:pPr>
       <w:r>
-        <w:t>*   Atlassian infrastructure application server upgrade and maintenance.</w:t>
+        <w:rPr>
+          <w:sz w:val="24"/>
+          <w:szCs w:val="24"/>
+        </w:rPr>
+        <w:lastRenderedPageBreak/>
+        <w:t>Atlassian infrastructure application server upgrade and maintenance.</w:t>
       </w:r>
     </w:p>
     <w:p>
+      <w:pPr>
+        <w:pStyle w:val="ListParagraph"/>
+        <w:numPr>
+          <w:ilvl w:val="0"/>
+          <w:numId w:val="22"/>
+        </w:numPr>
+        <w:rPr>
+          <w:kern w:val="2"/>
+          <w:sz w:val="24"/>
+          <w:szCs w:val="24"/>
+          <w14:ligatures w14:val="standardContextual"/>
+        </w:rPr>
+      </w:pPr>
       <w:r>
-        <w:t>*   Served as Primary Technical Manager for Atlassian tools under the CICD / SDLC DEVOP organization under the Chief Technology Office for Wells Fargo.</w:t>
+        <w:rPr>
+          <w:sz w:val="24"/>
+          <w:szCs w:val="24"/>
+        </w:rPr>
+        <w:t>Served as Primary Technical Manager for Atlassian tools under the CICD / SDLC DEVOP organization under the Chief Technology Office for Wells Fargo.</w:t>
       </w:r>
     </w:p>
     <w:p>
+      <w:pPr>
+        <w:pStyle w:val="Heading2"/>
+        <w:rPr>
+          <w:rFonts w:asciiTheme="minorHAnsi" w:hAnsiTheme="minorHAnsi" w:cstheme="minorBidi"/>
+          <w:kern w:val="2"/>
+          <w:sz w:val="36"/>
+          <w:szCs w:val="36"/>
+          <w14:ligatures w14:val="standardContextual"/>
+        </w:rPr>
+      </w:pPr>
       <w:r>
-        <w:t>Wells Fargo | Jan 2013 - March 24, 2026</w:t>
+        <w:rPr>
+          <w:rFonts w:asciiTheme="minorHAnsi" w:hAnsiTheme="minorHAnsi" w:cstheme="minorBidi"/>
+        </w:rPr>
+        <w:t>Wells Fargo | J</w:t>
+      </w:r>
+      <w:r>
+        <w:rPr>
+          <w:rFonts w:asciiTheme="minorHAnsi" w:hAnsiTheme="minorHAnsi" w:cstheme="minorBidi"/>
+        </w:rPr>
+        <w:t>an</w:t>
+      </w:r>
+      <w:r>
+        <w:rPr>
+          <w:rFonts w:asciiTheme="minorHAnsi" w:hAnsiTheme="minorHAnsi" w:cstheme="minorBidi"/>
+        </w:rPr>
+        <w:t xml:space="preserve"> 201</w:t>
+      </w:r>
+      <w:r>
+        <w:rPr>
+          <w:rFonts w:asciiTheme="minorHAnsi" w:hAnsiTheme="minorHAnsi" w:cstheme="minorBidi"/>
+        </w:rPr>
+        <w:t>3</w:t>
+      </w:r>
+      <w:r>
+        <w:rPr>
+          <w:rFonts w:asciiTheme="minorHAnsi" w:hAnsiTheme="minorHAnsi" w:cstheme="minorBidi"/>
+        </w:rPr>
+        <w:t xml:space="preserve"> - </w:t>
+      </w:r>
+      <w:r>
+        <w:rPr>
+          <w:rFonts w:asciiTheme="minorHAnsi" w:hAnsiTheme="minorHAnsi" w:cstheme="minorBidi"/>
+        </w:rPr>
+        <w:t>July</w:t>
+      </w:r>
+      <w:r>
+        <w:rPr>
+          <w:rFonts w:asciiTheme="minorHAnsi" w:hAnsiTheme="minorHAnsi" w:cstheme="minorBidi"/>
+        </w:rPr>
+        <w:t xml:space="preserve"> 20</w:t>
+      </w:r>
+      <w:r>
+        <w:rPr>
+          <w:rFonts w:asciiTheme="minorHAnsi" w:hAnsiTheme="minorHAnsi" w:cstheme="minorBidi"/>
+        </w:rPr>
+        <w:t>14</w:t>
       </w:r>
     </w:p>
     <w:p>
+      <w:pPr>
+        <w:rPr>
+          <w:kern w:val="2"/>
+          <w14:ligatures w14:val="standardContextual"/>
+        </w:rPr>
+      </w:pPr>
       <w:r>
+        <w:rPr>
+          <w:b/>
+          <w:bCs/>
+        </w:rPr>
         <w:t>Consultant Software Engineer</w:t>
       </w:r>
     </w:p>
     <w:p>
+      <w:pPr>
+        <w:pStyle w:val="ListParagraph"/>
+        <w:numPr>
+          <w:ilvl w:val="0"/>
+          <w:numId w:val="23"/>
+        </w:numPr>
+        <w:rPr>
+          <w:kern w:val="2"/>
+          <w:sz w:val="24"/>
+          <w:szCs w:val="24"/>
+          <w14:ligatures w14:val="standardContextual"/>
+        </w:rPr>
+      </w:pPr>
       <w:r>
-        <w:t>*   Design, develop, and integrate software using in C++, Qt, Systinet, Code Synthesis, Empress DB, SQL, SOAP, XML, Enterprise Architect, in a Linux OS environment.</w:t>
+        <w:rPr>
+          <w:sz w:val="24"/>
+          <w:szCs w:val="24"/>
+        </w:rPr>
+        <w:t>Design, develop, and integrate software using in C++, Qt, Systinet, Code Synthesis, Empress DB, SQL, SOAP, XML, Enterprise Architect, in a Linux OS environment.</w:t>
       </w:r>
     </w:p>
     <w:p>
+      <w:pPr>
+        <w:pStyle w:val="ListParagraph"/>
+        <w:numPr>
+          <w:ilvl w:val="0"/>
+          <w:numId w:val="24"/>
+        </w:numPr>
+        <w:rPr>
+          <w:kern w:val="2"/>
+          <w:sz w:val="24"/>
+          <w:szCs w:val="24"/>
+          <w14:ligatures w14:val="standardContextual"/>
+        </w:rPr>
+      </w:pPr>
       <w:r>
-        <w:t>*   Troubleshooter, bug fixer.</w:t>
+        <w:rPr>
+          <w:sz w:val="24"/>
+          <w:szCs w:val="24"/>
+        </w:rPr>
+        <w:t>Troubleshooter, bug fixer.</w:t>
       </w:r>
     </w:p>
     <w:p>
+      <w:pPr>
+        <w:pStyle w:val="ListParagraph"/>
+        <w:numPr>
+          <w:ilvl w:val="0"/>
+          <w:numId w:val="25"/>
+        </w:numPr>
+        <w:rPr>
+          <w:kern w:val="2"/>
+          <w:sz w:val="24"/>
+          <w:szCs w:val="24"/>
+          <w14:ligatures w14:val="standardContextual"/>
+        </w:rPr>
+      </w:pPr>
       <w:r>
-        <w:t>*   Trained new personnel.</w:t>
+        <w:rPr>
+          <w:sz w:val="24"/>
+          <w:szCs w:val="24"/>
+        </w:rPr>
+        <w:t>Trained new personnel.</w:t>
       </w:r>
     </w:p>
     <w:p>
+      <w:pPr>
+        <w:pStyle w:val="Heading2"/>
+        <w:rPr>
+          <w:rFonts w:asciiTheme="minorHAnsi" w:hAnsiTheme="minorHAnsi" w:cstheme="minorBidi"/>
+          <w:kern w:val="2"/>
+          <w:sz w:val="36"/>
+          <w:szCs w:val="36"/>
+          <w14:ligatures w14:val="standardContextual"/>
+        </w:rPr>
+      </w:pPr>
       <w:r>
-        <w:t>Datasoft Corporation | 09/11 – 09/12</w:t>
+        <w:rPr>
+          <w:rFonts w:asciiTheme="minorHAnsi" w:hAnsiTheme="minorHAnsi" w:cstheme="minorBidi"/>
+        </w:rPr>
+        <w:t xml:space="preserve">Datasoft Corporation | </w:t>
+      </w:r>
+      <w:r>
+        <w:rPr>
+          <w:rFonts w:asciiTheme="minorHAnsi" w:hAnsiTheme="minorHAnsi" w:cstheme="minorBidi"/>
+        </w:rPr>
+        <w:t>September 20</w:t>
+      </w:r>
+      <w:r>
+        <w:rPr>
+          <w:rFonts w:asciiTheme="minorHAnsi" w:hAnsiTheme="minorHAnsi" w:cstheme="minorBidi"/>
+        </w:rPr>
+        <w:t xml:space="preserve">11 – </w:t>
+      </w:r>
+      <w:r>
+        <w:rPr>
+          <w:rFonts w:asciiTheme="minorHAnsi" w:hAnsiTheme="minorHAnsi" w:cstheme="minorBidi"/>
+        </w:rPr>
+        <w:t>September 20</w:t>
+      </w:r>
+      <w:r>
+        <w:rPr>
+          <w:rFonts w:asciiTheme="minorHAnsi" w:hAnsiTheme="minorHAnsi" w:cstheme="minorBidi"/>
+        </w:rPr>
+        <w:t>12</w:t>
       </w:r>
     </w:p>
     <w:p>
+      <w:pPr>
+        <w:rPr>
+          <w:kern w:val="2"/>
+          <w14:ligatures w14:val="standardContextual"/>
+        </w:rPr>
+      </w:pPr>
       <w:r>
+        <w:rPr>
+          <w:b/>
+          <w:bCs/>
+        </w:rPr>
         <w:t>Lead Software Project Engineer | Scottsdale, AZ</w:t>
       </w:r>
     </w:p>
     <w:p>
+      <w:pPr>
+        <w:pStyle w:val="ListParagraph"/>
+        <w:numPr>
+          <w:ilvl w:val="0"/>
+          <w:numId w:val="26"/>
+        </w:numPr>
+        <w:rPr>
+          <w:kern w:val="2"/>
+          <w:sz w:val="24"/>
+          <w:szCs w:val="24"/>
+          <w14:ligatures w14:val="standardContextual"/>
+        </w:rPr>
+      </w:pPr>
       <w:r>
-        <w:t>*   Greenhills RTOS, C, C++.</w:t>
+        <w:rPr>
+          <w:sz w:val="24"/>
+          <w:szCs w:val="24"/>
+        </w:rPr>
+        <w:t>Greenhills RTOS, C, C++.</w:t>
       </w:r>
     </w:p>
     <w:p>
+      <w:pPr>
+        <w:pStyle w:val="ListParagraph"/>
+        <w:numPr>
+          <w:ilvl w:val="0"/>
+          <w:numId w:val="27"/>
+        </w:numPr>
+        <w:rPr>
+          <w:kern w:val="2"/>
+          <w:sz w:val="24"/>
+          <w:szCs w:val="24"/>
+          <w14:ligatures w14:val="standardContextual"/>
+        </w:rPr>
+      </w:pPr>
       <w:r>
-        <w:t>*   Developed embedded real-time data modulation/demodulation software.</w:t>
+        <w:rPr>
+          <w:sz w:val="24"/>
+          <w:szCs w:val="24"/>
+        </w:rPr>
+        <w:t>Developed embedded real-time data modulation/demodulation software.</w:t>
       </w:r>
     </w:p>
     <w:p>
+      <w:pPr>
+        <w:pStyle w:val="ListParagraph"/>
+        <w:numPr>
+          <w:ilvl w:val="0"/>
+          <w:numId w:val="28"/>
+        </w:numPr>
+        <w:rPr>
+          <w:kern w:val="2"/>
+          <w:sz w:val="24"/>
+          <w:szCs w:val="24"/>
+          <w14:ligatures w14:val="standardContextual"/>
+        </w:rPr>
+      </w:pPr>
       <w:r>
-        <w:t>*   Real-Time embedded Green Hills board support package development, peripheral device driver development.</w:t>
+        <w:rPr>
+          <w:sz w:val="24"/>
+          <w:szCs w:val="24"/>
+        </w:rPr>
+        <w:t>Real-Time embedded Green Hills board support package development, peripheral device driver development.</w:t>
       </w:r>
     </w:p>
     <w:p>
+      <w:pPr>
+        <w:pStyle w:val="Heading2"/>
+        <w:rPr>
+          <w:rFonts w:asciiTheme="minorHAnsi" w:hAnsiTheme="minorHAnsi" w:cstheme="minorBidi"/>
+          <w:kern w:val="2"/>
+          <w:sz w:val="36"/>
+          <w:szCs w:val="36"/>
+          <w14:ligatures w14:val="standardContextual"/>
+        </w:rPr>
+      </w:pPr>
       <w:r>
+        <w:rPr>
+          <w:rFonts w:asciiTheme="minorHAnsi" w:hAnsiTheme="minorHAnsi" w:cstheme="minorBidi"/>
+        </w:rPr>
         <w:t>Textron/ AAI | October 2010 – September 2011</w:t>
       </w:r>
     </w:p>
     <w:p>
+      <w:pPr>
+        <w:rPr>
+          <w:kern w:val="2"/>
+          <w14:ligatures w14:val="standardContextual"/>
+        </w:rPr>
+      </w:pPr>
       <w:r>
+        <w:rPr>
+          <w:b/>
+          <w:bCs/>
+        </w:rPr>
         <w:t>Consultant Software Engineer | Hunt Valley MD</w:t>
       </w:r>
     </w:p>
     <w:p>
+      <w:pPr>
+        <w:pStyle w:val="ListParagraph"/>
+        <w:numPr>
+          <w:ilvl w:val="0"/>
+          <w:numId w:val="29"/>
+        </w:numPr>
+        <w:rPr>
+          <w:kern w:val="2"/>
+          <w:sz w:val="24"/>
+          <w:szCs w:val="24"/>
+          <w14:ligatures w14:val="standardContextual"/>
+        </w:rPr>
+      </w:pPr>
       <w:r>
-        <w:t>*   Unmanned aerial vehicle development Shadow TUAS UAV.</w:t>
+        <w:rPr>
+          <w:sz w:val="24"/>
+          <w:szCs w:val="24"/>
+        </w:rPr>
+        <w:t>Unmanned aerial vehicle development Shadow TUAS UAV.</w:t>
       </w:r>
     </w:p>
     <w:p>
+      <w:pPr>
+        <w:pStyle w:val="ListParagraph"/>
+        <w:numPr>
+          <w:ilvl w:val="0"/>
+          <w:numId w:val="30"/>
+        </w:numPr>
+        <w:rPr>
+          <w:kern w:val="2"/>
+          <w:sz w:val="24"/>
+          <w:szCs w:val="24"/>
+          <w14:ligatures w14:val="standardContextual"/>
+        </w:rPr>
+      </w:pPr>
       <w:r>
-        <w:t>*   Embedded Linux RTOS, C, C++ Development.</w:t>
+        <w:rPr>
+          <w:sz w:val="24"/>
+          <w:szCs w:val="24"/>
+        </w:rPr>
+        <w:t>Embedded Linux RTOS, C, C++ Development.</w:t>
       </w:r>
     </w:p>
     <w:p>
+      <w:pPr>
+        <w:pStyle w:val="ListParagraph"/>
+        <w:numPr>
+          <w:ilvl w:val="0"/>
+          <w:numId w:val="31"/>
+        </w:numPr>
+        <w:rPr>
+          <w:kern w:val="2"/>
+          <w:sz w:val="24"/>
+          <w:szCs w:val="24"/>
+          <w14:ligatures w14:val="standardContextual"/>
+        </w:rPr>
+      </w:pPr>
       <w:r>
-        <w:t>*   Lead and managed the port of embedded real-time software of embedded code from Lynx OS to Monta Vista Linux OS using GCC, GNU Make, and Eclipse SDE, Enterprise Architect.</w:t>
+        <w:rPr>
+          <w:sz w:val="24"/>
+          <w:szCs w:val="24"/>
+        </w:rPr>
+        <w:t>Lead and managed the port of embedded real-time software of embedded code from Lynx OS to Monta Vista Linux OS using GCC, GNU Make, and Eclipse SDE, Enterprise Architect.</w:t>
       </w:r>
     </w:p>
     <w:p>
+      <w:pPr>
+        <w:pStyle w:val="Heading2"/>
+        <w:rPr>
+          <w:rFonts w:asciiTheme="minorHAnsi" w:hAnsiTheme="minorHAnsi" w:cstheme="minorBidi"/>
+          <w:kern w:val="2"/>
+          <w:sz w:val="36"/>
+          <w:szCs w:val="36"/>
+          <w14:ligatures w14:val="standardContextual"/>
+        </w:rPr>
+      </w:pPr>
       <w:r>
+        <w:rPr>
+          <w:rFonts w:asciiTheme="minorHAnsi" w:hAnsiTheme="minorHAnsi" w:cstheme="minorBidi"/>
+        </w:rPr>
         <w:t>General Dynamics | 11/06 – 10/10</w:t>
       </w:r>
     </w:p>
     <w:p>
+      <w:pPr>
+        <w:rPr>
+          <w:kern w:val="2"/>
+          <w14:ligatures w14:val="standardContextual"/>
+        </w:rPr>
+      </w:pPr>
       <w:r>
-        <w:lastRenderedPageBreak/>
+        <w:rPr>
+          <w:b/>
+          <w:bCs/>
+        </w:rPr>
         <w:t>Software Consultant | Scottsdale AZ</w:t>
       </w:r>
     </w:p>
     <w:p>
+      <w:pPr>
+        <w:pStyle w:val="ListParagraph"/>
+        <w:numPr>
+          <w:ilvl w:val="0"/>
+          <w:numId w:val="32"/>
+        </w:numPr>
+        <w:rPr>
+          <w:kern w:val="2"/>
+          <w:sz w:val="24"/>
+          <w:szCs w:val="24"/>
+          <w14:ligatures w14:val="standardContextual"/>
+        </w:rPr>
+      </w:pPr>
       <w:r>
-        <w:t>*   Design and development of embedded real-time software for digital combat radio (JTRS, HMS).</w:t>
+        <w:rPr>
+          <w:sz w:val="24"/>
+          <w:szCs w:val="24"/>
+        </w:rPr>
+        <w:t>Design and development of embedded real-time software for digital combat radio (JTRS, HMS).</w:t>
       </w:r>
     </w:p>
     <w:p>
+      <w:pPr>
+        <w:pStyle w:val="ListParagraph"/>
+        <w:numPr>
+          <w:ilvl w:val="0"/>
+          <w:numId w:val="33"/>
+        </w:numPr>
+        <w:rPr>
+          <w:kern w:val="2"/>
+          <w:sz w:val="24"/>
+          <w:szCs w:val="24"/>
+          <w14:ligatures w14:val="standardContextual"/>
+        </w:rPr>
+      </w:pPr>
       <w:r>
-        <w:t>*   Developed software for Cryptographic Interface Layer (CIL) software project using ARMv7, Advanced Infosec Machine ASIC.</w:t>
+        <w:rPr>
+          <w:sz w:val="24"/>
+          <w:szCs w:val="24"/>
+        </w:rPr>
+        <w:t>Developed software for Cryptographic Interface Layer (CIL) software project using ARMv7, Advanced Infosec Machine ASIC.</w:t>
       </w:r>
     </w:p>
     <w:p>
+      <w:pPr>
+        <w:pStyle w:val="ListParagraph"/>
+        <w:numPr>
+          <w:ilvl w:val="0"/>
+          <w:numId w:val="34"/>
+        </w:numPr>
+        <w:rPr>
+          <w:kern w:val="2"/>
+          <w:sz w:val="24"/>
+          <w:szCs w:val="24"/>
+          <w14:ligatures w14:val="standardContextual"/>
+        </w:rPr>
+      </w:pPr>
       <w:r>
-        <w:t>*   Greenhills RTOS, C, C++.</w:t>
+        <w:rPr>
+          <w:sz w:val="24"/>
+          <w:szCs w:val="24"/>
+        </w:rPr>
+        <w:t>Greenhills RTOS, C, C++.</w:t>
       </w:r>
     </w:p>
     <w:p>
+      <w:pPr>
+        <w:pStyle w:val="Heading2"/>
+        <w:rPr>
+          <w:rFonts w:asciiTheme="minorHAnsi" w:hAnsiTheme="minorHAnsi" w:cstheme="minorBidi"/>
+          <w:kern w:val="2"/>
+          <w:sz w:val="36"/>
+          <w:szCs w:val="36"/>
+          <w14:ligatures w14:val="standardContextual"/>
+        </w:rPr>
+      </w:pPr>
       <w:r>
+        <w:rPr>
+          <w:rFonts w:asciiTheme="minorHAnsi" w:hAnsiTheme="minorHAnsi" w:cstheme="minorBidi"/>
+        </w:rPr>
         <w:t>Safenet/Mykotronx | May 2005 - May 2006</w:t>
       </w:r>
     </w:p>
     <w:p>
+      <w:pPr>
+        <w:rPr>
+          <w:kern w:val="2"/>
+          <w14:ligatures w14:val="standardContextual"/>
+        </w:rPr>
+      </w:pPr>
       <w:r>
+        <w:rPr>
+          <w:b/>
+          <w:bCs/>
+        </w:rPr>
         <w:t>Staff Software Systems Engineer | Phoenix, AZ</w:t>
       </w:r>
     </w:p>
     <w:p>
+      <w:pPr>
+        <w:pStyle w:val="ListParagraph"/>
+        <w:numPr>
+          <w:ilvl w:val="0"/>
+          <w:numId w:val="35"/>
+        </w:numPr>
+        <w:rPr>
+          <w:kern w:val="2"/>
+          <w:sz w:val="24"/>
+          <w:szCs w:val="24"/>
+          <w14:ligatures w14:val="standardContextual"/>
+        </w:rPr>
+      </w:pPr>
       <w:r>
-        <w:t>*   Software Developer for real-time embedded High Assurance Internet Protocol Encryption (HAIPE) router.</w:t>
+        <w:rPr>
+          <w:sz w:val="24"/>
+          <w:szCs w:val="24"/>
+        </w:rPr>
+        <w:t>Software Developer for real-time embedded High Assurance Internet Protocol Encryption (HAIPE) router.</w:t>
       </w:r>
     </w:p>
     <w:p>
+      <w:pPr>
+        <w:pStyle w:val="ListParagraph"/>
+        <w:numPr>
+          <w:ilvl w:val="0"/>
+          <w:numId w:val="36"/>
+        </w:numPr>
+        <w:rPr>
+          <w:kern w:val="2"/>
+          <w:sz w:val="24"/>
+          <w:szCs w:val="24"/>
+          <w14:ligatures w14:val="standardContextual"/>
+        </w:rPr>
+      </w:pPr>
       <w:r>
-        <w:t>*   Device driver development cryptographic ASIC, XScale Intel Chipset.</w:t>
+        <w:rPr>
+          <w:sz w:val="24"/>
+          <w:szCs w:val="24"/>
+        </w:rPr>
+        <w:lastRenderedPageBreak/>
+        <w:t>Device driver development cryptographic ASIC, XScale Intel Chipset.</w:t>
       </w:r>
     </w:p>
     <w:p>
+      <w:pPr>
+        <w:pStyle w:val="Heading2"/>
+        <w:rPr>
+          <w:rFonts w:asciiTheme="minorHAnsi" w:hAnsiTheme="minorHAnsi" w:cstheme="minorBidi"/>
+          <w:kern w:val="2"/>
+          <w:sz w:val="36"/>
+          <w:szCs w:val="36"/>
+          <w14:ligatures w14:val="standardContextual"/>
+        </w:rPr>
+      </w:pPr>
       <w:r>
+        <w:rPr>
+          <w:rFonts w:asciiTheme="minorHAnsi" w:hAnsiTheme="minorHAnsi" w:cstheme="minorBidi"/>
+        </w:rPr>
         <w:t>Orbital Sciences, Launch Systems Group | 10/03 – 10/05</w:t>
       </w:r>
     </w:p>
     <w:p>
+      <w:pPr>
+        <w:pStyle w:val="ListParagraph"/>
+        <w:numPr>
+          <w:ilvl w:val="0"/>
+          <w:numId w:val="37"/>
+        </w:numPr>
+        <w:rPr>
+          <w:kern w:val="2"/>
+          <w:sz w:val="24"/>
+          <w:szCs w:val="24"/>
+          <w14:ligatures w14:val="standardContextual"/>
+        </w:rPr>
+      </w:pPr>
       <w:r>
-        <w:t>*   Developer for real-time embedded rocket flight computer.</w:t>
+        <w:rPr>
+          <w:sz w:val="24"/>
+          <w:szCs w:val="24"/>
+        </w:rPr>
+        <w:t>Developer for real-time embedded rocket flight computer.</w:t>
       </w:r>
     </w:p>
     <w:p>
+      <w:pPr>
+        <w:pStyle w:val="ListParagraph"/>
+        <w:numPr>
+          <w:ilvl w:val="0"/>
+          <w:numId w:val="38"/>
+        </w:numPr>
+        <w:rPr>
+          <w:kern w:val="2"/>
+          <w:sz w:val="24"/>
+          <w:szCs w:val="24"/>
+          <w14:ligatures w14:val="standardContextual"/>
+        </w:rPr>
+      </w:pPr>
       <w:r>
-        <w:t>*   Software development for Flight Qualification Test software (C++).</w:t>
+        <w:rPr>
+          <w:sz w:val="24"/>
+          <w:szCs w:val="24"/>
+        </w:rPr>
+        <w:t>Software development for Flight Qualification Test software (C++).</w:t>
       </w:r>
     </w:p>
     <w:p>
+      <w:pPr>
+        <w:pStyle w:val="Heading2"/>
+        <w:rPr>
+          <w:rFonts w:asciiTheme="minorHAnsi" w:hAnsiTheme="minorHAnsi" w:cstheme="minorBidi"/>
+          <w:kern w:val="2"/>
+          <w:sz w:val="36"/>
+          <w:szCs w:val="36"/>
+          <w14:ligatures w14:val="standardContextual"/>
+        </w:rPr>
+      </w:pPr>
       <w:r>
+        <w:rPr>
+          <w:rFonts w:asciiTheme="minorHAnsi" w:hAnsiTheme="minorHAnsi" w:cstheme="minorBidi"/>
+        </w:rPr>
         <w:t>Honeywell Inc., AFCS | 2/03 – 6/03</w:t>
       </w:r>
     </w:p>
     <w:p>
+      <w:pPr>
+        <w:rPr>
+          <w:kern w:val="2"/>
+          <w14:ligatures w14:val="standardContextual"/>
+        </w:rPr>
+      </w:pPr>
       <w:r>
+        <w:rPr>
+          <w:b/>
+          <w:bCs/>
+        </w:rPr>
         <w:t>System Test Engineer | Glendale, AZ</w:t>
       </w:r>
     </w:p>
     <w:p>
+      <w:pPr>
+        <w:pStyle w:val="ListParagraph"/>
+        <w:numPr>
+          <w:ilvl w:val="0"/>
+          <w:numId w:val="39"/>
+        </w:numPr>
+        <w:rPr>
+          <w:kern w:val="2"/>
+          <w:sz w:val="24"/>
+          <w:szCs w:val="24"/>
+          <w14:ligatures w14:val="standardContextual"/>
+        </w:rPr>
+      </w:pPr>
       <w:r>
-        <w:t>*   System Validation and Verification for real-time embedded flight management system.</w:t>
+        <w:rPr>
+          <w:sz w:val="24"/>
+          <w:szCs w:val="24"/>
+        </w:rPr>
+        <w:t>System Validation and Verification for real-time embedded flight management system.</w:t>
       </w:r>
     </w:p>
     <w:p>
+      <w:pPr>
+        <w:pStyle w:val="ListParagraph"/>
+        <w:numPr>
+          <w:ilvl w:val="0"/>
+          <w:numId w:val="40"/>
+        </w:numPr>
+        <w:rPr>
+          <w:kern w:val="2"/>
+          <w:sz w:val="24"/>
+          <w:szCs w:val="24"/>
+          <w14:ligatures w14:val="standardContextual"/>
+        </w:rPr>
+      </w:pPr>
       <w:r>
-        <w:t>*   Software flight control validation and verification.</w:t>
+        <w:rPr>
+          <w:sz w:val="24"/>
+          <w:szCs w:val="24"/>
+        </w:rPr>
+        <w:t>Software flight control validation and verification.</w:t>
       </w:r>
     </w:p>
     <w:p>
+      <w:pPr>
+        <w:pStyle w:val="Heading2"/>
+        <w:rPr>
+          <w:rFonts w:asciiTheme="minorHAnsi" w:hAnsiTheme="minorHAnsi" w:cstheme="minorBidi"/>
+          <w:kern w:val="2"/>
+          <w:sz w:val="36"/>
+          <w:szCs w:val="36"/>
+          <w14:ligatures w14:val="standardContextual"/>
+        </w:rPr>
+      </w:pPr>
       <w:r>
-        <w:t>Indra Systemas, F14-D Simulator | 2/02 – 2/03</w:t>
+        <w:rPr>
+          <w:rFonts w:asciiTheme="minorHAnsi" w:hAnsiTheme="minorHAnsi" w:cstheme="minorBidi"/>
+        </w:rPr>
+        <w:t xml:space="preserve">Indra Systemas, F14-D Simulator | </w:t>
+      </w:r>
+      <w:r>
+        <w:rPr>
+          <w:rFonts w:asciiTheme="minorHAnsi" w:hAnsiTheme="minorHAnsi" w:cstheme="minorBidi"/>
+        </w:rPr>
+        <w:t>February 20</w:t>
+      </w:r>
+      <w:r>
+        <w:rPr>
+          <w:rFonts w:asciiTheme="minorHAnsi" w:hAnsiTheme="minorHAnsi" w:cstheme="minorBidi"/>
+        </w:rPr>
+        <w:t xml:space="preserve">02 – </w:t>
+      </w:r>
+      <w:r>
+        <w:rPr>
+          <w:rFonts w:asciiTheme="minorHAnsi" w:hAnsiTheme="minorHAnsi" w:cstheme="minorBidi"/>
+        </w:rPr>
+        <w:t>February 20</w:t>
+      </w:r>
+      <w:r>
+        <w:rPr>
+          <w:rFonts w:asciiTheme="minorHAnsi" w:hAnsiTheme="minorHAnsi" w:cstheme="minorBidi"/>
+        </w:rPr>
+        <w:t>03</w:t>
       </w:r>
     </w:p>
     <w:p>
+      <w:pPr>
+        <w:rPr>
+          <w:kern w:val="2"/>
+          <w14:ligatures w14:val="standardContextual"/>
+        </w:rPr>
+      </w:pPr>
       <w:r>
+        <w:rPr>
+          <w:b/>
+          <w:bCs/>
+        </w:rPr>
         <w:t>Software Consultant | Orlando, FL</w:t>
       </w:r>
     </w:p>
     <w:p>
+      <w:pPr>
+        <w:pStyle w:val="ListParagraph"/>
+        <w:numPr>
+          <w:ilvl w:val="0"/>
+          <w:numId w:val="41"/>
+        </w:numPr>
+        <w:rPr>
+          <w:kern w:val="2"/>
+          <w:sz w:val="24"/>
+          <w:szCs w:val="24"/>
+          <w14:ligatures w14:val="standardContextual"/>
+        </w:rPr>
+      </w:pPr>
       <w:r>
-        <w:t>*   Developed real-time embedded software for display panel.</w:t>
+        <w:rPr>
+          <w:sz w:val="24"/>
+          <w:szCs w:val="24"/>
+        </w:rPr>
+        <w:t>Developed real-time embedded software for display panel.</w:t>
       </w:r>
     </w:p>
     <w:p>
+      <w:pPr>
+        <w:pStyle w:val="ListParagraph"/>
+        <w:numPr>
+          <w:ilvl w:val="0"/>
+          <w:numId w:val="42"/>
+        </w:numPr>
+        <w:rPr>
+          <w:kern w:val="2"/>
+          <w:sz w:val="24"/>
+          <w:szCs w:val="24"/>
+          <w14:ligatures w14:val="standardContextual"/>
+        </w:rPr>
+      </w:pPr>
       <w:r>
-        <w:t>*   Software development of flight simulator software.</w:t>
+        <w:rPr>
+          <w:sz w:val="24"/>
+          <w:szCs w:val="24"/>
+        </w:rPr>
+        <w:t>Software development of flight simulator software.</w:t>
       </w:r>
     </w:p>
     <w:p>
-      <w:r>
-        <w:t>Raytheon Missile Systems | Tucson, AZ</w:t>
-      </w:r>
-    </w:p>
-    <w:p>
-      <w:r>
-        <w:t>Consultant</w:t>
-      </w:r>
-    </w:p>
-    <w:p>
-      <w:r>
-        <w:t>*   Requirements analysis.</w:t>
-      </w:r>
-    </w:p>
-    <w:p>
-      <w:r>
-        <w:t>Lucent Technologies | 11/00 – 4/01</w:t>
-      </w:r>
-    </w:p>
-    <w:p>
-      <w:r>
-        <w:t>Consultant | Whippany, NJ</w:t>
-      </w:r>
-    </w:p>
-    <w:p>
-      <w:r>
-        <w:lastRenderedPageBreak/>
-        <w:t>*   Real-time embedded software for UMTS Base Station Cellular Transceiver.</w:t>
-      </w:r>
-    </w:p>
-    <w:p>
-      <w:r>
-        <w:t>*   Requirements analysis.</w:t>
-      </w:r>
-    </w:p>
-    <w:p>
-      <w:r>
-        <w:t>Raytheon Systems | 1/00 – 11/00</w:t>
-      </w:r>
-    </w:p>
-    <w:p>
-      <w:r>
-        <w:t>Software Engineer | Saint Petersburg, FL</w:t>
-      </w:r>
-    </w:p>
-    <w:p>
-      <w:r>
-        <w:t>*   Real-time software for Naval radar system.</w:t>
-      </w:r>
-    </w:p>
-    <w:p>
-      <w:r>
-        <w:t>*   Software development.</w:t>
-      </w:r>
-    </w:p>
-    <w:p>
-      <w:r>
-        <w:t>Engineering Animation Inc | 1/97 – 12/99</w:t>
-      </w:r>
-    </w:p>
-    <w:p>
-      <w:r>
-        <w:t>Software Engineer | Ames, IA</w:t>
-      </w:r>
-    </w:p>
-    <w:p>
-      <w:r>
-        <w:t>*   Software Development.</w:t>
-      </w:r>
-    </w:p>
-    <w:p>
+      <w:pPr>
+        <w:pStyle w:val="Heading1"/>
+        <w:rPr>
+          <w:kern w:val="36"/>
+          <w14:ligatures w14:val="standardContextual"/>
+        </w:rPr>
+      </w:pPr>
       <w:r>
         <w:t>Education</w:t>
       </w:r>
@@ -460,6 +1257,13 @@
       </w:r>
     </w:p>
     <w:p>
+      <w:pPr>
+        <w:pStyle w:val="Heading1"/>
+        <w:rPr>
+          <w:kern w:val="36"/>
+          <w14:ligatures w14:val="standardContextual"/>
+        </w:rPr>
+      </w:pPr>
       <w:r>
         <w:t>Skills</w:t>
       </w:r>
@@ -470,6 +1274,13 @@
       </w:r>
     </w:p>
     <w:p>
+      <w:pPr>
+        <w:pStyle w:val="Heading1"/>
+        <w:rPr>
+          <w:kern w:val="36"/>
+          <w14:ligatures w14:val="standardContextual"/>
+        </w:rPr>
+      </w:pPr>
       <w:r>
         <w:t>Training</w:t>
       </w:r>
@@ -480,13 +1291,32 @@
       </w:r>
     </w:p>
     <w:p>
+      <w:pPr>
+        <w:pStyle w:val="Heading1"/>
+        <w:rPr>
+          <w:kern w:val="36"/>
+          <w14:ligatures w14:val="standardContextual"/>
+        </w:rPr>
+      </w:pPr>
       <w:r>
         <w:t>Interests</w:t>
       </w:r>
     </w:p>
     <w:p>
       <w:r>
-        <w:t>AI AntiGravity Python Development, Chat GPT, LLMs.</w:t>
+        <w:t>AI</w:t>
+      </w:r>
+      <w:r>
+        <w:t>,</w:t>
+      </w:r>
+      <w:r>
+        <w:t xml:space="preserve"> </w:t>
+      </w:r>
+      <w:r>
+        <w:t>VSCode, Pycharm,</w:t>
+      </w:r>
+      <w:r>
+        <w:t xml:space="preserve"> Python Development, Chat GPT, LLMs.</w:t>
       </w:r>
     </w:p>
     <w:sectPr>
@@ -669,6 +1499,5817 @@
       </w:pPr>
       <w:rPr>
         <w:rFonts w:ascii="Symbol" w:hAnsi="Symbol" w:hint="default"/>
+      </w:rPr>
+    </w:lvl>
+  </w:abstractNum>
+  <w:abstractNum w:abstractNumId="9" w15:restartNumberingAfterBreak="0">
+    <w:nsid w:val="03260A7F"/>
+    <w:multiLevelType w:val="multilevel"/>
+    <w:tmpl w:val="A9BE4CA0"/>
+    <w:lvl w:ilvl="0">
+      <w:start w:val="1"/>
+      <w:numFmt w:val="bullet"/>
+      <w:lvlText w:val=""/>
+      <w:lvlJc w:val="left"/>
+      <w:pPr>
+        <w:tabs>
+          <w:tab w:val="num" w:pos="720"/>
+        </w:tabs>
+        <w:ind w:left="720" w:hanging="360"/>
+      </w:pPr>
+      <w:rPr>
+        <w:rFonts w:ascii="Symbol" w:hAnsi="Symbol" w:hint="default"/>
+        <w:sz w:val="20"/>
+      </w:rPr>
+    </w:lvl>
+    <w:lvl w:ilvl="1" w:tentative="1">
+      <w:start w:val="1"/>
+      <w:numFmt w:val="bullet"/>
+      <w:lvlText w:val="o"/>
+      <w:lvlJc w:val="left"/>
+      <w:pPr>
+        <w:tabs>
+          <w:tab w:val="num" w:pos="1440"/>
+        </w:tabs>
+        <w:ind w:left="1440" w:hanging="360"/>
+      </w:pPr>
+      <w:rPr>
+        <w:rFonts w:ascii="Courier New" w:hAnsi="Courier New" w:hint="default"/>
+        <w:sz w:val="20"/>
+      </w:rPr>
+    </w:lvl>
+    <w:lvl w:ilvl="2" w:tentative="1">
+      <w:start w:val="1"/>
+      <w:numFmt w:val="bullet"/>
+      <w:lvlText w:val=""/>
+      <w:lvlJc w:val="left"/>
+      <w:pPr>
+        <w:tabs>
+          <w:tab w:val="num" w:pos="2160"/>
+        </w:tabs>
+        <w:ind w:left="2160" w:hanging="360"/>
+      </w:pPr>
+      <w:rPr>
+        <w:rFonts w:ascii="Wingdings" w:hAnsi="Wingdings" w:hint="default"/>
+        <w:sz w:val="20"/>
+      </w:rPr>
+    </w:lvl>
+    <w:lvl w:ilvl="3" w:tentative="1">
+      <w:start w:val="1"/>
+      <w:numFmt w:val="bullet"/>
+      <w:lvlText w:val=""/>
+      <w:lvlJc w:val="left"/>
+      <w:pPr>
+        <w:tabs>
+          <w:tab w:val="num" w:pos="2880"/>
+        </w:tabs>
+        <w:ind w:left="2880" w:hanging="360"/>
+      </w:pPr>
+      <w:rPr>
+        <w:rFonts w:ascii="Wingdings" w:hAnsi="Wingdings" w:hint="default"/>
+        <w:sz w:val="20"/>
+      </w:rPr>
+    </w:lvl>
+    <w:lvl w:ilvl="4" w:tentative="1">
+      <w:start w:val="1"/>
+      <w:numFmt w:val="bullet"/>
+      <w:lvlText w:val=""/>
+      <w:lvlJc w:val="left"/>
+      <w:pPr>
+        <w:tabs>
+          <w:tab w:val="num" w:pos="3600"/>
+        </w:tabs>
+        <w:ind w:left="3600" w:hanging="360"/>
+      </w:pPr>
+      <w:rPr>
+        <w:rFonts w:ascii="Wingdings" w:hAnsi="Wingdings" w:hint="default"/>
+        <w:sz w:val="20"/>
+      </w:rPr>
+    </w:lvl>
+    <w:lvl w:ilvl="5" w:tentative="1">
+      <w:start w:val="1"/>
+      <w:numFmt w:val="bullet"/>
+      <w:lvlText w:val=""/>
+      <w:lvlJc w:val="left"/>
+      <w:pPr>
+        <w:tabs>
+          <w:tab w:val="num" w:pos="4320"/>
+        </w:tabs>
+        <w:ind w:left="4320" w:hanging="360"/>
+      </w:pPr>
+      <w:rPr>
+        <w:rFonts w:ascii="Wingdings" w:hAnsi="Wingdings" w:hint="default"/>
+        <w:sz w:val="20"/>
+      </w:rPr>
+    </w:lvl>
+    <w:lvl w:ilvl="6" w:tentative="1">
+      <w:start w:val="1"/>
+      <w:numFmt w:val="bullet"/>
+      <w:lvlText w:val=""/>
+      <w:lvlJc w:val="left"/>
+      <w:pPr>
+        <w:tabs>
+          <w:tab w:val="num" w:pos="5040"/>
+        </w:tabs>
+        <w:ind w:left="5040" w:hanging="360"/>
+      </w:pPr>
+      <w:rPr>
+        <w:rFonts w:ascii="Wingdings" w:hAnsi="Wingdings" w:hint="default"/>
+        <w:sz w:val="20"/>
+      </w:rPr>
+    </w:lvl>
+    <w:lvl w:ilvl="7" w:tentative="1">
+      <w:start w:val="1"/>
+      <w:numFmt w:val="bullet"/>
+      <w:lvlText w:val=""/>
+      <w:lvlJc w:val="left"/>
+      <w:pPr>
+        <w:tabs>
+          <w:tab w:val="num" w:pos="5760"/>
+        </w:tabs>
+        <w:ind w:left="5760" w:hanging="360"/>
+      </w:pPr>
+      <w:rPr>
+        <w:rFonts w:ascii="Wingdings" w:hAnsi="Wingdings" w:hint="default"/>
+        <w:sz w:val="20"/>
+      </w:rPr>
+    </w:lvl>
+    <w:lvl w:ilvl="8" w:tentative="1">
+      <w:start w:val="1"/>
+      <w:numFmt w:val="bullet"/>
+      <w:lvlText w:val=""/>
+      <w:lvlJc w:val="left"/>
+      <w:pPr>
+        <w:tabs>
+          <w:tab w:val="num" w:pos="6480"/>
+        </w:tabs>
+        <w:ind w:left="6480" w:hanging="360"/>
+      </w:pPr>
+      <w:rPr>
+        <w:rFonts w:ascii="Wingdings" w:hAnsi="Wingdings" w:hint="default"/>
+        <w:sz w:val="20"/>
+      </w:rPr>
+    </w:lvl>
+  </w:abstractNum>
+  <w:abstractNum w:abstractNumId="10" w15:restartNumberingAfterBreak="0">
+    <w:nsid w:val="054010D9"/>
+    <w:multiLevelType w:val="multilevel"/>
+    <w:tmpl w:val="13CE4DAC"/>
+    <w:lvl w:ilvl="0">
+      <w:start w:val="1"/>
+      <w:numFmt w:val="bullet"/>
+      <w:lvlText w:val=""/>
+      <w:lvlJc w:val="left"/>
+      <w:pPr>
+        <w:tabs>
+          <w:tab w:val="num" w:pos="720"/>
+        </w:tabs>
+        <w:ind w:left="720" w:hanging="360"/>
+      </w:pPr>
+      <w:rPr>
+        <w:rFonts w:ascii="Symbol" w:hAnsi="Symbol" w:hint="default"/>
+        <w:sz w:val="20"/>
+      </w:rPr>
+    </w:lvl>
+    <w:lvl w:ilvl="1" w:tentative="1">
+      <w:start w:val="1"/>
+      <w:numFmt w:val="bullet"/>
+      <w:lvlText w:val="o"/>
+      <w:lvlJc w:val="left"/>
+      <w:pPr>
+        <w:tabs>
+          <w:tab w:val="num" w:pos="1440"/>
+        </w:tabs>
+        <w:ind w:left="1440" w:hanging="360"/>
+      </w:pPr>
+      <w:rPr>
+        <w:rFonts w:ascii="Courier New" w:hAnsi="Courier New" w:hint="default"/>
+        <w:sz w:val="20"/>
+      </w:rPr>
+    </w:lvl>
+    <w:lvl w:ilvl="2" w:tentative="1">
+      <w:start w:val="1"/>
+      <w:numFmt w:val="bullet"/>
+      <w:lvlText w:val=""/>
+      <w:lvlJc w:val="left"/>
+      <w:pPr>
+        <w:tabs>
+          <w:tab w:val="num" w:pos="2160"/>
+        </w:tabs>
+        <w:ind w:left="2160" w:hanging="360"/>
+      </w:pPr>
+      <w:rPr>
+        <w:rFonts w:ascii="Wingdings" w:hAnsi="Wingdings" w:hint="default"/>
+        <w:sz w:val="20"/>
+      </w:rPr>
+    </w:lvl>
+    <w:lvl w:ilvl="3" w:tentative="1">
+      <w:start w:val="1"/>
+      <w:numFmt w:val="bullet"/>
+      <w:lvlText w:val=""/>
+      <w:lvlJc w:val="left"/>
+      <w:pPr>
+        <w:tabs>
+          <w:tab w:val="num" w:pos="2880"/>
+        </w:tabs>
+        <w:ind w:left="2880" w:hanging="360"/>
+      </w:pPr>
+      <w:rPr>
+        <w:rFonts w:ascii="Wingdings" w:hAnsi="Wingdings" w:hint="default"/>
+        <w:sz w:val="20"/>
+      </w:rPr>
+    </w:lvl>
+    <w:lvl w:ilvl="4" w:tentative="1">
+      <w:start w:val="1"/>
+      <w:numFmt w:val="bullet"/>
+      <w:lvlText w:val=""/>
+      <w:lvlJc w:val="left"/>
+      <w:pPr>
+        <w:tabs>
+          <w:tab w:val="num" w:pos="3600"/>
+        </w:tabs>
+        <w:ind w:left="3600" w:hanging="360"/>
+      </w:pPr>
+      <w:rPr>
+        <w:rFonts w:ascii="Wingdings" w:hAnsi="Wingdings" w:hint="default"/>
+        <w:sz w:val="20"/>
+      </w:rPr>
+    </w:lvl>
+    <w:lvl w:ilvl="5" w:tentative="1">
+      <w:start w:val="1"/>
+      <w:numFmt w:val="bullet"/>
+      <w:lvlText w:val=""/>
+      <w:lvlJc w:val="left"/>
+      <w:pPr>
+        <w:tabs>
+          <w:tab w:val="num" w:pos="4320"/>
+        </w:tabs>
+        <w:ind w:left="4320" w:hanging="360"/>
+      </w:pPr>
+      <w:rPr>
+        <w:rFonts w:ascii="Wingdings" w:hAnsi="Wingdings" w:hint="default"/>
+        <w:sz w:val="20"/>
+      </w:rPr>
+    </w:lvl>
+    <w:lvl w:ilvl="6" w:tentative="1">
+      <w:start w:val="1"/>
+      <w:numFmt w:val="bullet"/>
+      <w:lvlText w:val=""/>
+      <w:lvlJc w:val="left"/>
+      <w:pPr>
+        <w:tabs>
+          <w:tab w:val="num" w:pos="5040"/>
+        </w:tabs>
+        <w:ind w:left="5040" w:hanging="360"/>
+      </w:pPr>
+      <w:rPr>
+        <w:rFonts w:ascii="Wingdings" w:hAnsi="Wingdings" w:hint="default"/>
+        <w:sz w:val="20"/>
+      </w:rPr>
+    </w:lvl>
+    <w:lvl w:ilvl="7" w:tentative="1">
+      <w:start w:val="1"/>
+      <w:numFmt w:val="bullet"/>
+      <w:lvlText w:val=""/>
+      <w:lvlJc w:val="left"/>
+      <w:pPr>
+        <w:tabs>
+          <w:tab w:val="num" w:pos="5760"/>
+        </w:tabs>
+        <w:ind w:left="5760" w:hanging="360"/>
+      </w:pPr>
+      <w:rPr>
+        <w:rFonts w:ascii="Wingdings" w:hAnsi="Wingdings" w:hint="default"/>
+        <w:sz w:val="20"/>
+      </w:rPr>
+    </w:lvl>
+    <w:lvl w:ilvl="8" w:tentative="1">
+      <w:start w:val="1"/>
+      <w:numFmt w:val="bullet"/>
+      <w:lvlText w:val=""/>
+      <w:lvlJc w:val="left"/>
+      <w:pPr>
+        <w:tabs>
+          <w:tab w:val="num" w:pos="6480"/>
+        </w:tabs>
+        <w:ind w:left="6480" w:hanging="360"/>
+      </w:pPr>
+      <w:rPr>
+        <w:rFonts w:ascii="Wingdings" w:hAnsi="Wingdings" w:hint="default"/>
+        <w:sz w:val="20"/>
+      </w:rPr>
+    </w:lvl>
+  </w:abstractNum>
+  <w:abstractNum w:abstractNumId="11" w15:restartNumberingAfterBreak="0">
+    <w:nsid w:val="05BD6240"/>
+    <w:multiLevelType w:val="multilevel"/>
+    <w:tmpl w:val="FF5894C8"/>
+    <w:lvl w:ilvl="0">
+      <w:start w:val="1"/>
+      <w:numFmt w:val="bullet"/>
+      <w:lvlText w:val=""/>
+      <w:lvlJc w:val="left"/>
+      <w:pPr>
+        <w:tabs>
+          <w:tab w:val="num" w:pos="720"/>
+        </w:tabs>
+        <w:ind w:left="720" w:hanging="360"/>
+      </w:pPr>
+      <w:rPr>
+        <w:rFonts w:ascii="Symbol" w:hAnsi="Symbol" w:hint="default"/>
+        <w:sz w:val="20"/>
+      </w:rPr>
+    </w:lvl>
+    <w:lvl w:ilvl="1" w:tentative="1">
+      <w:start w:val="1"/>
+      <w:numFmt w:val="bullet"/>
+      <w:lvlText w:val="o"/>
+      <w:lvlJc w:val="left"/>
+      <w:pPr>
+        <w:tabs>
+          <w:tab w:val="num" w:pos="1440"/>
+        </w:tabs>
+        <w:ind w:left="1440" w:hanging="360"/>
+      </w:pPr>
+      <w:rPr>
+        <w:rFonts w:ascii="Courier New" w:hAnsi="Courier New" w:hint="default"/>
+        <w:sz w:val="20"/>
+      </w:rPr>
+    </w:lvl>
+    <w:lvl w:ilvl="2" w:tentative="1">
+      <w:start w:val="1"/>
+      <w:numFmt w:val="bullet"/>
+      <w:lvlText w:val=""/>
+      <w:lvlJc w:val="left"/>
+      <w:pPr>
+        <w:tabs>
+          <w:tab w:val="num" w:pos="2160"/>
+        </w:tabs>
+        <w:ind w:left="2160" w:hanging="360"/>
+      </w:pPr>
+      <w:rPr>
+        <w:rFonts w:ascii="Wingdings" w:hAnsi="Wingdings" w:hint="default"/>
+        <w:sz w:val="20"/>
+      </w:rPr>
+    </w:lvl>
+    <w:lvl w:ilvl="3" w:tentative="1">
+      <w:start w:val="1"/>
+      <w:numFmt w:val="bullet"/>
+      <w:lvlText w:val=""/>
+      <w:lvlJc w:val="left"/>
+      <w:pPr>
+        <w:tabs>
+          <w:tab w:val="num" w:pos="2880"/>
+        </w:tabs>
+        <w:ind w:left="2880" w:hanging="360"/>
+      </w:pPr>
+      <w:rPr>
+        <w:rFonts w:ascii="Wingdings" w:hAnsi="Wingdings" w:hint="default"/>
+        <w:sz w:val="20"/>
+      </w:rPr>
+    </w:lvl>
+    <w:lvl w:ilvl="4" w:tentative="1">
+      <w:start w:val="1"/>
+      <w:numFmt w:val="bullet"/>
+      <w:lvlText w:val=""/>
+      <w:lvlJc w:val="left"/>
+      <w:pPr>
+        <w:tabs>
+          <w:tab w:val="num" w:pos="3600"/>
+        </w:tabs>
+        <w:ind w:left="3600" w:hanging="360"/>
+      </w:pPr>
+      <w:rPr>
+        <w:rFonts w:ascii="Wingdings" w:hAnsi="Wingdings" w:hint="default"/>
+        <w:sz w:val="20"/>
+      </w:rPr>
+    </w:lvl>
+    <w:lvl w:ilvl="5" w:tentative="1">
+      <w:start w:val="1"/>
+      <w:numFmt w:val="bullet"/>
+      <w:lvlText w:val=""/>
+      <w:lvlJc w:val="left"/>
+      <w:pPr>
+        <w:tabs>
+          <w:tab w:val="num" w:pos="4320"/>
+        </w:tabs>
+        <w:ind w:left="4320" w:hanging="360"/>
+      </w:pPr>
+      <w:rPr>
+        <w:rFonts w:ascii="Wingdings" w:hAnsi="Wingdings" w:hint="default"/>
+        <w:sz w:val="20"/>
+      </w:rPr>
+    </w:lvl>
+    <w:lvl w:ilvl="6" w:tentative="1">
+      <w:start w:val="1"/>
+      <w:numFmt w:val="bullet"/>
+      <w:lvlText w:val=""/>
+      <w:lvlJc w:val="left"/>
+      <w:pPr>
+        <w:tabs>
+          <w:tab w:val="num" w:pos="5040"/>
+        </w:tabs>
+        <w:ind w:left="5040" w:hanging="360"/>
+      </w:pPr>
+      <w:rPr>
+        <w:rFonts w:ascii="Wingdings" w:hAnsi="Wingdings" w:hint="default"/>
+        <w:sz w:val="20"/>
+      </w:rPr>
+    </w:lvl>
+    <w:lvl w:ilvl="7" w:tentative="1">
+      <w:start w:val="1"/>
+      <w:numFmt w:val="bullet"/>
+      <w:lvlText w:val=""/>
+      <w:lvlJc w:val="left"/>
+      <w:pPr>
+        <w:tabs>
+          <w:tab w:val="num" w:pos="5760"/>
+        </w:tabs>
+        <w:ind w:left="5760" w:hanging="360"/>
+      </w:pPr>
+      <w:rPr>
+        <w:rFonts w:ascii="Wingdings" w:hAnsi="Wingdings" w:hint="default"/>
+        <w:sz w:val="20"/>
+      </w:rPr>
+    </w:lvl>
+    <w:lvl w:ilvl="8" w:tentative="1">
+      <w:start w:val="1"/>
+      <w:numFmt w:val="bullet"/>
+      <w:lvlText w:val=""/>
+      <w:lvlJc w:val="left"/>
+      <w:pPr>
+        <w:tabs>
+          <w:tab w:val="num" w:pos="6480"/>
+        </w:tabs>
+        <w:ind w:left="6480" w:hanging="360"/>
+      </w:pPr>
+      <w:rPr>
+        <w:rFonts w:ascii="Wingdings" w:hAnsi="Wingdings" w:hint="default"/>
+        <w:sz w:val="20"/>
+      </w:rPr>
+    </w:lvl>
+  </w:abstractNum>
+  <w:abstractNum w:abstractNumId="12" w15:restartNumberingAfterBreak="0">
+    <w:nsid w:val="08805381"/>
+    <w:multiLevelType w:val="multilevel"/>
+    <w:tmpl w:val="9A6E0936"/>
+    <w:lvl w:ilvl="0">
+      <w:start w:val="1"/>
+      <w:numFmt w:val="bullet"/>
+      <w:lvlText w:val=""/>
+      <w:lvlJc w:val="left"/>
+      <w:pPr>
+        <w:tabs>
+          <w:tab w:val="num" w:pos="720"/>
+        </w:tabs>
+        <w:ind w:left="720" w:hanging="360"/>
+      </w:pPr>
+      <w:rPr>
+        <w:rFonts w:ascii="Symbol" w:hAnsi="Symbol" w:hint="default"/>
+        <w:sz w:val="20"/>
+      </w:rPr>
+    </w:lvl>
+    <w:lvl w:ilvl="1" w:tentative="1">
+      <w:start w:val="1"/>
+      <w:numFmt w:val="bullet"/>
+      <w:lvlText w:val="o"/>
+      <w:lvlJc w:val="left"/>
+      <w:pPr>
+        <w:tabs>
+          <w:tab w:val="num" w:pos="1440"/>
+        </w:tabs>
+        <w:ind w:left="1440" w:hanging="360"/>
+      </w:pPr>
+      <w:rPr>
+        <w:rFonts w:ascii="Courier New" w:hAnsi="Courier New" w:hint="default"/>
+        <w:sz w:val="20"/>
+      </w:rPr>
+    </w:lvl>
+    <w:lvl w:ilvl="2" w:tentative="1">
+      <w:start w:val="1"/>
+      <w:numFmt w:val="bullet"/>
+      <w:lvlText w:val=""/>
+      <w:lvlJc w:val="left"/>
+      <w:pPr>
+        <w:tabs>
+          <w:tab w:val="num" w:pos="2160"/>
+        </w:tabs>
+        <w:ind w:left="2160" w:hanging="360"/>
+      </w:pPr>
+      <w:rPr>
+        <w:rFonts w:ascii="Wingdings" w:hAnsi="Wingdings" w:hint="default"/>
+        <w:sz w:val="20"/>
+      </w:rPr>
+    </w:lvl>
+    <w:lvl w:ilvl="3" w:tentative="1">
+      <w:start w:val="1"/>
+      <w:numFmt w:val="bullet"/>
+      <w:lvlText w:val=""/>
+      <w:lvlJc w:val="left"/>
+      <w:pPr>
+        <w:tabs>
+          <w:tab w:val="num" w:pos="2880"/>
+        </w:tabs>
+        <w:ind w:left="2880" w:hanging="360"/>
+      </w:pPr>
+      <w:rPr>
+        <w:rFonts w:ascii="Wingdings" w:hAnsi="Wingdings" w:hint="default"/>
+        <w:sz w:val="20"/>
+      </w:rPr>
+    </w:lvl>
+    <w:lvl w:ilvl="4" w:tentative="1">
+      <w:start w:val="1"/>
+      <w:numFmt w:val="bullet"/>
+      <w:lvlText w:val=""/>
+      <w:lvlJc w:val="left"/>
+      <w:pPr>
+        <w:tabs>
+          <w:tab w:val="num" w:pos="3600"/>
+        </w:tabs>
+        <w:ind w:left="3600" w:hanging="360"/>
+      </w:pPr>
+      <w:rPr>
+        <w:rFonts w:ascii="Wingdings" w:hAnsi="Wingdings" w:hint="default"/>
+        <w:sz w:val="20"/>
+      </w:rPr>
+    </w:lvl>
+    <w:lvl w:ilvl="5" w:tentative="1">
+      <w:start w:val="1"/>
+      <w:numFmt w:val="bullet"/>
+      <w:lvlText w:val=""/>
+      <w:lvlJc w:val="left"/>
+      <w:pPr>
+        <w:tabs>
+          <w:tab w:val="num" w:pos="4320"/>
+        </w:tabs>
+        <w:ind w:left="4320" w:hanging="360"/>
+      </w:pPr>
+      <w:rPr>
+        <w:rFonts w:ascii="Wingdings" w:hAnsi="Wingdings" w:hint="default"/>
+        <w:sz w:val="20"/>
+      </w:rPr>
+    </w:lvl>
+    <w:lvl w:ilvl="6" w:tentative="1">
+      <w:start w:val="1"/>
+      <w:numFmt w:val="bullet"/>
+      <w:lvlText w:val=""/>
+      <w:lvlJc w:val="left"/>
+      <w:pPr>
+        <w:tabs>
+          <w:tab w:val="num" w:pos="5040"/>
+        </w:tabs>
+        <w:ind w:left="5040" w:hanging="360"/>
+      </w:pPr>
+      <w:rPr>
+        <w:rFonts w:ascii="Wingdings" w:hAnsi="Wingdings" w:hint="default"/>
+        <w:sz w:val="20"/>
+      </w:rPr>
+    </w:lvl>
+    <w:lvl w:ilvl="7" w:tentative="1">
+      <w:start w:val="1"/>
+      <w:numFmt w:val="bullet"/>
+      <w:lvlText w:val=""/>
+      <w:lvlJc w:val="left"/>
+      <w:pPr>
+        <w:tabs>
+          <w:tab w:val="num" w:pos="5760"/>
+        </w:tabs>
+        <w:ind w:left="5760" w:hanging="360"/>
+      </w:pPr>
+      <w:rPr>
+        <w:rFonts w:ascii="Wingdings" w:hAnsi="Wingdings" w:hint="default"/>
+        <w:sz w:val="20"/>
+      </w:rPr>
+    </w:lvl>
+    <w:lvl w:ilvl="8" w:tentative="1">
+      <w:start w:val="1"/>
+      <w:numFmt w:val="bullet"/>
+      <w:lvlText w:val=""/>
+      <w:lvlJc w:val="left"/>
+      <w:pPr>
+        <w:tabs>
+          <w:tab w:val="num" w:pos="6480"/>
+        </w:tabs>
+        <w:ind w:left="6480" w:hanging="360"/>
+      </w:pPr>
+      <w:rPr>
+        <w:rFonts w:ascii="Wingdings" w:hAnsi="Wingdings" w:hint="default"/>
+        <w:sz w:val="20"/>
+      </w:rPr>
+    </w:lvl>
+  </w:abstractNum>
+  <w:abstractNum w:abstractNumId="13" w15:restartNumberingAfterBreak="0">
+    <w:nsid w:val="0A2E2E0A"/>
+    <w:multiLevelType w:val="multilevel"/>
+    <w:tmpl w:val="E2F21726"/>
+    <w:lvl w:ilvl="0">
+      <w:start w:val="1"/>
+      <w:numFmt w:val="bullet"/>
+      <w:lvlText w:val=""/>
+      <w:lvlJc w:val="left"/>
+      <w:pPr>
+        <w:tabs>
+          <w:tab w:val="num" w:pos="720"/>
+        </w:tabs>
+        <w:ind w:left="720" w:hanging="360"/>
+      </w:pPr>
+      <w:rPr>
+        <w:rFonts w:ascii="Symbol" w:hAnsi="Symbol" w:hint="default"/>
+        <w:sz w:val="20"/>
+      </w:rPr>
+    </w:lvl>
+    <w:lvl w:ilvl="1" w:tentative="1">
+      <w:start w:val="1"/>
+      <w:numFmt w:val="bullet"/>
+      <w:lvlText w:val="o"/>
+      <w:lvlJc w:val="left"/>
+      <w:pPr>
+        <w:tabs>
+          <w:tab w:val="num" w:pos="1440"/>
+        </w:tabs>
+        <w:ind w:left="1440" w:hanging="360"/>
+      </w:pPr>
+      <w:rPr>
+        <w:rFonts w:ascii="Courier New" w:hAnsi="Courier New" w:hint="default"/>
+        <w:sz w:val="20"/>
+      </w:rPr>
+    </w:lvl>
+    <w:lvl w:ilvl="2" w:tentative="1">
+      <w:start w:val="1"/>
+      <w:numFmt w:val="bullet"/>
+      <w:lvlText w:val=""/>
+      <w:lvlJc w:val="left"/>
+      <w:pPr>
+        <w:tabs>
+          <w:tab w:val="num" w:pos="2160"/>
+        </w:tabs>
+        <w:ind w:left="2160" w:hanging="360"/>
+      </w:pPr>
+      <w:rPr>
+        <w:rFonts w:ascii="Wingdings" w:hAnsi="Wingdings" w:hint="default"/>
+        <w:sz w:val="20"/>
+      </w:rPr>
+    </w:lvl>
+    <w:lvl w:ilvl="3" w:tentative="1">
+      <w:start w:val="1"/>
+      <w:numFmt w:val="bullet"/>
+      <w:lvlText w:val=""/>
+      <w:lvlJc w:val="left"/>
+      <w:pPr>
+        <w:tabs>
+          <w:tab w:val="num" w:pos="2880"/>
+        </w:tabs>
+        <w:ind w:left="2880" w:hanging="360"/>
+      </w:pPr>
+      <w:rPr>
+        <w:rFonts w:ascii="Wingdings" w:hAnsi="Wingdings" w:hint="default"/>
+        <w:sz w:val="20"/>
+      </w:rPr>
+    </w:lvl>
+    <w:lvl w:ilvl="4" w:tentative="1">
+      <w:start w:val="1"/>
+      <w:numFmt w:val="bullet"/>
+      <w:lvlText w:val=""/>
+      <w:lvlJc w:val="left"/>
+      <w:pPr>
+        <w:tabs>
+          <w:tab w:val="num" w:pos="3600"/>
+        </w:tabs>
+        <w:ind w:left="3600" w:hanging="360"/>
+      </w:pPr>
+      <w:rPr>
+        <w:rFonts w:ascii="Wingdings" w:hAnsi="Wingdings" w:hint="default"/>
+        <w:sz w:val="20"/>
+      </w:rPr>
+    </w:lvl>
+    <w:lvl w:ilvl="5" w:tentative="1">
+      <w:start w:val="1"/>
+      <w:numFmt w:val="bullet"/>
+      <w:lvlText w:val=""/>
+      <w:lvlJc w:val="left"/>
+      <w:pPr>
+        <w:tabs>
+          <w:tab w:val="num" w:pos="4320"/>
+        </w:tabs>
+        <w:ind w:left="4320" w:hanging="360"/>
+      </w:pPr>
+      <w:rPr>
+        <w:rFonts w:ascii="Wingdings" w:hAnsi="Wingdings" w:hint="default"/>
+        <w:sz w:val="20"/>
+      </w:rPr>
+    </w:lvl>
+    <w:lvl w:ilvl="6" w:tentative="1">
+      <w:start w:val="1"/>
+      <w:numFmt w:val="bullet"/>
+      <w:lvlText w:val=""/>
+      <w:lvlJc w:val="left"/>
+      <w:pPr>
+        <w:tabs>
+          <w:tab w:val="num" w:pos="5040"/>
+        </w:tabs>
+        <w:ind w:left="5040" w:hanging="360"/>
+      </w:pPr>
+      <w:rPr>
+        <w:rFonts w:ascii="Wingdings" w:hAnsi="Wingdings" w:hint="default"/>
+        <w:sz w:val="20"/>
+      </w:rPr>
+    </w:lvl>
+    <w:lvl w:ilvl="7" w:tentative="1">
+      <w:start w:val="1"/>
+      <w:numFmt w:val="bullet"/>
+      <w:lvlText w:val=""/>
+      <w:lvlJc w:val="left"/>
+      <w:pPr>
+        <w:tabs>
+          <w:tab w:val="num" w:pos="5760"/>
+        </w:tabs>
+        <w:ind w:left="5760" w:hanging="360"/>
+      </w:pPr>
+      <w:rPr>
+        <w:rFonts w:ascii="Wingdings" w:hAnsi="Wingdings" w:hint="default"/>
+        <w:sz w:val="20"/>
+      </w:rPr>
+    </w:lvl>
+    <w:lvl w:ilvl="8" w:tentative="1">
+      <w:start w:val="1"/>
+      <w:numFmt w:val="bullet"/>
+      <w:lvlText w:val=""/>
+      <w:lvlJc w:val="left"/>
+      <w:pPr>
+        <w:tabs>
+          <w:tab w:val="num" w:pos="6480"/>
+        </w:tabs>
+        <w:ind w:left="6480" w:hanging="360"/>
+      </w:pPr>
+      <w:rPr>
+        <w:rFonts w:ascii="Wingdings" w:hAnsi="Wingdings" w:hint="default"/>
+        <w:sz w:val="20"/>
+      </w:rPr>
+    </w:lvl>
+  </w:abstractNum>
+  <w:abstractNum w:abstractNumId="14" w15:restartNumberingAfterBreak="0">
+    <w:nsid w:val="11C85BD8"/>
+    <w:multiLevelType w:val="multilevel"/>
+    <w:tmpl w:val="4D60D654"/>
+    <w:lvl w:ilvl="0">
+      <w:start w:val="1"/>
+      <w:numFmt w:val="bullet"/>
+      <w:lvlText w:val=""/>
+      <w:lvlJc w:val="left"/>
+      <w:pPr>
+        <w:tabs>
+          <w:tab w:val="num" w:pos="720"/>
+        </w:tabs>
+        <w:ind w:left="720" w:hanging="360"/>
+      </w:pPr>
+      <w:rPr>
+        <w:rFonts w:ascii="Symbol" w:hAnsi="Symbol" w:hint="default"/>
+        <w:sz w:val="20"/>
+      </w:rPr>
+    </w:lvl>
+    <w:lvl w:ilvl="1" w:tentative="1">
+      <w:start w:val="1"/>
+      <w:numFmt w:val="bullet"/>
+      <w:lvlText w:val="o"/>
+      <w:lvlJc w:val="left"/>
+      <w:pPr>
+        <w:tabs>
+          <w:tab w:val="num" w:pos="1440"/>
+        </w:tabs>
+        <w:ind w:left="1440" w:hanging="360"/>
+      </w:pPr>
+      <w:rPr>
+        <w:rFonts w:ascii="Courier New" w:hAnsi="Courier New" w:hint="default"/>
+        <w:sz w:val="20"/>
+      </w:rPr>
+    </w:lvl>
+    <w:lvl w:ilvl="2" w:tentative="1">
+      <w:start w:val="1"/>
+      <w:numFmt w:val="bullet"/>
+      <w:lvlText w:val=""/>
+      <w:lvlJc w:val="left"/>
+      <w:pPr>
+        <w:tabs>
+          <w:tab w:val="num" w:pos="2160"/>
+        </w:tabs>
+        <w:ind w:left="2160" w:hanging="360"/>
+      </w:pPr>
+      <w:rPr>
+        <w:rFonts w:ascii="Wingdings" w:hAnsi="Wingdings" w:hint="default"/>
+        <w:sz w:val="20"/>
+      </w:rPr>
+    </w:lvl>
+    <w:lvl w:ilvl="3" w:tentative="1">
+      <w:start w:val="1"/>
+      <w:numFmt w:val="bullet"/>
+      <w:lvlText w:val=""/>
+      <w:lvlJc w:val="left"/>
+      <w:pPr>
+        <w:tabs>
+          <w:tab w:val="num" w:pos="2880"/>
+        </w:tabs>
+        <w:ind w:left="2880" w:hanging="360"/>
+      </w:pPr>
+      <w:rPr>
+        <w:rFonts w:ascii="Wingdings" w:hAnsi="Wingdings" w:hint="default"/>
+        <w:sz w:val="20"/>
+      </w:rPr>
+    </w:lvl>
+    <w:lvl w:ilvl="4" w:tentative="1">
+      <w:start w:val="1"/>
+      <w:numFmt w:val="bullet"/>
+      <w:lvlText w:val=""/>
+      <w:lvlJc w:val="left"/>
+      <w:pPr>
+        <w:tabs>
+          <w:tab w:val="num" w:pos="3600"/>
+        </w:tabs>
+        <w:ind w:left="3600" w:hanging="360"/>
+      </w:pPr>
+      <w:rPr>
+        <w:rFonts w:ascii="Wingdings" w:hAnsi="Wingdings" w:hint="default"/>
+        <w:sz w:val="20"/>
+      </w:rPr>
+    </w:lvl>
+    <w:lvl w:ilvl="5" w:tentative="1">
+      <w:start w:val="1"/>
+      <w:numFmt w:val="bullet"/>
+      <w:lvlText w:val=""/>
+      <w:lvlJc w:val="left"/>
+      <w:pPr>
+        <w:tabs>
+          <w:tab w:val="num" w:pos="4320"/>
+        </w:tabs>
+        <w:ind w:left="4320" w:hanging="360"/>
+      </w:pPr>
+      <w:rPr>
+        <w:rFonts w:ascii="Wingdings" w:hAnsi="Wingdings" w:hint="default"/>
+        <w:sz w:val="20"/>
+      </w:rPr>
+    </w:lvl>
+    <w:lvl w:ilvl="6" w:tentative="1">
+      <w:start w:val="1"/>
+      <w:numFmt w:val="bullet"/>
+      <w:lvlText w:val=""/>
+      <w:lvlJc w:val="left"/>
+      <w:pPr>
+        <w:tabs>
+          <w:tab w:val="num" w:pos="5040"/>
+        </w:tabs>
+        <w:ind w:left="5040" w:hanging="360"/>
+      </w:pPr>
+      <w:rPr>
+        <w:rFonts w:ascii="Wingdings" w:hAnsi="Wingdings" w:hint="default"/>
+        <w:sz w:val="20"/>
+      </w:rPr>
+    </w:lvl>
+    <w:lvl w:ilvl="7" w:tentative="1">
+      <w:start w:val="1"/>
+      <w:numFmt w:val="bullet"/>
+      <w:lvlText w:val=""/>
+      <w:lvlJc w:val="left"/>
+      <w:pPr>
+        <w:tabs>
+          <w:tab w:val="num" w:pos="5760"/>
+        </w:tabs>
+        <w:ind w:left="5760" w:hanging="360"/>
+      </w:pPr>
+      <w:rPr>
+        <w:rFonts w:ascii="Wingdings" w:hAnsi="Wingdings" w:hint="default"/>
+        <w:sz w:val="20"/>
+      </w:rPr>
+    </w:lvl>
+    <w:lvl w:ilvl="8" w:tentative="1">
+      <w:start w:val="1"/>
+      <w:numFmt w:val="bullet"/>
+      <w:lvlText w:val=""/>
+      <w:lvlJc w:val="left"/>
+      <w:pPr>
+        <w:tabs>
+          <w:tab w:val="num" w:pos="6480"/>
+        </w:tabs>
+        <w:ind w:left="6480" w:hanging="360"/>
+      </w:pPr>
+      <w:rPr>
+        <w:rFonts w:ascii="Wingdings" w:hAnsi="Wingdings" w:hint="default"/>
+        <w:sz w:val="20"/>
+      </w:rPr>
+    </w:lvl>
+  </w:abstractNum>
+  <w:abstractNum w:abstractNumId="15" w15:restartNumberingAfterBreak="0">
+    <w:nsid w:val="12B60D9B"/>
+    <w:multiLevelType w:val="multilevel"/>
+    <w:tmpl w:val="253A7886"/>
+    <w:lvl w:ilvl="0">
+      <w:start w:val="1"/>
+      <w:numFmt w:val="bullet"/>
+      <w:lvlText w:val=""/>
+      <w:lvlJc w:val="left"/>
+      <w:pPr>
+        <w:tabs>
+          <w:tab w:val="num" w:pos="720"/>
+        </w:tabs>
+        <w:ind w:left="720" w:hanging="360"/>
+      </w:pPr>
+      <w:rPr>
+        <w:rFonts w:ascii="Symbol" w:hAnsi="Symbol" w:hint="default"/>
+        <w:sz w:val="20"/>
+      </w:rPr>
+    </w:lvl>
+    <w:lvl w:ilvl="1" w:tentative="1">
+      <w:start w:val="1"/>
+      <w:numFmt w:val="bullet"/>
+      <w:lvlText w:val="o"/>
+      <w:lvlJc w:val="left"/>
+      <w:pPr>
+        <w:tabs>
+          <w:tab w:val="num" w:pos="1440"/>
+        </w:tabs>
+        <w:ind w:left="1440" w:hanging="360"/>
+      </w:pPr>
+      <w:rPr>
+        <w:rFonts w:ascii="Courier New" w:hAnsi="Courier New" w:hint="default"/>
+        <w:sz w:val="20"/>
+      </w:rPr>
+    </w:lvl>
+    <w:lvl w:ilvl="2" w:tentative="1">
+      <w:start w:val="1"/>
+      <w:numFmt w:val="bullet"/>
+      <w:lvlText w:val=""/>
+      <w:lvlJc w:val="left"/>
+      <w:pPr>
+        <w:tabs>
+          <w:tab w:val="num" w:pos="2160"/>
+        </w:tabs>
+        <w:ind w:left="2160" w:hanging="360"/>
+      </w:pPr>
+      <w:rPr>
+        <w:rFonts w:ascii="Wingdings" w:hAnsi="Wingdings" w:hint="default"/>
+        <w:sz w:val="20"/>
+      </w:rPr>
+    </w:lvl>
+    <w:lvl w:ilvl="3" w:tentative="1">
+      <w:start w:val="1"/>
+      <w:numFmt w:val="bullet"/>
+      <w:lvlText w:val=""/>
+      <w:lvlJc w:val="left"/>
+      <w:pPr>
+        <w:tabs>
+          <w:tab w:val="num" w:pos="2880"/>
+        </w:tabs>
+        <w:ind w:left="2880" w:hanging="360"/>
+      </w:pPr>
+      <w:rPr>
+        <w:rFonts w:ascii="Wingdings" w:hAnsi="Wingdings" w:hint="default"/>
+        <w:sz w:val="20"/>
+      </w:rPr>
+    </w:lvl>
+    <w:lvl w:ilvl="4" w:tentative="1">
+      <w:start w:val="1"/>
+      <w:numFmt w:val="bullet"/>
+      <w:lvlText w:val=""/>
+      <w:lvlJc w:val="left"/>
+      <w:pPr>
+        <w:tabs>
+          <w:tab w:val="num" w:pos="3600"/>
+        </w:tabs>
+        <w:ind w:left="3600" w:hanging="360"/>
+      </w:pPr>
+      <w:rPr>
+        <w:rFonts w:ascii="Wingdings" w:hAnsi="Wingdings" w:hint="default"/>
+        <w:sz w:val="20"/>
+      </w:rPr>
+    </w:lvl>
+    <w:lvl w:ilvl="5" w:tentative="1">
+      <w:start w:val="1"/>
+      <w:numFmt w:val="bullet"/>
+      <w:lvlText w:val=""/>
+      <w:lvlJc w:val="left"/>
+      <w:pPr>
+        <w:tabs>
+          <w:tab w:val="num" w:pos="4320"/>
+        </w:tabs>
+        <w:ind w:left="4320" w:hanging="360"/>
+      </w:pPr>
+      <w:rPr>
+        <w:rFonts w:ascii="Wingdings" w:hAnsi="Wingdings" w:hint="default"/>
+        <w:sz w:val="20"/>
+      </w:rPr>
+    </w:lvl>
+    <w:lvl w:ilvl="6" w:tentative="1">
+      <w:start w:val="1"/>
+      <w:numFmt w:val="bullet"/>
+      <w:lvlText w:val=""/>
+      <w:lvlJc w:val="left"/>
+      <w:pPr>
+        <w:tabs>
+          <w:tab w:val="num" w:pos="5040"/>
+        </w:tabs>
+        <w:ind w:left="5040" w:hanging="360"/>
+      </w:pPr>
+      <w:rPr>
+        <w:rFonts w:ascii="Wingdings" w:hAnsi="Wingdings" w:hint="default"/>
+        <w:sz w:val="20"/>
+      </w:rPr>
+    </w:lvl>
+    <w:lvl w:ilvl="7" w:tentative="1">
+      <w:start w:val="1"/>
+      <w:numFmt w:val="bullet"/>
+      <w:lvlText w:val=""/>
+      <w:lvlJc w:val="left"/>
+      <w:pPr>
+        <w:tabs>
+          <w:tab w:val="num" w:pos="5760"/>
+        </w:tabs>
+        <w:ind w:left="5760" w:hanging="360"/>
+      </w:pPr>
+      <w:rPr>
+        <w:rFonts w:ascii="Wingdings" w:hAnsi="Wingdings" w:hint="default"/>
+        <w:sz w:val="20"/>
+      </w:rPr>
+    </w:lvl>
+    <w:lvl w:ilvl="8" w:tentative="1">
+      <w:start w:val="1"/>
+      <w:numFmt w:val="bullet"/>
+      <w:lvlText w:val=""/>
+      <w:lvlJc w:val="left"/>
+      <w:pPr>
+        <w:tabs>
+          <w:tab w:val="num" w:pos="6480"/>
+        </w:tabs>
+        <w:ind w:left="6480" w:hanging="360"/>
+      </w:pPr>
+      <w:rPr>
+        <w:rFonts w:ascii="Wingdings" w:hAnsi="Wingdings" w:hint="default"/>
+        <w:sz w:val="20"/>
+      </w:rPr>
+    </w:lvl>
+  </w:abstractNum>
+  <w:abstractNum w:abstractNumId="16" w15:restartNumberingAfterBreak="0">
+    <w:nsid w:val="13AD7778"/>
+    <w:multiLevelType w:val="multilevel"/>
+    <w:tmpl w:val="0CD23CA6"/>
+    <w:lvl w:ilvl="0">
+      <w:start w:val="1"/>
+      <w:numFmt w:val="bullet"/>
+      <w:lvlText w:val=""/>
+      <w:lvlJc w:val="left"/>
+      <w:pPr>
+        <w:tabs>
+          <w:tab w:val="num" w:pos="720"/>
+        </w:tabs>
+        <w:ind w:left="720" w:hanging="360"/>
+      </w:pPr>
+      <w:rPr>
+        <w:rFonts w:ascii="Symbol" w:hAnsi="Symbol" w:hint="default"/>
+        <w:sz w:val="20"/>
+      </w:rPr>
+    </w:lvl>
+    <w:lvl w:ilvl="1" w:tentative="1">
+      <w:start w:val="1"/>
+      <w:numFmt w:val="bullet"/>
+      <w:lvlText w:val="o"/>
+      <w:lvlJc w:val="left"/>
+      <w:pPr>
+        <w:tabs>
+          <w:tab w:val="num" w:pos="1440"/>
+        </w:tabs>
+        <w:ind w:left="1440" w:hanging="360"/>
+      </w:pPr>
+      <w:rPr>
+        <w:rFonts w:ascii="Courier New" w:hAnsi="Courier New" w:hint="default"/>
+        <w:sz w:val="20"/>
+      </w:rPr>
+    </w:lvl>
+    <w:lvl w:ilvl="2" w:tentative="1">
+      <w:start w:val="1"/>
+      <w:numFmt w:val="bullet"/>
+      <w:lvlText w:val=""/>
+      <w:lvlJc w:val="left"/>
+      <w:pPr>
+        <w:tabs>
+          <w:tab w:val="num" w:pos="2160"/>
+        </w:tabs>
+        <w:ind w:left="2160" w:hanging="360"/>
+      </w:pPr>
+      <w:rPr>
+        <w:rFonts w:ascii="Wingdings" w:hAnsi="Wingdings" w:hint="default"/>
+        <w:sz w:val="20"/>
+      </w:rPr>
+    </w:lvl>
+    <w:lvl w:ilvl="3" w:tentative="1">
+      <w:start w:val="1"/>
+      <w:numFmt w:val="bullet"/>
+      <w:lvlText w:val=""/>
+      <w:lvlJc w:val="left"/>
+      <w:pPr>
+        <w:tabs>
+          <w:tab w:val="num" w:pos="2880"/>
+        </w:tabs>
+        <w:ind w:left="2880" w:hanging="360"/>
+      </w:pPr>
+      <w:rPr>
+        <w:rFonts w:ascii="Wingdings" w:hAnsi="Wingdings" w:hint="default"/>
+        <w:sz w:val="20"/>
+      </w:rPr>
+    </w:lvl>
+    <w:lvl w:ilvl="4" w:tentative="1">
+      <w:start w:val="1"/>
+      <w:numFmt w:val="bullet"/>
+      <w:lvlText w:val=""/>
+      <w:lvlJc w:val="left"/>
+      <w:pPr>
+        <w:tabs>
+          <w:tab w:val="num" w:pos="3600"/>
+        </w:tabs>
+        <w:ind w:left="3600" w:hanging="360"/>
+      </w:pPr>
+      <w:rPr>
+        <w:rFonts w:ascii="Wingdings" w:hAnsi="Wingdings" w:hint="default"/>
+        <w:sz w:val="20"/>
+      </w:rPr>
+    </w:lvl>
+    <w:lvl w:ilvl="5" w:tentative="1">
+      <w:start w:val="1"/>
+      <w:numFmt w:val="bullet"/>
+      <w:lvlText w:val=""/>
+      <w:lvlJc w:val="left"/>
+      <w:pPr>
+        <w:tabs>
+          <w:tab w:val="num" w:pos="4320"/>
+        </w:tabs>
+        <w:ind w:left="4320" w:hanging="360"/>
+      </w:pPr>
+      <w:rPr>
+        <w:rFonts w:ascii="Wingdings" w:hAnsi="Wingdings" w:hint="default"/>
+        <w:sz w:val="20"/>
+      </w:rPr>
+    </w:lvl>
+    <w:lvl w:ilvl="6" w:tentative="1">
+      <w:start w:val="1"/>
+      <w:numFmt w:val="bullet"/>
+      <w:lvlText w:val=""/>
+      <w:lvlJc w:val="left"/>
+      <w:pPr>
+        <w:tabs>
+          <w:tab w:val="num" w:pos="5040"/>
+        </w:tabs>
+        <w:ind w:left="5040" w:hanging="360"/>
+      </w:pPr>
+      <w:rPr>
+        <w:rFonts w:ascii="Wingdings" w:hAnsi="Wingdings" w:hint="default"/>
+        <w:sz w:val="20"/>
+      </w:rPr>
+    </w:lvl>
+    <w:lvl w:ilvl="7" w:tentative="1">
+      <w:start w:val="1"/>
+      <w:numFmt w:val="bullet"/>
+      <w:lvlText w:val=""/>
+      <w:lvlJc w:val="left"/>
+      <w:pPr>
+        <w:tabs>
+          <w:tab w:val="num" w:pos="5760"/>
+        </w:tabs>
+        <w:ind w:left="5760" w:hanging="360"/>
+      </w:pPr>
+      <w:rPr>
+        <w:rFonts w:ascii="Wingdings" w:hAnsi="Wingdings" w:hint="default"/>
+        <w:sz w:val="20"/>
+      </w:rPr>
+    </w:lvl>
+    <w:lvl w:ilvl="8" w:tentative="1">
+      <w:start w:val="1"/>
+      <w:numFmt w:val="bullet"/>
+      <w:lvlText w:val=""/>
+      <w:lvlJc w:val="left"/>
+      <w:pPr>
+        <w:tabs>
+          <w:tab w:val="num" w:pos="6480"/>
+        </w:tabs>
+        <w:ind w:left="6480" w:hanging="360"/>
+      </w:pPr>
+      <w:rPr>
+        <w:rFonts w:ascii="Wingdings" w:hAnsi="Wingdings" w:hint="default"/>
+        <w:sz w:val="20"/>
+      </w:rPr>
+    </w:lvl>
+  </w:abstractNum>
+  <w:abstractNum w:abstractNumId="17" w15:restartNumberingAfterBreak="0">
+    <w:nsid w:val="16225AD0"/>
+    <w:multiLevelType w:val="multilevel"/>
+    <w:tmpl w:val="5A5A9290"/>
+    <w:lvl w:ilvl="0">
+      <w:start w:val="1"/>
+      <w:numFmt w:val="bullet"/>
+      <w:lvlText w:val=""/>
+      <w:lvlJc w:val="left"/>
+      <w:pPr>
+        <w:tabs>
+          <w:tab w:val="num" w:pos="720"/>
+        </w:tabs>
+        <w:ind w:left="720" w:hanging="360"/>
+      </w:pPr>
+      <w:rPr>
+        <w:rFonts w:ascii="Symbol" w:hAnsi="Symbol" w:hint="default"/>
+        <w:sz w:val="20"/>
+      </w:rPr>
+    </w:lvl>
+    <w:lvl w:ilvl="1" w:tentative="1">
+      <w:start w:val="1"/>
+      <w:numFmt w:val="bullet"/>
+      <w:lvlText w:val="o"/>
+      <w:lvlJc w:val="left"/>
+      <w:pPr>
+        <w:tabs>
+          <w:tab w:val="num" w:pos="1440"/>
+        </w:tabs>
+        <w:ind w:left="1440" w:hanging="360"/>
+      </w:pPr>
+      <w:rPr>
+        <w:rFonts w:ascii="Courier New" w:hAnsi="Courier New" w:hint="default"/>
+        <w:sz w:val="20"/>
+      </w:rPr>
+    </w:lvl>
+    <w:lvl w:ilvl="2" w:tentative="1">
+      <w:start w:val="1"/>
+      <w:numFmt w:val="bullet"/>
+      <w:lvlText w:val=""/>
+      <w:lvlJc w:val="left"/>
+      <w:pPr>
+        <w:tabs>
+          <w:tab w:val="num" w:pos="2160"/>
+        </w:tabs>
+        <w:ind w:left="2160" w:hanging="360"/>
+      </w:pPr>
+      <w:rPr>
+        <w:rFonts w:ascii="Wingdings" w:hAnsi="Wingdings" w:hint="default"/>
+        <w:sz w:val="20"/>
+      </w:rPr>
+    </w:lvl>
+    <w:lvl w:ilvl="3" w:tentative="1">
+      <w:start w:val="1"/>
+      <w:numFmt w:val="bullet"/>
+      <w:lvlText w:val=""/>
+      <w:lvlJc w:val="left"/>
+      <w:pPr>
+        <w:tabs>
+          <w:tab w:val="num" w:pos="2880"/>
+        </w:tabs>
+        <w:ind w:left="2880" w:hanging="360"/>
+      </w:pPr>
+      <w:rPr>
+        <w:rFonts w:ascii="Wingdings" w:hAnsi="Wingdings" w:hint="default"/>
+        <w:sz w:val="20"/>
+      </w:rPr>
+    </w:lvl>
+    <w:lvl w:ilvl="4" w:tentative="1">
+      <w:start w:val="1"/>
+      <w:numFmt w:val="bullet"/>
+      <w:lvlText w:val=""/>
+      <w:lvlJc w:val="left"/>
+      <w:pPr>
+        <w:tabs>
+          <w:tab w:val="num" w:pos="3600"/>
+        </w:tabs>
+        <w:ind w:left="3600" w:hanging="360"/>
+      </w:pPr>
+      <w:rPr>
+        <w:rFonts w:ascii="Wingdings" w:hAnsi="Wingdings" w:hint="default"/>
+        <w:sz w:val="20"/>
+      </w:rPr>
+    </w:lvl>
+    <w:lvl w:ilvl="5" w:tentative="1">
+      <w:start w:val="1"/>
+      <w:numFmt w:val="bullet"/>
+      <w:lvlText w:val=""/>
+      <w:lvlJc w:val="left"/>
+      <w:pPr>
+        <w:tabs>
+          <w:tab w:val="num" w:pos="4320"/>
+        </w:tabs>
+        <w:ind w:left="4320" w:hanging="360"/>
+      </w:pPr>
+      <w:rPr>
+        <w:rFonts w:ascii="Wingdings" w:hAnsi="Wingdings" w:hint="default"/>
+        <w:sz w:val="20"/>
+      </w:rPr>
+    </w:lvl>
+    <w:lvl w:ilvl="6" w:tentative="1">
+      <w:start w:val="1"/>
+      <w:numFmt w:val="bullet"/>
+      <w:lvlText w:val=""/>
+      <w:lvlJc w:val="left"/>
+      <w:pPr>
+        <w:tabs>
+          <w:tab w:val="num" w:pos="5040"/>
+        </w:tabs>
+        <w:ind w:left="5040" w:hanging="360"/>
+      </w:pPr>
+      <w:rPr>
+        <w:rFonts w:ascii="Wingdings" w:hAnsi="Wingdings" w:hint="default"/>
+        <w:sz w:val="20"/>
+      </w:rPr>
+    </w:lvl>
+    <w:lvl w:ilvl="7" w:tentative="1">
+      <w:start w:val="1"/>
+      <w:numFmt w:val="bullet"/>
+      <w:lvlText w:val=""/>
+      <w:lvlJc w:val="left"/>
+      <w:pPr>
+        <w:tabs>
+          <w:tab w:val="num" w:pos="5760"/>
+        </w:tabs>
+        <w:ind w:left="5760" w:hanging="360"/>
+      </w:pPr>
+      <w:rPr>
+        <w:rFonts w:ascii="Wingdings" w:hAnsi="Wingdings" w:hint="default"/>
+        <w:sz w:val="20"/>
+      </w:rPr>
+    </w:lvl>
+    <w:lvl w:ilvl="8" w:tentative="1">
+      <w:start w:val="1"/>
+      <w:numFmt w:val="bullet"/>
+      <w:lvlText w:val=""/>
+      <w:lvlJc w:val="left"/>
+      <w:pPr>
+        <w:tabs>
+          <w:tab w:val="num" w:pos="6480"/>
+        </w:tabs>
+        <w:ind w:left="6480" w:hanging="360"/>
+      </w:pPr>
+      <w:rPr>
+        <w:rFonts w:ascii="Wingdings" w:hAnsi="Wingdings" w:hint="default"/>
+        <w:sz w:val="20"/>
+      </w:rPr>
+    </w:lvl>
+  </w:abstractNum>
+  <w:abstractNum w:abstractNumId="18" w15:restartNumberingAfterBreak="0">
+    <w:nsid w:val="1627073B"/>
+    <w:multiLevelType w:val="multilevel"/>
+    <w:tmpl w:val="0F360798"/>
+    <w:lvl w:ilvl="0">
+      <w:start w:val="1"/>
+      <w:numFmt w:val="bullet"/>
+      <w:lvlText w:val=""/>
+      <w:lvlJc w:val="left"/>
+      <w:pPr>
+        <w:tabs>
+          <w:tab w:val="num" w:pos="720"/>
+        </w:tabs>
+        <w:ind w:left="720" w:hanging="360"/>
+      </w:pPr>
+      <w:rPr>
+        <w:rFonts w:ascii="Symbol" w:hAnsi="Symbol" w:hint="default"/>
+        <w:sz w:val="20"/>
+      </w:rPr>
+    </w:lvl>
+    <w:lvl w:ilvl="1" w:tentative="1">
+      <w:start w:val="1"/>
+      <w:numFmt w:val="bullet"/>
+      <w:lvlText w:val="o"/>
+      <w:lvlJc w:val="left"/>
+      <w:pPr>
+        <w:tabs>
+          <w:tab w:val="num" w:pos="1440"/>
+        </w:tabs>
+        <w:ind w:left="1440" w:hanging="360"/>
+      </w:pPr>
+      <w:rPr>
+        <w:rFonts w:ascii="Courier New" w:hAnsi="Courier New" w:hint="default"/>
+        <w:sz w:val="20"/>
+      </w:rPr>
+    </w:lvl>
+    <w:lvl w:ilvl="2" w:tentative="1">
+      <w:start w:val="1"/>
+      <w:numFmt w:val="bullet"/>
+      <w:lvlText w:val=""/>
+      <w:lvlJc w:val="left"/>
+      <w:pPr>
+        <w:tabs>
+          <w:tab w:val="num" w:pos="2160"/>
+        </w:tabs>
+        <w:ind w:left="2160" w:hanging="360"/>
+      </w:pPr>
+      <w:rPr>
+        <w:rFonts w:ascii="Wingdings" w:hAnsi="Wingdings" w:hint="default"/>
+        <w:sz w:val="20"/>
+      </w:rPr>
+    </w:lvl>
+    <w:lvl w:ilvl="3" w:tentative="1">
+      <w:start w:val="1"/>
+      <w:numFmt w:val="bullet"/>
+      <w:lvlText w:val=""/>
+      <w:lvlJc w:val="left"/>
+      <w:pPr>
+        <w:tabs>
+          <w:tab w:val="num" w:pos="2880"/>
+        </w:tabs>
+        <w:ind w:left="2880" w:hanging="360"/>
+      </w:pPr>
+      <w:rPr>
+        <w:rFonts w:ascii="Wingdings" w:hAnsi="Wingdings" w:hint="default"/>
+        <w:sz w:val="20"/>
+      </w:rPr>
+    </w:lvl>
+    <w:lvl w:ilvl="4" w:tentative="1">
+      <w:start w:val="1"/>
+      <w:numFmt w:val="bullet"/>
+      <w:lvlText w:val=""/>
+      <w:lvlJc w:val="left"/>
+      <w:pPr>
+        <w:tabs>
+          <w:tab w:val="num" w:pos="3600"/>
+        </w:tabs>
+        <w:ind w:left="3600" w:hanging="360"/>
+      </w:pPr>
+      <w:rPr>
+        <w:rFonts w:ascii="Wingdings" w:hAnsi="Wingdings" w:hint="default"/>
+        <w:sz w:val="20"/>
+      </w:rPr>
+    </w:lvl>
+    <w:lvl w:ilvl="5" w:tentative="1">
+      <w:start w:val="1"/>
+      <w:numFmt w:val="bullet"/>
+      <w:lvlText w:val=""/>
+      <w:lvlJc w:val="left"/>
+      <w:pPr>
+        <w:tabs>
+          <w:tab w:val="num" w:pos="4320"/>
+        </w:tabs>
+        <w:ind w:left="4320" w:hanging="360"/>
+      </w:pPr>
+      <w:rPr>
+        <w:rFonts w:ascii="Wingdings" w:hAnsi="Wingdings" w:hint="default"/>
+        <w:sz w:val="20"/>
+      </w:rPr>
+    </w:lvl>
+    <w:lvl w:ilvl="6" w:tentative="1">
+      <w:start w:val="1"/>
+      <w:numFmt w:val="bullet"/>
+      <w:lvlText w:val=""/>
+      <w:lvlJc w:val="left"/>
+      <w:pPr>
+        <w:tabs>
+          <w:tab w:val="num" w:pos="5040"/>
+        </w:tabs>
+        <w:ind w:left="5040" w:hanging="360"/>
+      </w:pPr>
+      <w:rPr>
+        <w:rFonts w:ascii="Wingdings" w:hAnsi="Wingdings" w:hint="default"/>
+        <w:sz w:val="20"/>
+      </w:rPr>
+    </w:lvl>
+    <w:lvl w:ilvl="7" w:tentative="1">
+      <w:start w:val="1"/>
+      <w:numFmt w:val="bullet"/>
+      <w:lvlText w:val=""/>
+      <w:lvlJc w:val="left"/>
+      <w:pPr>
+        <w:tabs>
+          <w:tab w:val="num" w:pos="5760"/>
+        </w:tabs>
+        <w:ind w:left="5760" w:hanging="360"/>
+      </w:pPr>
+      <w:rPr>
+        <w:rFonts w:ascii="Wingdings" w:hAnsi="Wingdings" w:hint="default"/>
+        <w:sz w:val="20"/>
+      </w:rPr>
+    </w:lvl>
+    <w:lvl w:ilvl="8" w:tentative="1">
+      <w:start w:val="1"/>
+      <w:numFmt w:val="bullet"/>
+      <w:lvlText w:val=""/>
+      <w:lvlJc w:val="left"/>
+      <w:pPr>
+        <w:tabs>
+          <w:tab w:val="num" w:pos="6480"/>
+        </w:tabs>
+        <w:ind w:left="6480" w:hanging="360"/>
+      </w:pPr>
+      <w:rPr>
+        <w:rFonts w:ascii="Wingdings" w:hAnsi="Wingdings" w:hint="default"/>
+        <w:sz w:val="20"/>
+      </w:rPr>
+    </w:lvl>
+  </w:abstractNum>
+  <w:abstractNum w:abstractNumId="19" w15:restartNumberingAfterBreak="0">
+    <w:nsid w:val="1A100EE9"/>
+    <w:multiLevelType w:val="multilevel"/>
+    <w:tmpl w:val="7040B214"/>
+    <w:lvl w:ilvl="0">
+      <w:start w:val="1"/>
+      <w:numFmt w:val="bullet"/>
+      <w:lvlText w:val=""/>
+      <w:lvlJc w:val="left"/>
+      <w:pPr>
+        <w:tabs>
+          <w:tab w:val="num" w:pos="720"/>
+        </w:tabs>
+        <w:ind w:left="720" w:hanging="360"/>
+      </w:pPr>
+      <w:rPr>
+        <w:rFonts w:ascii="Symbol" w:hAnsi="Symbol" w:hint="default"/>
+        <w:sz w:val="20"/>
+      </w:rPr>
+    </w:lvl>
+    <w:lvl w:ilvl="1" w:tentative="1">
+      <w:start w:val="1"/>
+      <w:numFmt w:val="bullet"/>
+      <w:lvlText w:val="o"/>
+      <w:lvlJc w:val="left"/>
+      <w:pPr>
+        <w:tabs>
+          <w:tab w:val="num" w:pos="1440"/>
+        </w:tabs>
+        <w:ind w:left="1440" w:hanging="360"/>
+      </w:pPr>
+      <w:rPr>
+        <w:rFonts w:ascii="Courier New" w:hAnsi="Courier New" w:hint="default"/>
+        <w:sz w:val="20"/>
+      </w:rPr>
+    </w:lvl>
+    <w:lvl w:ilvl="2" w:tentative="1">
+      <w:start w:val="1"/>
+      <w:numFmt w:val="bullet"/>
+      <w:lvlText w:val=""/>
+      <w:lvlJc w:val="left"/>
+      <w:pPr>
+        <w:tabs>
+          <w:tab w:val="num" w:pos="2160"/>
+        </w:tabs>
+        <w:ind w:left="2160" w:hanging="360"/>
+      </w:pPr>
+      <w:rPr>
+        <w:rFonts w:ascii="Wingdings" w:hAnsi="Wingdings" w:hint="default"/>
+        <w:sz w:val="20"/>
+      </w:rPr>
+    </w:lvl>
+    <w:lvl w:ilvl="3" w:tentative="1">
+      <w:start w:val="1"/>
+      <w:numFmt w:val="bullet"/>
+      <w:lvlText w:val=""/>
+      <w:lvlJc w:val="left"/>
+      <w:pPr>
+        <w:tabs>
+          <w:tab w:val="num" w:pos="2880"/>
+        </w:tabs>
+        <w:ind w:left="2880" w:hanging="360"/>
+      </w:pPr>
+      <w:rPr>
+        <w:rFonts w:ascii="Wingdings" w:hAnsi="Wingdings" w:hint="default"/>
+        <w:sz w:val="20"/>
+      </w:rPr>
+    </w:lvl>
+    <w:lvl w:ilvl="4" w:tentative="1">
+      <w:start w:val="1"/>
+      <w:numFmt w:val="bullet"/>
+      <w:lvlText w:val=""/>
+      <w:lvlJc w:val="left"/>
+      <w:pPr>
+        <w:tabs>
+          <w:tab w:val="num" w:pos="3600"/>
+        </w:tabs>
+        <w:ind w:left="3600" w:hanging="360"/>
+      </w:pPr>
+      <w:rPr>
+        <w:rFonts w:ascii="Wingdings" w:hAnsi="Wingdings" w:hint="default"/>
+        <w:sz w:val="20"/>
+      </w:rPr>
+    </w:lvl>
+    <w:lvl w:ilvl="5" w:tentative="1">
+      <w:start w:val="1"/>
+      <w:numFmt w:val="bullet"/>
+      <w:lvlText w:val=""/>
+      <w:lvlJc w:val="left"/>
+      <w:pPr>
+        <w:tabs>
+          <w:tab w:val="num" w:pos="4320"/>
+        </w:tabs>
+        <w:ind w:left="4320" w:hanging="360"/>
+      </w:pPr>
+      <w:rPr>
+        <w:rFonts w:ascii="Wingdings" w:hAnsi="Wingdings" w:hint="default"/>
+        <w:sz w:val="20"/>
+      </w:rPr>
+    </w:lvl>
+    <w:lvl w:ilvl="6" w:tentative="1">
+      <w:start w:val="1"/>
+      <w:numFmt w:val="bullet"/>
+      <w:lvlText w:val=""/>
+      <w:lvlJc w:val="left"/>
+      <w:pPr>
+        <w:tabs>
+          <w:tab w:val="num" w:pos="5040"/>
+        </w:tabs>
+        <w:ind w:left="5040" w:hanging="360"/>
+      </w:pPr>
+      <w:rPr>
+        <w:rFonts w:ascii="Wingdings" w:hAnsi="Wingdings" w:hint="default"/>
+        <w:sz w:val="20"/>
+      </w:rPr>
+    </w:lvl>
+    <w:lvl w:ilvl="7" w:tentative="1">
+      <w:start w:val="1"/>
+      <w:numFmt w:val="bullet"/>
+      <w:lvlText w:val=""/>
+      <w:lvlJc w:val="left"/>
+      <w:pPr>
+        <w:tabs>
+          <w:tab w:val="num" w:pos="5760"/>
+        </w:tabs>
+        <w:ind w:left="5760" w:hanging="360"/>
+      </w:pPr>
+      <w:rPr>
+        <w:rFonts w:ascii="Wingdings" w:hAnsi="Wingdings" w:hint="default"/>
+        <w:sz w:val="20"/>
+      </w:rPr>
+    </w:lvl>
+    <w:lvl w:ilvl="8" w:tentative="1">
+      <w:start w:val="1"/>
+      <w:numFmt w:val="bullet"/>
+      <w:lvlText w:val=""/>
+      <w:lvlJc w:val="left"/>
+      <w:pPr>
+        <w:tabs>
+          <w:tab w:val="num" w:pos="6480"/>
+        </w:tabs>
+        <w:ind w:left="6480" w:hanging="360"/>
+      </w:pPr>
+      <w:rPr>
+        <w:rFonts w:ascii="Wingdings" w:hAnsi="Wingdings" w:hint="default"/>
+        <w:sz w:val="20"/>
+      </w:rPr>
+    </w:lvl>
+  </w:abstractNum>
+  <w:abstractNum w:abstractNumId="20" w15:restartNumberingAfterBreak="0">
+    <w:nsid w:val="1E585E34"/>
+    <w:multiLevelType w:val="multilevel"/>
+    <w:tmpl w:val="75AA8A42"/>
+    <w:lvl w:ilvl="0">
+      <w:start w:val="1"/>
+      <w:numFmt w:val="bullet"/>
+      <w:lvlText w:val=""/>
+      <w:lvlJc w:val="left"/>
+      <w:pPr>
+        <w:tabs>
+          <w:tab w:val="num" w:pos="720"/>
+        </w:tabs>
+        <w:ind w:left="720" w:hanging="360"/>
+      </w:pPr>
+      <w:rPr>
+        <w:rFonts w:ascii="Symbol" w:hAnsi="Symbol" w:hint="default"/>
+        <w:sz w:val="20"/>
+      </w:rPr>
+    </w:lvl>
+    <w:lvl w:ilvl="1" w:tentative="1">
+      <w:start w:val="1"/>
+      <w:numFmt w:val="bullet"/>
+      <w:lvlText w:val="o"/>
+      <w:lvlJc w:val="left"/>
+      <w:pPr>
+        <w:tabs>
+          <w:tab w:val="num" w:pos="1440"/>
+        </w:tabs>
+        <w:ind w:left="1440" w:hanging="360"/>
+      </w:pPr>
+      <w:rPr>
+        <w:rFonts w:ascii="Courier New" w:hAnsi="Courier New" w:hint="default"/>
+        <w:sz w:val="20"/>
+      </w:rPr>
+    </w:lvl>
+    <w:lvl w:ilvl="2" w:tentative="1">
+      <w:start w:val="1"/>
+      <w:numFmt w:val="bullet"/>
+      <w:lvlText w:val=""/>
+      <w:lvlJc w:val="left"/>
+      <w:pPr>
+        <w:tabs>
+          <w:tab w:val="num" w:pos="2160"/>
+        </w:tabs>
+        <w:ind w:left="2160" w:hanging="360"/>
+      </w:pPr>
+      <w:rPr>
+        <w:rFonts w:ascii="Wingdings" w:hAnsi="Wingdings" w:hint="default"/>
+        <w:sz w:val="20"/>
+      </w:rPr>
+    </w:lvl>
+    <w:lvl w:ilvl="3" w:tentative="1">
+      <w:start w:val="1"/>
+      <w:numFmt w:val="bullet"/>
+      <w:lvlText w:val=""/>
+      <w:lvlJc w:val="left"/>
+      <w:pPr>
+        <w:tabs>
+          <w:tab w:val="num" w:pos="2880"/>
+        </w:tabs>
+        <w:ind w:left="2880" w:hanging="360"/>
+      </w:pPr>
+      <w:rPr>
+        <w:rFonts w:ascii="Wingdings" w:hAnsi="Wingdings" w:hint="default"/>
+        <w:sz w:val="20"/>
+      </w:rPr>
+    </w:lvl>
+    <w:lvl w:ilvl="4" w:tentative="1">
+      <w:start w:val="1"/>
+      <w:numFmt w:val="bullet"/>
+      <w:lvlText w:val=""/>
+      <w:lvlJc w:val="left"/>
+      <w:pPr>
+        <w:tabs>
+          <w:tab w:val="num" w:pos="3600"/>
+        </w:tabs>
+        <w:ind w:left="3600" w:hanging="360"/>
+      </w:pPr>
+      <w:rPr>
+        <w:rFonts w:ascii="Wingdings" w:hAnsi="Wingdings" w:hint="default"/>
+        <w:sz w:val="20"/>
+      </w:rPr>
+    </w:lvl>
+    <w:lvl w:ilvl="5" w:tentative="1">
+      <w:start w:val="1"/>
+      <w:numFmt w:val="bullet"/>
+      <w:lvlText w:val=""/>
+      <w:lvlJc w:val="left"/>
+      <w:pPr>
+        <w:tabs>
+          <w:tab w:val="num" w:pos="4320"/>
+        </w:tabs>
+        <w:ind w:left="4320" w:hanging="360"/>
+      </w:pPr>
+      <w:rPr>
+        <w:rFonts w:ascii="Wingdings" w:hAnsi="Wingdings" w:hint="default"/>
+        <w:sz w:val="20"/>
+      </w:rPr>
+    </w:lvl>
+    <w:lvl w:ilvl="6" w:tentative="1">
+      <w:start w:val="1"/>
+      <w:numFmt w:val="bullet"/>
+      <w:lvlText w:val=""/>
+      <w:lvlJc w:val="left"/>
+      <w:pPr>
+        <w:tabs>
+          <w:tab w:val="num" w:pos="5040"/>
+        </w:tabs>
+        <w:ind w:left="5040" w:hanging="360"/>
+      </w:pPr>
+      <w:rPr>
+        <w:rFonts w:ascii="Wingdings" w:hAnsi="Wingdings" w:hint="default"/>
+        <w:sz w:val="20"/>
+      </w:rPr>
+    </w:lvl>
+    <w:lvl w:ilvl="7" w:tentative="1">
+      <w:start w:val="1"/>
+      <w:numFmt w:val="bullet"/>
+      <w:lvlText w:val=""/>
+      <w:lvlJc w:val="left"/>
+      <w:pPr>
+        <w:tabs>
+          <w:tab w:val="num" w:pos="5760"/>
+        </w:tabs>
+        <w:ind w:left="5760" w:hanging="360"/>
+      </w:pPr>
+      <w:rPr>
+        <w:rFonts w:ascii="Wingdings" w:hAnsi="Wingdings" w:hint="default"/>
+        <w:sz w:val="20"/>
+      </w:rPr>
+    </w:lvl>
+    <w:lvl w:ilvl="8" w:tentative="1">
+      <w:start w:val="1"/>
+      <w:numFmt w:val="bullet"/>
+      <w:lvlText w:val=""/>
+      <w:lvlJc w:val="left"/>
+      <w:pPr>
+        <w:tabs>
+          <w:tab w:val="num" w:pos="6480"/>
+        </w:tabs>
+        <w:ind w:left="6480" w:hanging="360"/>
+      </w:pPr>
+      <w:rPr>
+        <w:rFonts w:ascii="Wingdings" w:hAnsi="Wingdings" w:hint="default"/>
+        <w:sz w:val="20"/>
+      </w:rPr>
+    </w:lvl>
+  </w:abstractNum>
+  <w:abstractNum w:abstractNumId="21" w15:restartNumberingAfterBreak="0">
+    <w:nsid w:val="21FC6EFD"/>
+    <w:multiLevelType w:val="multilevel"/>
+    <w:tmpl w:val="82F46844"/>
+    <w:lvl w:ilvl="0">
+      <w:start w:val="1"/>
+      <w:numFmt w:val="bullet"/>
+      <w:lvlText w:val=""/>
+      <w:lvlJc w:val="left"/>
+      <w:pPr>
+        <w:tabs>
+          <w:tab w:val="num" w:pos="720"/>
+        </w:tabs>
+        <w:ind w:left="720" w:hanging="360"/>
+      </w:pPr>
+      <w:rPr>
+        <w:rFonts w:ascii="Symbol" w:hAnsi="Symbol" w:hint="default"/>
+        <w:sz w:val="20"/>
+      </w:rPr>
+    </w:lvl>
+    <w:lvl w:ilvl="1" w:tentative="1">
+      <w:start w:val="1"/>
+      <w:numFmt w:val="bullet"/>
+      <w:lvlText w:val="o"/>
+      <w:lvlJc w:val="left"/>
+      <w:pPr>
+        <w:tabs>
+          <w:tab w:val="num" w:pos="1440"/>
+        </w:tabs>
+        <w:ind w:left="1440" w:hanging="360"/>
+      </w:pPr>
+      <w:rPr>
+        <w:rFonts w:ascii="Courier New" w:hAnsi="Courier New" w:hint="default"/>
+        <w:sz w:val="20"/>
+      </w:rPr>
+    </w:lvl>
+    <w:lvl w:ilvl="2" w:tentative="1">
+      <w:start w:val="1"/>
+      <w:numFmt w:val="bullet"/>
+      <w:lvlText w:val=""/>
+      <w:lvlJc w:val="left"/>
+      <w:pPr>
+        <w:tabs>
+          <w:tab w:val="num" w:pos="2160"/>
+        </w:tabs>
+        <w:ind w:left="2160" w:hanging="360"/>
+      </w:pPr>
+      <w:rPr>
+        <w:rFonts w:ascii="Wingdings" w:hAnsi="Wingdings" w:hint="default"/>
+        <w:sz w:val="20"/>
+      </w:rPr>
+    </w:lvl>
+    <w:lvl w:ilvl="3" w:tentative="1">
+      <w:start w:val="1"/>
+      <w:numFmt w:val="bullet"/>
+      <w:lvlText w:val=""/>
+      <w:lvlJc w:val="left"/>
+      <w:pPr>
+        <w:tabs>
+          <w:tab w:val="num" w:pos="2880"/>
+        </w:tabs>
+        <w:ind w:left="2880" w:hanging="360"/>
+      </w:pPr>
+      <w:rPr>
+        <w:rFonts w:ascii="Wingdings" w:hAnsi="Wingdings" w:hint="default"/>
+        <w:sz w:val="20"/>
+      </w:rPr>
+    </w:lvl>
+    <w:lvl w:ilvl="4" w:tentative="1">
+      <w:start w:val="1"/>
+      <w:numFmt w:val="bullet"/>
+      <w:lvlText w:val=""/>
+      <w:lvlJc w:val="left"/>
+      <w:pPr>
+        <w:tabs>
+          <w:tab w:val="num" w:pos="3600"/>
+        </w:tabs>
+        <w:ind w:left="3600" w:hanging="360"/>
+      </w:pPr>
+      <w:rPr>
+        <w:rFonts w:ascii="Wingdings" w:hAnsi="Wingdings" w:hint="default"/>
+        <w:sz w:val="20"/>
+      </w:rPr>
+    </w:lvl>
+    <w:lvl w:ilvl="5" w:tentative="1">
+      <w:start w:val="1"/>
+      <w:numFmt w:val="bullet"/>
+      <w:lvlText w:val=""/>
+      <w:lvlJc w:val="left"/>
+      <w:pPr>
+        <w:tabs>
+          <w:tab w:val="num" w:pos="4320"/>
+        </w:tabs>
+        <w:ind w:left="4320" w:hanging="360"/>
+      </w:pPr>
+      <w:rPr>
+        <w:rFonts w:ascii="Wingdings" w:hAnsi="Wingdings" w:hint="default"/>
+        <w:sz w:val="20"/>
+      </w:rPr>
+    </w:lvl>
+    <w:lvl w:ilvl="6" w:tentative="1">
+      <w:start w:val="1"/>
+      <w:numFmt w:val="bullet"/>
+      <w:lvlText w:val=""/>
+      <w:lvlJc w:val="left"/>
+      <w:pPr>
+        <w:tabs>
+          <w:tab w:val="num" w:pos="5040"/>
+        </w:tabs>
+        <w:ind w:left="5040" w:hanging="360"/>
+      </w:pPr>
+      <w:rPr>
+        <w:rFonts w:ascii="Wingdings" w:hAnsi="Wingdings" w:hint="default"/>
+        <w:sz w:val="20"/>
+      </w:rPr>
+    </w:lvl>
+    <w:lvl w:ilvl="7" w:tentative="1">
+      <w:start w:val="1"/>
+      <w:numFmt w:val="bullet"/>
+      <w:lvlText w:val=""/>
+      <w:lvlJc w:val="left"/>
+      <w:pPr>
+        <w:tabs>
+          <w:tab w:val="num" w:pos="5760"/>
+        </w:tabs>
+        <w:ind w:left="5760" w:hanging="360"/>
+      </w:pPr>
+      <w:rPr>
+        <w:rFonts w:ascii="Wingdings" w:hAnsi="Wingdings" w:hint="default"/>
+        <w:sz w:val="20"/>
+      </w:rPr>
+    </w:lvl>
+    <w:lvl w:ilvl="8" w:tentative="1">
+      <w:start w:val="1"/>
+      <w:numFmt w:val="bullet"/>
+      <w:lvlText w:val=""/>
+      <w:lvlJc w:val="left"/>
+      <w:pPr>
+        <w:tabs>
+          <w:tab w:val="num" w:pos="6480"/>
+        </w:tabs>
+        <w:ind w:left="6480" w:hanging="360"/>
+      </w:pPr>
+      <w:rPr>
+        <w:rFonts w:ascii="Wingdings" w:hAnsi="Wingdings" w:hint="default"/>
+        <w:sz w:val="20"/>
+      </w:rPr>
+    </w:lvl>
+  </w:abstractNum>
+  <w:abstractNum w:abstractNumId="22" w15:restartNumberingAfterBreak="0">
+    <w:nsid w:val="2B18013E"/>
+    <w:multiLevelType w:val="multilevel"/>
+    <w:tmpl w:val="C1C2C240"/>
+    <w:lvl w:ilvl="0">
+      <w:start w:val="1"/>
+      <w:numFmt w:val="bullet"/>
+      <w:lvlText w:val=""/>
+      <w:lvlJc w:val="left"/>
+      <w:pPr>
+        <w:tabs>
+          <w:tab w:val="num" w:pos="720"/>
+        </w:tabs>
+        <w:ind w:left="720" w:hanging="360"/>
+      </w:pPr>
+      <w:rPr>
+        <w:rFonts w:ascii="Symbol" w:hAnsi="Symbol" w:hint="default"/>
+        <w:sz w:val="20"/>
+      </w:rPr>
+    </w:lvl>
+    <w:lvl w:ilvl="1" w:tentative="1">
+      <w:start w:val="1"/>
+      <w:numFmt w:val="bullet"/>
+      <w:lvlText w:val="o"/>
+      <w:lvlJc w:val="left"/>
+      <w:pPr>
+        <w:tabs>
+          <w:tab w:val="num" w:pos="1440"/>
+        </w:tabs>
+        <w:ind w:left="1440" w:hanging="360"/>
+      </w:pPr>
+      <w:rPr>
+        <w:rFonts w:ascii="Courier New" w:hAnsi="Courier New" w:hint="default"/>
+        <w:sz w:val="20"/>
+      </w:rPr>
+    </w:lvl>
+    <w:lvl w:ilvl="2" w:tentative="1">
+      <w:start w:val="1"/>
+      <w:numFmt w:val="bullet"/>
+      <w:lvlText w:val=""/>
+      <w:lvlJc w:val="left"/>
+      <w:pPr>
+        <w:tabs>
+          <w:tab w:val="num" w:pos="2160"/>
+        </w:tabs>
+        <w:ind w:left="2160" w:hanging="360"/>
+      </w:pPr>
+      <w:rPr>
+        <w:rFonts w:ascii="Wingdings" w:hAnsi="Wingdings" w:hint="default"/>
+        <w:sz w:val="20"/>
+      </w:rPr>
+    </w:lvl>
+    <w:lvl w:ilvl="3" w:tentative="1">
+      <w:start w:val="1"/>
+      <w:numFmt w:val="bullet"/>
+      <w:lvlText w:val=""/>
+      <w:lvlJc w:val="left"/>
+      <w:pPr>
+        <w:tabs>
+          <w:tab w:val="num" w:pos="2880"/>
+        </w:tabs>
+        <w:ind w:left="2880" w:hanging="360"/>
+      </w:pPr>
+      <w:rPr>
+        <w:rFonts w:ascii="Wingdings" w:hAnsi="Wingdings" w:hint="default"/>
+        <w:sz w:val="20"/>
+      </w:rPr>
+    </w:lvl>
+    <w:lvl w:ilvl="4" w:tentative="1">
+      <w:start w:val="1"/>
+      <w:numFmt w:val="bullet"/>
+      <w:lvlText w:val=""/>
+      <w:lvlJc w:val="left"/>
+      <w:pPr>
+        <w:tabs>
+          <w:tab w:val="num" w:pos="3600"/>
+        </w:tabs>
+        <w:ind w:left="3600" w:hanging="360"/>
+      </w:pPr>
+      <w:rPr>
+        <w:rFonts w:ascii="Wingdings" w:hAnsi="Wingdings" w:hint="default"/>
+        <w:sz w:val="20"/>
+      </w:rPr>
+    </w:lvl>
+    <w:lvl w:ilvl="5" w:tentative="1">
+      <w:start w:val="1"/>
+      <w:numFmt w:val="bullet"/>
+      <w:lvlText w:val=""/>
+      <w:lvlJc w:val="left"/>
+      <w:pPr>
+        <w:tabs>
+          <w:tab w:val="num" w:pos="4320"/>
+        </w:tabs>
+        <w:ind w:left="4320" w:hanging="360"/>
+      </w:pPr>
+      <w:rPr>
+        <w:rFonts w:ascii="Wingdings" w:hAnsi="Wingdings" w:hint="default"/>
+        <w:sz w:val="20"/>
+      </w:rPr>
+    </w:lvl>
+    <w:lvl w:ilvl="6" w:tentative="1">
+      <w:start w:val="1"/>
+      <w:numFmt w:val="bullet"/>
+      <w:lvlText w:val=""/>
+      <w:lvlJc w:val="left"/>
+      <w:pPr>
+        <w:tabs>
+          <w:tab w:val="num" w:pos="5040"/>
+        </w:tabs>
+        <w:ind w:left="5040" w:hanging="360"/>
+      </w:pPr>
+      <w:rPr>
+        <w:rFonts w:ascii="Wingdings" w:hAnsi="Wingdings" w:hint="default"/>
+        <w:sz w:val="20"/>
+      </w:rPr>
+    </w:lvl>
+    <w:lvl w:ilvl="7" w:tentative="1">
+      <w:start w:val="1"/>
+      <w:numFmt w:val="bullet"/>
+      <w:lvlText w:val=""/>
+      <w:lvlJc w:val="left"/>
+      <w:pPr>
+        <w:tabs>
+          <w:tab w:val="num" w:pos="5760"/>
+        </w:tabs>
+        <w:ind w:left="5760" w:hanging="360"/>
+      </w:pPr>
+      <w:rPr>
+        <w:rFonts w:ascii="Wingdings" w:hAnsi="Wingdings" w:hint="default"/>
+        <w:sz w:val="20"/>
+      </w:rPr>
+    </w:lvl>
+    <w:lvl w:ilvl="8" w:tentative="1">
+      <w:start w:val="1"/>
+      <w:numFmt w:val="bullet"/>
+      <w:lvlText w:val=""/>
+      <w:lvlJc w:val="left"/>
+      <w:pPr>
+        <w:tabs>
+          <w:tab w:val="num" w:pos="6480"/>
+        </w:tabs>
+        <w:ind w:left="6480" w:hanging="360"/>
+      </w:pPr>
+      <w:rPr>
+        <w:rFonts w:ascii="Wingdings" w:hAnsi="Wingdings" w:hint="default"/>
+        <w:sz w:val="20"/>
+      </w:rPr>
+    </w:lvl>
+  </w:abstractNum>
+  <w:abstractNum w:abstractNumId="23" w15:restartNumberingAfterBreak="0">
+    <w:nsid w:val="2FA87EE7"/>
+    <w:multiLevelType w:val="multilevel"/>
+    <w:tmpl w:val="6D327BE8"/>
+    <w:lvl w:ilvl="0">
+      <w:start w:val="1"/>
+      <w:numFmt w:val="bullet"/>
+      <w:lvlText w:val=""/>
+      <w:lvlJc w:val="left"/>
+      <w:pPr>
+        <w:tabs>
+          <w:tab w:val="num" w:pos="720"/>
+        </w:tabs>
+        <w:ind w:left="720" w:hanging="360"/>
+      </w:pPr>
+      <w:rPr>
+        <w:rFonts w:ascii="Symbol" w:hAnsi="Symbol" w:hint="default"/>
+        <w:sz w:val="20"/>
+      </w:rPr>
+    </w:lvl>
+    <w:lvl w:ilvl="1" w:tentative="1">
+      <w:start w:val="1"/>
+      <w:numFmt w:val="bullet"/>
+      <w:lvlText w:val="o"/>
+      <w:lvlJc w:val="left"/>
+      <w:pPr>
+        <w:tabs>
+          <w:tab w:val="num" w:pos="1440"/>
+        </w:tabs>
+        <w:ind w:left="1440" w:hanging="360"/>
+      </w:pPr>
+      <w:rPr>
+        <w:rFonts w:ascii="Courier New" w:hAnsi="Courier New" w:hint="default"/>
+        <w:sz w:val="20"/>
+      </w:rPr>
+    </w:lvl>
+    <w:lvl w:ilvl="2" w:tentative="1">
+      <w:start w:val="1"/>
+      <w:numFmt w:val="bullet"/>
+      <w:lvlText w:val=""/>
+      <w:lvlJc w:val="left"/>
+      <w:pPr>
+        <w:tabs>
+          <w:tab w:val="num" w:pos="2160"/>
+        </w:tabs>
+        <w:ind w:left="2160" w:hanging="360"/>
+      </w:pPr>
+      <w:rPr>
+        <w:rFonts w:ascii="Wingdings" w:hAnsi="Wingdings" w:hint="default"/>
+        <w:sz w:val="20"/>
+      </w:rPr>
+    </w:lvl>
+    <w:lvl w:ilvl="3" w:tentative="1">
+      <w:start w:val="1"/>
+      <w:numFmt w:val="bullet"/>
+      <w:lvlText w:val=""/>
+      <w:lvlJc w:val="left"/>
+      <w:pPr>
+        <w:tabs>
+          <w:tab w:val="num" w:pos="2880"/>
+        </w:tabs>
+        <w:ind w:left="2880" w:hanging="360"/>
+      </w:pPr>
+      <w:rPr>
+        <w:rFonts w:ascii="Wingdings" w:hAnsi="Wingdings" w:hint="default"/>
+        <w:sz w:val="20"/>
+      </w:rPr>
+    </w:lvl>
+    <w:lvl w:ilvl="4" w:tentative="1">
+      <w:start w:val="1"/>
+      <w:numFmt w:val="bullet"/>
+      <w:lvlText w:val=""/>
+      <w:lvlJc w:val="left"/>
+      <w:pPr>
+        <w:tabs>
+          <w:tab w:val="num" w:pos="3600"/>
+        </w:tabs>
+        <w:ind w:left="3600" w:hanging="360"/>
+      </w:pPr>
+      <w:rPr>
+        <w:rFonts w:ascii="Wingdings" w:hAnsi="Wingdings" w:hint="default"/>
+        <w:sz w:val="20"/>
+      </w:rPr>
+    </w:lvl>
+    <w:lvl w:ilvl="5" w:tentative="1">
+      <w:start w:val="1"/>
+      <w:numFmt w:val="bullet"/>
+      <w:lvlText w:val=""/>
+      <w:lvlJc w:val="left"/>
+      <w:pPr>
+        <w:tabs>
+          <w:tab w:val="num" w:pos="4320"/>
+        </w:tabs>
+        <w:ind w:left="4320" w:hanging="360"/>
+      </w:pPr>
+      <w:rPr>
+        <w:rFonts w:ascii="Wingdings" w:hAnsi="Wingdings" w:hint="default"/>
+        <w:sz w:val="20"/>
+      </w:rPr>
+    </w:lvl>
+    <w:lvl w:ilvl="6" w:tentative="1">
+      <w:start w:val="1"/>
+      <w:numFmt w:val="bullet"/>
+      <w:lvlText w:val=""/>
+      <w:lvlJc w:val="left"/>
+      <w:pPr>
+        <w:tabs>
+          <w:tab w:val="num" w:pos="5040"/>
+        </w:tabs>
+        <w:ind w:left="5040" w:hanging="360"/>
+      </w:pPr>
+      <w:rPr>
+        <w:rFonts w:ascii="Wingdings" w:hAnsi="Wingdings" w:hint="default"/>
+        <w:sz w:val="20"/>
+      </w:rPr>
+    </w:lvl>
+    <w:lvl w:ilvl="7" w:tentative="1">
+      <w:start w:val="1"/>
+      <w:numFmt w:val="bullet"/>
+      <w:lvlText w:val=""/>
+      <w:lvlJc w:val="left"/>
+      <w:pPr>
+        <w:tabs>
+          <w:tab w:val="num" w:pos="5760"/>
+        </w:tabs>
+        <w:ind w:left="5760" w:hanging="360"/>
+      </w:pPr>
+      <w:rPr>
+        <w:rFonts w:ascii="Wingdings" w:hAnsi="Wingdings" w:hint="default"/>
+        <w:sz w:val="20"/>
+      </w:rPr>
+    </w:lvl>
+    <w:lvl w:ilvl="8" w:tentative="1">
+      <w:start w:val="1"/>
+      <w:numFmt w:val="bullet"/>
+      <w:lvlText w:val=""/>
+      <w:lvlJc w:val="left"/>
+      <w:pPr>
+        <w:tabs>
+          <w:tab w:val="num" w:pos="6480"/>
+        </w:tabs>
+        <w:ind w:left="6480" w:hanging="360"/>
+      </w:pPr>
+      <w:rPr>
+        <w:rFonts w:ascii="Wingdings" w:hAnsi="Wingdings" w:hint="default"/>
+        <w:sz w:val="20"/>
+      </w:rPr>
+    </w:lvl>
+  </w:abstractNum>
+  <w:abstractNum w:abstractNumId="24" w15:restartNumberingAfterBreak="0">
+    <w:nsid w:val="34347BF6"/>
+    <w:multiLevelType w:val="multilevel"/>
+    <w:tmpl w:val="ACBAD53A"/>
+    <w:lvl w:ilvl="0">
+      <w:start w:val="1"/>
+      <w:numFmt w:val="bullet"/>
+      <w:lvlText w:val=""/>
+      <w:lvlJc w:val="left"/>
+      <w:pPr>
+        <w:tabs>
+          <w:tab w:val="num" w:pos="720"/>
+        </w:tabs>
+        <w:ind w:left="720" w:hanging="360"/>
+      </w:pPr>
+      <w:rPr>
+        <w:rFonts w:ascii="Symbol" w:hAnsi="Symbol" w:hint="default"/>
+        <w:sz w:val="20"/>
+      </w:rPr>
+    </w:lvl>
+    <w:lvl w:ilvl="1" w:tentative="1">
+      <w:start w:val="1"/>
+      <w:numFmt w:val="bullet"/>
+      <w:lvlText w:val="o"/>
+      <w:lvlJc w:val="left"/>
+      <w:pPr>
+        <w:tabs>
+          <w:tab w:val="num" w:pos="1440"/>
+        </w:tabs>
+        <w:ind w:left="1440" w:hanging="360"/>
+      </w:pPr>
+      <w:rPr>
+        <w:rFonts w:ascii="Courier New" w:hAnsi="Courier New" w:hint="default"/>
+        <w:sz w:val="20"/>
+      </w:rPr>
+    </w:lvl>
+    <w:lvl w:ilvl="2" w:tentative="1">
+      <w:start w:val="1"/>
+      <w:numFmt w:val="bullet"/>
+      <w:lvlText w:val=""/>
+      <w:lvlJc w:val="left"/>
+      <w:pPr>
+        <w:tabs>
+          <w:tab w:val="num" w:pos="2160"/>
+        </w:tabs>
+        <w:ind w:left="2160" w:hanging="360"/>
+      </w:pPr>
+      <w:rPr>
+        <w:rFonts w:ascii="Wingdings" w:hAnsi="Wingdings" w:hint="default"/>
+        <w:sz w:val="20"/>
+      </w:rPr>
+    </w:lvl>
+    <w:lvl w:ilvl="3" w:tentative="1">
+      <w:start w:val="1"/>
+      <w:numFmt w:val="bullet"/>
+      <w:lvlText w:val=""/>
+      <w:lvlJc w:val="left"/>
+      <w:pPr>
+        <w:tabs>
+          <w:tab w:val="num" w:pos="2880"/>
+        </w:tabs>
+        <w:ind w:left="2880" w:hanging="360"/>
+      </w:pPr>
+      <w:rPr>
+        <w:rFonts w:ascii="Wingdings" w:hAnsi="Wingdings" w:hint="default"/>
+        <w:sz w:val="20"/>
+      </w:rPr>
+    </w:lvl>
+    <w:lvl w:ilvl="4" w:tentative="1">
+      <w:start w:val="1"/>
+      <w:numFmt w:val="bullet"/>
+      <w:lvlText w:val=""/>
+      <w:lvlJc w:val="left"/>
+      <w:pPr>
+        <w:tabs>
+          <w:tab w:val="num" w:pos="3600"/>
+        </w:tabs>
+        <w:ind w:left="3600" w:hanging="360"/>
+      </w:pPr>
+      <w:rPr>
+        <w:rFonts w:ascii="Wingdings" w:hAnsi="Wingdings" w:hint="default"/>
+        <w:sz w:val="20"/>
+      </w:rPr>
+    </w:lvl>
+    <w:lvl w:ilvl="5" w:tentative="1">
+      <w:start w:val="1"/>
+      <w:numFmt w:val="bullet"/>
+      <w:lvlText w:val=""/>
+      <w:lvlJc w:val="left"/>
+      <w:pPr>
+        <w:tabs>
+          <w:tab w:val="num" w:pos="4320"/>
+        </w:tabs>
+        <w:ind w:left="4320" w:hanging="360"/>
+      </w:pPr>
+      <w:rPr>
+        <w:rFonts w:ascii="Wingdings" w:hAnsi="Wingdings" w:hint="default"/>
+        <w:sz w:val="20"/>
+      </w:rPr>
+    </w:lvl>
+    <w:lvl w:ilvl="6" w:tentative="1">
+      <w:start w:val="1"/>
+      <w:numFmt w:val="bullet"/>
+      <w:lvlText w:val=""/>
+      <w:lvlJc w:val="left"/>
+      <w:pPr>
+        <w:tabs>
+          <w:tab w:val="num" w:pos="5040"/>
+        </w:tabs>
+        <w:ind w:left="5040" w:hanging="360"/>
+      </w:pPr>
+      <w:rPr>
+        <w:rFonts w:ascii="Wingdings" w:hAnsi="Wingdings" w:hint="default"/>
+        <w:sz w:val="20"/>
+      </w:rPr>
+    </w:lvl>
+    <w:lvl w:ilvl="7" w:tentative="1">
+      <w:start w:val="1"/>
+      <w:numFmt w:val="bullet"/>
+      <w:lvlText w:val=""/>
+      <w:lvlJc w:val="left"/>
+      <w:pPr>
+        <w:tabs>
+          <w:tab w:val="num" w:pos="5760"/>
+        </w:tabs>
+        <w:ind w:left="5760" w:hanging="360"/>
+      </w:pPr>
+      <w:rPr>
+        <w:rFonts w:ascii="Wingdings" w:hAnsi="Wingdings" w:hint="default"/>
+        <w:sz w:val="20"/>
+      </w:rPr>
+    </w:lvl>
+    <w:lvl w:ilvl="8" w:tentative="1">
+      <w:start w:val="1"/>
+      <w:numFmt w:val="bullet"/>
+      <w:lvlText w:val=""/>
+      <w:lvlJc w:val="left"/>
+      <w:pPr>
+        <w:tabs>
+          <w:tab w:val="num" w:pos="6480"/>
+        </w:tabs>
+        <w:ind w:left="6480" w:hanging="360"/>
+      </w:pPr>
+      <w:rPr>
+        <w:rFonts w:ascii="Wingdings" w:hAnsi="Wingdings" w:hint="default"/>
+        <w:sz w:val="20"/>
+      </w:rPr>
+    </w:lvl>
+  </w:abstractNum>
+  <w:abstractNum w:abstractNumId="25" w15:restartNumberingAfterBreak="0">
+    <w:nsid w:val="35D31740"/>
+    <w:multiLevelType w:val="multilevel"/>
+    <w:tmpl w:val="3FAE6264"/>
+    <w:lvl w:ilvl="0">
+      <w:start w:val="1"/>
+      <w:numFmt w:val="bullet"/>
+      <w:lvlText w:val=""/>
+      <w:lvlJc w:val="left"/>
+      <w:pPr>
+        <w:tabs>
+          <w:tab w:val="num" w:pos="720"/>
+        </w:tabs>
+        <w:ind w:left="720" w:hanging="360"/>
+      </w:pPr>
+      <w:rPr>
+        <w:rFonts w:ascii="Symbol" w:hAnsi="Symbol" w:hint="default"/>
+        <w:sz w:val="20"/>
+      </w:rPr>
+    </w:lvl>
+    <w:lvl w:ilvl="1" w:tentative="1">
+      <w:start w:val="1"/>
+      <w:numFmt w:val="bullet"/>
+      <w:lvlText w:val="o"/>
+      <w:lvlJc w:val="left"/>
+      <w:pPr>
+        <w:tabs>
+          <w:tab w:val="num" w:pos="1440"/>
+        </w:tabs>
+        <w:ind w:left="1440" w:hanging="360"/>
+      </w:pPr>
+      <w:rPr>
+        <w:rFonts w:ascii="Courier New" w:hAnsi="Courier New" w:hint="default"/>
+        <w:sz w:val="20"/>
+      </w:rPr>
+    </w:lvl>
+    <w:lvl w:ilvl="2" w:tentative="1">
+      <w:start w:val="1"/>
+      <w:numFmt w:val="bullet"/>
+      <w:lvlText w:val=""/>
+      <w:lvlJc w:val="left"/>
+      <w:pPr>
+        <w:tabs>
+          <w:tab w:val="num" w:pos="2160"/>
+        </w:tabs>
+        <w:ind w:left="2160" w:hanging="360"/>
+      </w:pPr>
+      <w:rPr>
+        <w:rFonts w:ascii="Wingdings" w:hAnsi="Wingdings" w:hint="default"/>
+        <w:sz w:val="20"/>
+      </w:rPr>
+    </w:lvl>
+    <w:lvl w:ilvl="3" w:tentative="1">
+      <w:start w:val="1"/>
+      <w:numFmt w:val="bullet"/>
+      <w:lvlText w:val=""/>
+      <w:lvlJc w:val="left"/>
+      <w:pPr>
+        <w:tabs>
+          <w:tab w:val="num" w:pos="2880"/>
+        </w:tabs>
+        <w:ind w:left="2880" w:hanging="360"/>
+      </w:pPr>
+      <w:rPr>
+        <w:rFonts w:ascii="Wingdings" w:hAnsi="Wingdings" w:hint="default"/>
+        <w:sz w:val="20"/>
+      </w:rPr>
+    </w:lvl>
+    <w:lvl w:ilvl="4" w:tentative="1">
+      <w:start w:val="1"/>
+      <w:numFmt w:val="bullet"/>
+      <w:lvlText w:val=""/>
+      <w:lvlJc w:val="left"/>
+      <w:pPr>
+        <w:tabs>
+          <w:tab w:val="num" w:pos="3600"/>
+        </w:tabs>
+        <w:ind w:left="3600" w:hanging="360"/>
+      </w:pPr>
+      <w:rPr>
+        <w:rFonts w:ascii="Wingdings" w:hAnsi="Wingdings" w:hint="default"/>
+        <w:sz w:val="20"/>
+      </w:rPr>
+    </w:lvl>
+    <w:lvl w:ilvl="5" w:tentative="1">
+      <w:start w:val="1"/>
+      <w:numFmt w:val="bullet"/>
+      <w:lvlText w:val=""/>
+      <w:lvlJc w:val="left"/>
+      <w:pPr>
+        <w:tabs>
+          <w:tab w:val="num" w:pos="4320"/>
+        </w:tabs>
+        <w:ind w:left="4320" w:hanging="360"/>
+      </w:pPr>
+      <w:rPr>
+        <w:rFonts w:ascii="Wingdings" w:hAnsi="Wingdings" w:hint="default"/>
+        <w:sz w:val="20"/>
+      </w:rPr>
+    </w:lvl>
+    <w:lvl w:ilvl="6" w:tentative="1">
+      <w:start w:val="1"/>
+      <w:numFmt w:val="bullet"/>
+      <w:lvlText w:val=""/>
+      <w:lvlJc w:val="left"/>
+      <w:pPr>
+        <w:tabs>
+          <w:tab w:val="num" w:pos="5040"/>
+        </w:tabs>
+        <w:ind w:left="5040" w:hanging="360"/>
+      </w:pPr>
+      <w:rPr>
+        <w:rFonts w:ascii="Wingdings" w:hAnsi="Wingdings" w:hint="default"/>
+        <w:sz w:val="20"/>
+      </w:rPr>
+    </w:lvl>
+    <w:lvl w:ilvl="7" w:tentative="1">
+      <w:start w:val="1"/>
+      <w:numFmt w:val="bullet"/>
+      <w:lvlText w:val=""/>
+      <w:lvlJc w:val="left"/>
+      <w:pPr>
+        <w:tabs>
+          <w:tab w:val="num" w:pos="5760"/>
+        </w:tabs>
+        <w:ind w:left="5760" w:hanging="360"/>
+      </w:pPr>
+      <w:rPr>
+        <w:rFonts w:ascii="Wingdings" w:hAnsi="Wingdings" w:hint="default"/>
+        <w:sz w:val="20"/>
+      </w:rPr>
+    </w:lvl>
+    <w:lvl w:ilvl="8" w:tentative="1">
+      <w:start w:val="1"/>
+      <w:numFmt w:val="bullet"/>
+      <w:lvlText w:val=""/>
+      <w:lvlJc w:val="left"/>
+      <w:pPr>
+        <w:tabs>
+          <w:tab w:val="num" w:pos="6480"/>
+        </w:tabs>
+        <w:ind w:left="6480" w:hanging="360"/>
+      </w:pPr>
+      <w:rPr>
+        <w:rFonts w:ascii="Wingdings" w:hAnsi="Wingdings" w:hint="default"/>
+        <w:sz w:val="20"/>
+      </w:rPr>
+    </w:lvl>
+  </w:abstractNum>
+  <w:abstractNum w:abstractNumId="26" w15:restartNumberingAfterBreak="0">
+    <w:nsid w:val="367C0270"/>
+    <w:multiLevelType w:val="multilevel"/>
+    <w:tmpl w:val="7CCAC380"/>
+    <w:lvl w:ilvl="0">
+      <w:start w:val="1"/>
+      <w:numFmt w:val="bullet"/>
+      <w:lvlText w:val=""/>
+      <w:lvlJc w:val="left"/>
+      <w:pPr>
+        <w:tabs>
+          <w:tab w:val="num" w:pos="720"/>
+        </w:tabs>
+        <w:ind w:left="720" w:hanging="360"/>
+      </w:pPr>
+      <w:rPr>
+        <w:rFonts w:ascii="Symbol" w:hAnsi="Symbol" w:hint="default"/>
+        <w:sz w:val="20"/>
+      </w:rPr>
+    </w:lvl>
+    <w:lvl w:ilvl="1" w:tentative="1">
+      <w:start w:val="1"/>
+      <w:numFmt w:val="bullet"/>
+      <w:lvlText w:val="o"/>
+      <w:lvlJc w:val="left"/>
+      <w:pPr>
+        <w:tabs>
+          <w:tab w:val="num" w:pos="1440"/>
+        </w:tabs>
+        <w:ind w:left="1440" w:hanging="360"/>
+      </w:pPr>
+      <w:rPr>
+        <w:rFonts w:ascii="Courier New" w:hAnsi="Courier New" w:hint="default"/>
+        <w:sz w:val="20"/>
+      </w:rPr>
+    </w:lvl>
+    <w:lvl w:ilvl="2" w:tentative="1">
+      <w:start w:val="1"/>
+      <w:numFmt w:val="bullet"/>
+      <w:lvlText w:val=""/>
+      <w:lvlJc w:val="left"/>
+      <w:pPr>
+        <w:tabs>
+          <w:tab w:val="num" w:pos="2160"/>
+        </w:tabs>
+        <w:ind w:left="2160" w:hanging="360"/>
+      </w:pPr>
+      <w:rPr>
+        <w:rFonts w:ascii="Wingdings" w:hAnsi="Wingdings" w:hint="default"/>
+        <w:sz w:val="20"/>
+      </w:rPr>
+    </w:lvl>
+    <w:lvl w:ilvl="3" w:tentative="1">
+      <w:start w:val="1"/>
+      <w:numFmt w:val="bullet"/>
+      <w:lvlText w:val=""/>
+      <w:lvlJc w:val="left"/>
+      <w:pPr>
+        <w:tabs>
+          <w:tab w:val="num" w:pos="2880"/>
+        </w:tabs>
+        <w:ind w:left="2880" w:hanging="360"/>
+      </w:pPr>
+      <w:rPr>
+        <w:rFonts w:ascii="Wingdings" w:hAnsi="Wingdings" w:hint="default"/>
+        <w:sz w:val="20"/>
+      </w:rPr>
+    </w:lvl>
+    <w:lvl w:ilvl="4" w:tentative="1">
+      <w:start w:val="1"/>
+      <w:numFmt w:val="bullet"/>
+      <w:lvlText w:val=""/>
+      <w:lvlJc w:val="left"/>
+      <w:pPr>
+        <w:tabs>
+          <w:tab w:val="num" w:pos="3600"/>
+        </w:tabs>
+        <w:ind w:left="3600" w:hanging="360"/>
+      </w:pPr>
+      <w:rPr>
+        <w:rFonts w:ascii="Wingdings" w:hAnsi="Wingdings" w:hint="default"/>
+        <w:sz w:val="20"/>
+      </w:rPr>
+    </w:lvl>
+    <w:lvl w:ilvl="5" w:tentative="1">
+      <w:start w:val="1"/>
+      <w:numFmt w:val="bullet"/>
+      <w:lvlText w:val=""/>
+      <w:lvlJc w:val="left"/>
+      <w:pPr>
+        <w:tabs>
+          <w:tab w:val="num" w:pos="4320"/>
+        </w:tabs>
+        <w:ind w:left="4320" w:hanging="360"/>
+      </w:pPr>
+      <w:rPr>
+        <w:rFonts w:ascii="Wingdings" w:hAnsi="Wingdings" w:hint="default"/>
+        <w:sz w:val="20"/>
+      </w:rPr>
+    </w:lvl>
+    <w:lvl w:ilvl="6" w:tentative="1">
+      <w:start w:val="1"/>
+      <w:numFmt w:val="bullet"/>
+      <w:lvlText w:val=""/>
+      <w:lvlJc w:val="left"/>
+      <w:pPr>
+        <w:tabs>
+          <w:tab w:val="num" w:pos="5040"/>
+        </w:tabs>
+        <w:ind w:left="5040" w:hanging="360"/>
+      </w:pPr>
+      <w:rPr>
+        <w:rFonts w:ascii="Wingdings" w:hAnsi="Wingdings" w:hint="default"/>
+        <w:sz w:val="20"/>
+      </w:rPr>
+    </w:lvl>
+    <w:lvl w:ilvl="7" w:tentative="1">
+      <w:start w:val="1"/>
+      <w:numFmt w:val="bullet"/>
+      <w:lvlText w:val=""/>
+      <w:lvlJc w:val="left"/>
+      <w:pPr>
+        <w:tabs>
+          <w:tab w:val="num" w:pos="5760"/>
+        </w:tabs>
+        <w:ind w:left="5760" w:hanging="360"/>
+      </w:pPr>
+      <w:rPr>
+        <w:rFonts w:ascii="Wingdings" w:hAnsi="Wingdings" w:hint="default"/>
+        <w:sz w:val="20"/>
+      </w:rPr>
+    </w:lvl>
+    <w:lvl w:ilvl="8" w:tentative="1">
+      <w:start w:val="1"/>
+      <w:numFmt w:val="bullet"/>
+      <w:lvlText w:val=""/>
+      <w:lvlJc w:val="left"/>
+      <w:pPr>
+        <w:tabs>
+          <w:tab w:val="num" w:pos="6480"/>
+        </w:tabs>
+        <w:ind w:left="6480" w:hanging="360"/>
+      </w:pPr>
+      <w:rPr>
+        <w:rFonts w:ascii="Wingdings" w:hAnsi="Wingdings" w:hint="default"/>
+        <w:sz w:val="20"/>
+      </w:rPr>
+    </w:lvl>
+  </w:abstractNum>
+  <w:abstractNum w:abstractNumId="27" w15:restartNumberingAfterBreak="0">
+    <w:nsid w:val="3D4D6B19"/>
+    <w:multiLevelType w:val="multilevel"/>
+    <w:tmpl w:val="D06C6B36"/>
+    <w:lvl w:ilvl="0">
+      <w:start w:val="1"/>
+      <w:numFmt w:val="bullet"/>
+      <w:lvlText w:val=""/>
+      <w:lvlJc w:val="left"/>
+      <w:pPr>
+        <w:tabs>
+          <w:tab w:val="num" w:pos="720"/>
+        </w:tabs>
+        <w:ind w:left="720" w:hanging="360"/>
+      </w:pPr>
+      <w:rPr>
+        <w:rFonts w:ascii="Symbol" w:hAnsi="Symbol" w:hint="default"/>
+        <w:sz w:val="20"/>
+      </w:rPr>
+    </w:lvl>
+    <w:lvl w:ilvl="1" w:tentative="1">
+      <w:start w:val="1"/>
+      <w:numFmt w:val="bullet"/>
+      <w:lvlText w:val="o"/>
+      <w:lvlJc w:val="left"/>
+      <w:pPr>
+        <w:tabs>
+          <w:tab w:val="num" w:pos="1440"/>
+        </w:tabs>
+        <w:ind w:left="1440" w:hanging="360"/>
+      </w:pPr>
+      <w:rPr>
+        <w:rFonts w:ascii="Courier New" w:hAnsi="Courier New" w:hint="default"/>
+        <w:sz w:val="20"/>
+      </w:rPr>
+    </w:lvl>
+    <w:lvl w:ilvl="2" w:tentative="1">
+      <w:start w:val="1"/>
+      <w:numFmt w:val="bullet"/>
+      <w:lvlText w:val=""/>
+      <w:lvlJc w:val="left"/>
+      <w:pPr>
+        <w:tabs>
+          <w:tab w:val="num" w:pos="2160"/>
+        </w:tabs>
+        <w:ind w:left="2160" w:hanging="360"/>
+      </w:pPr>
+      <w:rPr>
+        <w:rFonts w:ascii="Wingdings" w:hAnsi="Wingdings" w:hint="default"/>
+        <w:sz w:val="20"/>
+      </w:rPr>
+    </w:lvl>
+    <w:lvl w:ilvl="3" w:tentative="1">
+      <w:start w:val="1"/>
+      <w:numFmt w:val="bullet"/>
+      <w:lvlText w:val=""/>
+      <w:lvlJc w:val="left"/>
+      <w:pPr>
+        <w:tabs>
+          <w:tab w:val="num" w:pos="2880"/>
+        </w:tabs>
+        <w:ind w:left="2880" w:hanging="360"/>
+      </w:pPr>
+      <w:rPr>
+        <w:rFonts w:ascii="Wingdings" w:hAnsi="Wingdings" w:hint="default"/>
+        <w:sz w:val="20"/>
+      </w:rPr>
+    </w:lvl>
+    <w:lvl w:ilvl="4" w:tentative="1">
+      <w:start w:val="1"/>
+      <w:numFmt w:val="bullet"/>
+      <w:lvlText w:val=""/>
+      <w:lvlJc w:val="left"/>
+      <w:pPr>
+        <w:tabs>
+          <w:tab w:val="num" w:pos="3600"/>
+        </w:tabs>
+        <w:ind w:left="3600" w:hanging="360"/>
+      </w:pPr>
+      <w:rPr>
+        <w:rFonts w:ascii="Wingdings" w:hAnsi="Wingdings" w:hint="default"/>
+        <w:sz w:val="20"/>
+      </w:rPr>
+    </w:lvl>
+    <w:lvl w:ilvl="5" w:tentative="1">
+      <w:start w:val="1"/>
+      <w:numFmt w:val="bullet"/>
+      <w:lvlText w:val=""/>
+      <w:lvlJc w:val="left"/>
+      <w:pPr>
+        <w:tabs>
+          <w:tab w:val="num" w:pos="4320"/>
+        </w:tabs>
+        <w:ind w:left="4320" w:hanging="360"/>
+      </w:pPr>
+      <w:rPr>
+        <w:rFonts w:ascii="Wingdings" w:hAnsi="Wingdings" w:hint="default"/>
+        <w:sz w:val="20"/>
+      </w:rPr>
+    </w:lvl>
+    <w:lvl w:ilvl="6" w:tentative="1">
+      <w:start w:val="1"/>
+      <w:numFmt w:val="bullet"/>
+      <w:lvlText w:val=""/>
+      <w:lvlJc w:val="left"/>
+      <w:pPr>
+        <w:tabs>
+          <w:tab w:val="num" w:pos="5040"/>
+        </w:tabs>
+        <w:ind w:left="5040" w:hanging="360"/>
+      </w:pPr>
+      <w:rPr>
+        <w:rFonts w:ascii="Wingdings" w:hAnsi="Wingdings" w:hint="default"/>
+        <w:sz w:val="20"/>
+      </w:rPr>
+    </w:lvl>
+    <w:lvl w:ilvl="7" w:tentative="1">
+      <w:start w:val="1"/>
+      <w:numFmt w:val="bullet"/>
+      <w:lvlText w:val=""/>
+      <w:lvlJc w:val="left"/>
+      <w:pPr>
+        <w:tabs>
+          <w:tab w:val="num" w:pos="5760"/>
+        </w:tabs>
+        <w:ind w:left="5760" w:hanging="360"/>
+      </w:pPr>
+      <w:rPr>
+        <w:rFonts w:ascii="Wingdings" w:hAnsi="Wingdings" w:hint="default"/>
+        <w:sz w:val="20"/>
+      </w:rPr>
+    </w:lvl>
+    <w:lvl w:ilvl="8" w:tentative="1">
+      <w:start w:val="1"/>
+      <w:numFmt w:val="bullet"/>
+      <w:lvlText w:val=""/>
+      <w:lvlJc w:val="left"/>
+      <w:pPr>
+        <w:tabs>
+          <w:tab w:val="num" w:pos="6480"/>
+        </w:tabs>
+        <w:ind w:left="6480" w:hanging="360"/>
+      </w:pPr>
+      <w:rPr>
+        <w:rFonts w:ascii="Wingdings" w:hAnsi="Wingdings" w:hint="default"/>
+        <w:sz w:val="20"/>
+      </w:rPr>
+    </w:lvl>
+  </w:abstractNum>
+  <w:abstractNum w:abstractNumId="28" w15:restartNumberingAfterBreak="0">
+    <w:nsid w:val="3DDC5B1C"/>
+    <w:multiLevelType w:val="multilevel"/>
+    <w:tmpl w:val="FA88DA14"/>
+    <w:lvl w:ilvl="0">
+      <w:start w:val="1"/>
+      <w:numFmt w:val="bullet"/>
+      <w:lvlText w:val=""/>
+      <w:lvlJc w:val="left"/>
+      <w:pPr>
+        <w:tabs>
+          <w:tab w:val="num" w:pos="720"/>
+        </w:tabs>
+        <w:ind w:left="720" w:hanging="360"/>
+      </w:pPr>
+      <w:rPr>
+        <w:rFonts w:ascii="Symbol" w:hAnsi="Symbol" w:hint="default"/>
+        <w:sz w:val="20"/>
+      </w:rPr>
+    </w:lvl>
+    <w:lvl w:ilvl="1" w:tentative="1">
+      <w:start w:val="1"/>
+      <w:numFmt w:val="bullet"/>
+      <w:lvlText w:val="o"/>
+      <w:lvlJc w:val="left"/>
+      <w:pPr>
+        <w:tabs>
+          <w:tab w:val="num" w:pos="1440"/>
+        </w:tabs>
+        <w:ind w:left="1440" w:hanging="360"/>
+      </w:pPr>
+      <w:rPr>
+        <w:rFonts w:ascii="Courier New" w:hAnsi="Courier New" w:hint="default"/>
+        <w:sz w:val="20"/>
+      </w:rPr>
+    </w:lvl>
+    <w:lvl w:ilvl="2" w:tentative="1">
+      <w:start w:val="1"/>
+      <w:numFmt w:val="bullet"/>
+      <w:lvlText w:val=""/>
+      <w:lvlJc w:val="left"/>
+      <w:pPr>
+        <w:tabs>
+          <w:tab w:val="num" w:pos="2160"/>
+        </w:tabs>
+        <w:ind w:left="2160" w:hanging="360"/>
+      </w:pPr>
+      <w:rPr>
+        <w:rFonts w:ascii="Wingdings" w:hAnsi="Wingdings" w:hint="default"/>
+        <w:sz w:val="20"/>
+      </w:rPr>
+    </w:lvl>
+    <w:lvl w:ilvl="3" w:tentative="1">
+      <w:start w:val="1"/>
+      <w:numFmt w:val="bullet"/>
+      <w:lvlText w:val=""/>
+      <w:lvlJc w:val="left"/>
+      <w:pPr>
+        <w:tabs>
+          <w:tab w:val="num" w:pos="2880"/>
+        </w:tabs>
+        <w:ind w:left="2880" w:hanging="360"/>
+      </w:pPr>
+      <w:rPr>
+        <w:rFonts w:ascii="Wingdings" w:hAnsi="Wingdings" w:hint="default"/>
+        <w:sz w:val="20"/>
+      </w:rPr>
+    </w:lvl>
+    <w:lvl w:ilvl="4" w:tentative="1">
+      <w:start w:val="1"/>
+      <w:numFmt w:val="bullet"/>
+      <w:lvlText w:val=""/>
+      <w:lvlJc w:val="left"/>
+      <w:pPr>
+        <w:tabs>
+          <w:tab w:val="num" w:pos="3600"/>
+        </w:tabs>
+        <w:ind w:left="3600" w:hanging="360"/>
+      </w:pPr>
+      <w:rPr>
+        <w:rFonts w:ascii="Wingdings" w:hAnsi="Wingdings" w:hint="default"/>
+        <w:sz w:val="20"/>
+      </w:rPr>
+    </w:lvl>
+    <w:lvl w:ilvl="5" w:tentative="1">
+      <w:start w:val="1"/>
+      <w:numFmt w:val="bullet"/>
+      <w:lvlText w:val=""/>
+      <w:lvlJc w:val="left"/>
+      <w:pPr>
+        <w:tabs>
+          <w:tab w:val="num" w:pos="4320"/>
+        </w:tabs>
+        <w:ind w:left="4320" w:hanging="360"/>
+      </w:pPr>
+      <w:rPr>
+        <w:rFonts w:ascii="Wingdings" w:hAnsi="Wingdings" w:hint="default"/>
+        <w:sz w:val="20"/>
+      </w:rPr>
+    </w:lvl>
+    <w:lvl w:ilvl="6" w:tentative="1">
+      <w:start w:val="1"/>
+      <w:numFmt w:val="bullet"/>
+      <w:lvlText w:val=""/>
+      <w:lvlJc w:val="left"/>
+      <w:pPr>
+        <w:tabs>
+          <w:tab w:val="num" w:pos="5040"/>
+        </w:tabs>
+        <w:ind w:left="5040" w:hanging="360"/>
+      </w:pPr>
+      <w:rPr>
+        <w:rFonts w:ascii="Wingdings" w:hAnsi="Wingdings" w:hint="default"/>
+        <w:sz w:val="20"/>
+      </w:rPr>
+    </w:lvl>
+    <w:lvl w:ilvl="7" w:tentative="1">
+      <w:start w:val="1"/>
+      <w:numFmt w:val="bullet"/>
+      <w:lvlText w:val=""/>
+      <w:lvlJc w:val="left"/>
+      <w:pPr>
+        <w:tabs>
+          <w:tab w:val="num" w:pos="5760"/>
+        </w:tabs>
+        <w:ind w:left="5760" w:hanging="360"/>
+      </w:pPr>
+      <w:rPr>
+        <w:rFonts w:ascii="Wingdings" w:hAnsi="Wingdings" w:hint="default"/>
+        <w:sz w:val="20"/>
+      </w:rPr>
+    </w:lvl>
+    <w:lvl w:ilvl="8" w:tentative="1">
+      <w:start w:val="1"/>
+      <w:numFmt w:val="bullet"/>
+      <w:lvlText w:val=""/>
+      <w:lvlJc w:val="left"/>
+      <w:pPr>
+        <w:tabs>
+          <w:tab w:val="num" w:pos="6480"/>
+        </w:tabs>
+        <w:ind w:left="6480" w:hanging="360"/>
+      </w:pPr>
+      <w:rPr>
+        <w:rFonts w:ascii="Wingdings" w:hAnsi="Wingdings" w:hint="default"/>
+        <w:sz w:val="20"/>
+      </w:rPr>
+    </w:lvl>
+  </w:abstractNum>
+  <w:abstractNum w:abstractNumId="29" w15:restartNumberingAfterBreak="0">
+    <w:nsid w:val="3DF05181"/>
+    <w:multiLevelType w:val="multilevel"/>
+    <w:tmpl w:val="346ED3EE"/>
+    <w:lvl w:ilvl="0">
+      <w:start w:val="1"/>
+      <w:numFmt w:val="bullet"/>
+      <w:lvlText w:val=""/>
+      <w:lvlJc w:val="left"/>
+      <w:pPr>
+        <w:tabs>
+          <w:tab w:val="num" w:pos="720"/>
+        </w:tabs>
+        <w:ind w:left="720" w:hanging="360"/>
+      </w:pPr>
+      <w:rPr>
+        <w:rFonts w:ascii="Symbol" w:hAnsi="Symbol" w:hint="default"/>
+        <w:sz w:val="20"/>
+      </w:rPr>
+    </w:lvl>
+    <w:lvl w:ilvl="1" w:tentative="1">
+      <w:start w:val="1"/>
+      <w:numFmt w:val="bullet"/>
+      <w:lvlText w:val="o"/>
+      <w:lvlJc w:val="left"/>
+      <w:pPr>
+        <w:tabs>
+          <w:tab w:val="num" w:pos="1440"/>
+        </w:tabs>
+        <w:ind w:left="1440" w:hanging="360"/>
+      </w:pPr>
+      <w:rPr>
+        <w:rFonts w:ascii="Courier New" w:hAnsi="Courier New" w:hint="default"/>
+        <w:sz w:val="20"/>
+      </w:rPr>
+    </w:lvl>
+    <w:lvl w:ilvl="2" w:tentative="1">
+      <w:start w:val="1"/>
+      <w:numFmt w:val="bullet"/>
+      <w:lvlText w:val=""/>
+      <w:lvlJc w:val="left"/>
+      <w:pPr>
+        <w:tabs>
+          <w:tab w:val="num" w:pos="2160"/>
+        </w:tabs>
+        <w:ind w:left="2160" w:hanging="360"/>
+      </w:pPr>
+      <w:rPr>
+        <w:rFonts w:ascii="Wingdings" w:hAnsi="Wingdings" w:hint="default"/>
+        <w:sz w:val="20"/>
+      </w:rPr>
+    </w:lvl>
+    <w:lvl w:ilvl="3" w:tentative="1">
+      <w:start w:val="1"/>
+      <w:numFmt w:val="bullet"/>
+      <w:lvlText w:val=""/>
+      <w:lvlJc w:val="left"/>
+      <w:pPr>
+        <w:tabs>
+          <w:tab w:val="num" w:pos="2880"/>
+        </w:tabs>
+        <w:ind w:left="2880" w:hanging="360"/>
+      </w:pPr>
+      <w:rPr>
+        <w:rFonts w:ascii="Wingdings" w:hAnsi="Wingdings" w:hint="default"/>
+        <w:sz w:val="20"/>
+      </w:rPr>
+    </w:lvl>
+    <w:lvl w:ilvl="4" w:tentative="1">
+      <w:start w:val="1"/>
+      <w:numFmt w:val="bullet"/>
+      <w:lvlText w:val=""/>
+      <w:lvlJc w:val="left"/>
+      <w:pPr>
+        <w:tabs>
+          <w:tab w:val="num" w:pos="3600"/>
+        </w:tabs>
+        <w:ind w:left="3600" w:hanging="360"/>
+      </w:pPr>
+      <w:rPr>
+        <w:rFonts w:ascii="Wingdings" w:hAnsi="Wingdings" w:hint="default"/>
+        <w:sz w:val="20"/>
+      </w:rPr>
+    </w:lvl>
+    <w:lvl w:ilvl="5" w:tentative="1">
+      <w:start w:val="1"/>
+      <w:numFmt w:val="bullet"/>
+      <w:lvlText w:val=""/>
+      <w:lvlJc w:val="left"/>
+      <w:pPr>
+        <w:tabs>
+          <w:tab w:val="num" w:pos="4320"/>
+        </w:tabs>
+        <w:ind w:left="4320" w:hanging="360"/>
+      </w:pPr>
+      <w:rPr>
+        <w:rFonts w:ascii="Wingdings" w:hAnsi="Wingdings" w:hint="default"/>
+        <w:sz w:val="20"/>
+      </w:rPr>
+    </w:lvl>
+    <w:lvl w:ilvl="6" w:tentative="1">
+      <w:start w:val="1"/>
+      <w:numFmt w:val="bullet"/>
+      <w:lvlText w:val=""/>
+      <w:lvlJc w:val="left"/>
+      <w:pPr>
+        <w:tabs>
+          <w:tab w:val="num" w:pos="5040"/>
+        </w:tabs>
+        <w:ind w:left="5040" w:hanging="360"/>
+      </w:pPr>
+      <w:rPr>
+        <w:rFonts w:ascii="Wingdings" w:hAnsi="Wingdings" w:hint="default"/>
+        <w:sz w:val="20"/>
+      </w:rPr>
+    </w:lvl>
+    <w:lvl w:ilvl="7" w:tentative="1">
+      <w:start w:val="1"/>
+      <w:numFmt w:val="bullet"/>
+      <w:lvlText w:val=""/>
+      <w:lvlJc w:val="left"/>
+      <w:pPr>
+        <w:tabs>
+          <w:tab w:val="num" w:pos="5760"/>
+        </w:tabs>
+        <w:ind w:left="5760" w:hanging="360"/>
+      </w:pPr>
+      <w:rPr>
+        <w:rFonts w:ascii="Wingdings" w:hAnsi="Wingdings" w:hint="default"/>
+        <w:sz w:val="20"/>
+      </w:rPr>
+    </w:lvl>
+    <w:lvl w:ilvl="8" w:tentative="1">
+      <w:start w:val="1"/>
+      <w:numFmt w:val="bullet"/>
+      <w:lvlText w:val=""/>
+      <w:lvlJc w:val="left"/>
+      <w:pPr>
+        <w:tabs>
+          <w:tab w:val="num" w:pos="6480"/>
+        </w:tabs>
+        <w:ind w:left="6480" w:hanging="360"/>
+      </w:pPr>
+      <w:rPr>
+        <w:rFonts w:ascii="Wingdings" w:hAnsi="Wingdings" w:hint="default"/>
+        <w:sz w:val="20"/>
+      </w:rPr>
+    </w:lvl>
+  </w:abstractNum>
+  <w:abstractNum w:abstractNumId="30" w15:restartNumberingAfterBreak="0">
+    <w:nsid w:val="40036EDA"/>
+    <w:multiLevelType w:val="multilevel"/>
+    <w:tmpl w:val="E42CFE94"/>
+    <w:lvl w:ilvl="0">
+      <w:start w:val="1"/>
+      <w:numFmt w:val="bullet"/>
+      <w:lvlText w:val=""/>
+      <w:lvlJc w:val="left"/>
+      <w:pPr>
+        <w:tabs>
+          <w:tab w:val="num" w:pos="720"/>
+        </w:tabs>
+        <w:ind w:left="720" w:hanging="360"/>
+      </w:pPr>
+      <w:rPr>
+        <w:rFonts w:ascii="Symbol" w:hAnsi="Symbol" w:hint="default"/>
+        <w:sz w:val="20"/>
+      </w:rPr>
+    </w:lvl>
+    <w:lvl w:ilvl="1" w:tentative="1">
+      <w:start w:val="1"/>
+      <w:numFmt w:val="bullet"/>
+      <w:lvlText w:val="o"/>
+      <w:lvlJc w:val="left"/>
+      <w:pPr>
+        <w:tabs>
+          <w:tab w:val="num" w:pos="1440"/>
+        </w:tabs>
+        <w:ind w:left="1440" w:hanging="360"/>
+      </w:pPr>
+      <w:rPr>
+        <w:rFonts w:ascii="Courier New" w:hAnsi="Courier New" w:hint="default"/>
+        <w:sz w:val="20"/>
+      </w:rPr>
+    </w:lvl>
+    <w:lvl w:ilvl="2" w:tentative="1">
+      <w:start w:val="1"/>
+      <w:numFmt w:val="bullet"/>
+      <w:lvlText w:val=""/>
+      <w:lvlJc w:val="left"/>
+      <w:pPr>
+        <w:tabs>
+          <w:tab w:val="num" w:pos="2160"/>
+        </w:tabs>
+        <w:ind w:left="2160" w:hanging="360"/>
+      </w:pPr>
+      <w:rPr>
+        <w:rFonts w:ascii="Wingdings" w:hAnsi="Wingdings" w:hint="default"/>
+        <w:sz w:val="20"/>
+      </w:rPr>
+    </w:lvl>
+    <w:lvl w:ilvl="3" w:tentative="1">
+      <w:start w:val="1"/>
+      <w:numFmt w:val="bullet"/>
+      <w:lvlText w:val=""/>
+      <w:lvlJc w:val="left"/>
+      <w:pPr>
+        <w:tabs>
+          <w:tab w:val="num" w:pos="2880"/>
+        </w:tabs>
+        <w:ind w:left="2880" w:hanging="360"/>
+      </w:pPr>
+      <w:rPr>
+        <w:rFonts w:ascii="Wingdings" w:hAnsi="Wingdings" w:hint="default"/>
+        <w:sz w:val="20"/>
+      </w:rPr>
+    </w:lvl>
+    <w:lvl w:ilvl="4" w:tentative="1">
+      <w:start w:val="1"/>
+      <w:numFmt w:val="bullet"/>
+      <w:lvlText w:val=""/>
+      <w:lvlJc w:val="left"/>
+      <w:pPr>
+        <w:tabs>
+          <w:tab w:val="num" w:pos="3600"/>
+        </w:tabs>
+        <w:ind w:left="3600" w:hanging="360"/>
+      </w:pPr>
+      <w:rPr>
+        <w:rFonts w:ascii="Wingdings" w:hAnsi="Wingdings" w:hint="default"/>
+        <w:sz w:val="20"/>
+      </w:rPr>
+    </w:lvl>
+    <w:lvl w:ilvl="5" w:tentative="1">
+      <w:start w:val="1"/>
+      <w:numFmt w:val="bullet"/>
+      <w:lvlText w:val=""/>
+      <w:lvlJc w:val="left"/>
+      <w:pPr>
+        <w:tabs>
+          <w:tab w:val="num" w:pos="4320"/>
+        </w:tabs>
+        <w:ind w:left="4320" w:hanging="360"/>
+      </w:pPr>
+      <w:rPr>
+        <w:rFonts w:ascii="Wingdings" w:hAnsi="Wingdings" w:hint="default"/>
+        <w:sz w:val="20"/>
+      </w:rPr>
+    </w:lvl>
+    <w:lvl w:ilvl="6" w:tentative="1">
+      <w:start w:val="1"/>
+      <w:numFmt w:val="bullet"/>
+      <w:lvlText w:val=""/>
+      <w:lvlJc w:val="left"/>
+      <w:pPr>
+        <w:tabs>
+          <w:tab w:val="num" w:pos="5040"/>
+        </w:tabs>
+        <w:ind w:left="5040" w:hanging="360"/>
+      </w:pPr>
+      <w:rPr>
+        <w:rFonts w:ascii="Wingdings" w:hAnsi="Wingdings" w:hint="default"/>
+        <w:sz w:val="20"/>
+      </w:rPr>
+    </w:lvl>
+    <w:lvl w:ilvl="7" w:tentative="1">
+      <w:start w:val="1"/>
+      <w:numFmt w:val="bullet"/>
+      <w:lvlText w:val=""/>
+      <w:lvlJc w:val="left"/>
+      <w:pPr>
+        <w:tabs>
+          <w:tab w:val="num" w:pos="5760"/>
+        </w:tabs>
+        <w:ind w:left="5760" w:hanging="360"/>
+      </w:pPr>
+      <w:rPr>
+        <w:rFonts w:ascii="Wingdings" w:hAnsi="Wingdings" w:hint="default"/>
+        <w:sz w:val="20"/>
+      </w:rPr>
+    </w:lvl>
+    <w:lvl w:ilvl="8" w:tentative="1">
+      <w:start w:val="1"/>
+      <w:numFmt w:val="bullet"/>
+      <w:lvlText w:val=""/>
+      <w:lvlJc w:val="left"/>
+      <w:pPr>
+        <w:tabs>
+          <w:tab w:val="num" w:pos="6480"/>
+        </w:tabs>
+        <w:ind w:left="6480" w:hanging="360"/>
+      </w:pPr>
+      <w:rPr>
+        <w:rFonts w:ascii="Wingdings" w:hAnsi="Wingdings" w:hint="default"/>
+        <w:sz w:val="20"/>
+      </w:rPr>
+    </w:lvl>
+  </w:abstractNum>
+  <w:abstractNum w:abstractNumId="31" w15:restartNumberingAfterBreak="0">
+    <w:nsid w:val="41115F92"/>
+    <w:multiLevelType w:val="multilevel"/>
+    <w:tmpl w:val="3886CF82"/>
+    <w:lvl w:ilvl="0">
+      <w:start w:val="1"/>
+      <w:numFmt w:val="bullet"/>
+      <w:lvlText w:val=""/>
+      <w:lvlJc w:val="left"/>
+      <w:pPr>
+        <w:tabs>
+          <w:tab w:val="num" w:pos="720"/>
+        </w:tabs>
+        <w:ind w:left="720" w:hanging="360"/>
+      </w:pPr>
+      <w:rPr>
+        <w:rFonts w:ascii="Symbol" w:hAnsi="Symbol" w:hint="default"/>
+        <w:sz w:val="20"/>
+      </w:rPr>
+    </w:lvl>
+    <w:lvl w:ilvl="1" w:tentative="1">
+      <w:start w:val="1"/>
+      <w:numFmt w:val="bullet"/>
+      <w:lvlText w:val="o"/>
+      <w:lvlJc w:val="left"/>
+      <w:pPr>
+        <w:tabs>
+          <w:tab w:val="num" w:pos="1440"/>
+        </w:tabs>
+        <w:ind w:left="1440" w:hanging="360"/>
+      </w:pPr>
+      <w:rPr>
+        <w:rFonts w:ascii="Courier New" w:hAnsi="Courier New" w:hint="default"/>
+        <w:sz w:val="20"/>
+      </w:rPr>
+    </w:lvl>
+    <w:lvl w:ilvl="2" w:tentative="1">
+      <w:start w:val="1"/>
+      <w:numFmt w:val="bullet"/>
+      <w:lvlText w:val=""/>
+      <w:lvlJc w:val="left"/>
+      <w:pPr>
+        <w:tabs>
+          <w:tab w:val="num" w:pos="2160"/>
+        </w:tabs>
+        <w:ind w:left="2160" w:hanging="360"/>
+      </w:pPr>
+      <w:rPr>
+        <w:rFonts w:ascii="Wingdings" w:hAnsi="Wingdings" w:hint="default"/>
+        <w:sz w:val="20"/>
+      </w:rPr>
+    </w:lvl>
+    <w:lvl w:ilvl="3" w:tentative="1">
+      <w:start w:val="1"/>
+      <w:numFmt w:val="bullet"/>
+      <w:lvlText w:val=""/>
+      <w:lvlJc w:val="left"/>
+      <w:pPr>
+        <w:tabs>
+          <w:tab w:val="num" w:pos="2880"/>
+        </w:tabs>
+        <w:ind w:left="2880" w:hanging="360"/>
+      </w:pPr>
+      <w:rPr>
+        <w:rFonts w:ascii="Wingdings" w:hAnsi="Wingdings" w:hint="default"/>
+        <w:sz w:val="20"/>
+      </w:rPr>
+    </w:lvl>
+    <w:lvl w:ilvl="4" w:tentative="1">
+      <w:start w:val="1"/>
+      <w:numFmt w:val="bullet"/>
+      <w:lvlText w:val=""/>
+      <w:lvlJc w:val="left"/>
+      <w:pPr>
+        <w:tabs>
+          <w:tab w:val="num" w:pos="3600"/>
+        </w:tabs>
+        <w:ind w:left="3600" w:hanging="360"/>
+      </w:pPr>
+      <w:rPr>
+        <w:rFonts w:ascii="Wingdings" w:hAnsi="Wingdings" w:hint="default"/>
+        <w:sz w:val="20"/>
+      </w:rPr>
+    </w:lvl>
+    <w:lvl w:ilvl="5" w:tentative="1">
+      <w:start w:val="1"/>
+      <w:numFmt w:val="bullet"/>
+      <w:lvlText w:val=""/>
+      <w:lvlJc w:val="left"/>
+      <w:pPr>
+        <w:tabs>
+          <w:tab w:val="num" w:pos="4320"/>
+        </w:tabs>
+        <w:ind w:left="4320" w:hanging="360"/>
+      </w:pPr>
+      <w:rPr>
+        <w:rFonts w:ascii="Wingdings" w:hAnsi="Wingdings" w:hint="default"/>
+        <w:sz w:val="20"/>
+      </w:rPr>
+    </w:lvl>
+    <w:lvl w:ilvl="6" w:tentative="1">
+      <w:start w:val="1"/>
+      <w:numFmt w:val="bullet"/>
+      <w:lvlText w:val=""/>
+      <w:lvlJc w:val="left"/>
+      <w:pPr>
+        <w:tabs>
+          <w:tab w:val="num" w:pos="5040"/>
+        </w:tabs>
+        <w:ind w:left="5040" w:hanging="360"/>
+      </w:pPr>
+      <w:rPr>
+        <w:rFonts w:ascii="Wingdings" w:hAnsi="Wingdings" w:hint="default"/>
+        <w:sz w:val="20"/>
+      </w:rPr>
+    </w:lvl>
+    <w:lvl w:ilvl="7" w:tentative="1">
+      <w:start w:val="1"/>
+      <w:numFmt w:val="bullet"/>
+      <w:lvlText w:val=""/>
+      <w:lvlJc w:val="left"/>
+      <w:pPr>
+        <w:tabs>
+          <w:tab w:val="num" w:pos="5760"/>
+        </w:tabs>
+        <w:ind w:left="5760" w:hanging="360"/>
+      </w:pPr>
+      <w:rPr>
+        <w:rFonts w:ascii="Wingdings" w:hAnsi="Wingdings" w:hint="default"/>
+        <w:sz w:val="20"/>
+      </w:rPr>
+    </w:lvl>
+    <w:lvl w:ilvl="8" w:tentative="1">
+      <w:start w:val="1"/>
+      <w:numFmt w:val="bullet"/>
+      <w:lvlText w:val=""/>
+      <w:lvlJc w:val="left"/>
+      <w:pPr>
+        <w:tabs>
+          <w:tab w:val="num" w:pos="6480"/>
+        </w:tabs>
+        <w:ind w:left="6480" w:hanging="360"/>
+      </w:pPr>
+      <w:rPr>
+        <w:rFonts w:ascii="Wingdings" w:hAnsi="Wingdings" w:hint="default"/>
+        <w:sz w:val="20"/>
+      </w:rPr>
+    </w:lvl>
+  </w:abstractNum>
+  <w:abstractNum w:abstractNumId="32" w15:restartNumberingAfterBreak="0">
+    <w:nsid w:val="4A9D2364"/>
+    <w:multiLevelType w:val="multilevel"/>
+    <w:tmpl w:val="C8088510"/>
+    <w:lvl w:ilvl="0">
+      <w:start w:val="1"/>
+      <w:numFmt w:val="bullet"/>
+      <w:lvlText w:val=""/>
+      <w:lvlJc w:val="left"/>
+      <w:pPr>
+        <w:tabs>
+          <w:tab w:val="num" w:pos="720"/>
+        </w:tabs>
+        <w:ind w:left="720" w:hanging="360"/>
+      </w:pPr>
+      <w:rPr>
+        <w:rFonts w:ascii="Symbol" w:hAnsi="Symbol" w:hint="default"/>
+        <w:sz w:val="20"/>
+      </w:rPr>
+    </w:lvl>
+    <w:lvl w:ilvl="1" w:tentative="1">
+      <w:start w:val="1"/>
+      <w:numFmt w:val="bullet"/>
+      <w:lvlText w:val="o"/>
+      <w:lvlJc w:val="left"/>
+      <w:pPr>
+        <w:tabs>
+          <w:tab w:val="num" w:pos="1440"/>
+        </w:tabs>
+        <w:ind w:left="1440" w:hanging="360"/>
+      </w:pPr>
+      <w:rPr>
+        <w:rFonts w:ascii="Courier New" w:hAnsi="Courier New" w:hint="default"/>
+        <w:sz w:val="20"/>
+      </w:rPr>
+    </w:lvl>
+    <w:lvl w:ilvl="2" w:tentative="1">
+      <w:start w:val="1"/>
+      <w:numFmt w:val="bullet"/>
+      <w:lvlText w:val=""/>
+      <w:lvlJc w:val="left"/>
+      <w:pPr>
+        <w:tabs>
+          <w:tab w:val="num" w:pos="2160"/>
+        </w:tabs>
+        <w:ind w:left="2160" w:hanging="360"/>
+      </w:pPr>
+      <w:rPr>
+        <w:rFonts w:ascii="Wingdings" w:hAnsi="Wingdings" w:hint="default"/>
+        <w:sz w:val="20"/>
+      </w:rPr>
+    </w:lvl>
+    <w:lvl w:ilvl="3" w:tentative="1">
+      <w:start w:val="1"/>
+      <w:numFmt w:val="bullet"/>
+      <w:lvlText w:val=""/>
+      <w:lvlJc w:val="left"/>
+      <w:pPr>
+        <w:tabs>
+          <w:tab w:val="num" w:pos="2880"/>
+        </w:tabs>
+        <w:ind w:left="2880" w:hanging="360"/>
+      </w:pPr>
+      <w:rPr>
+        <w:rFonts w:ascii="Wingdings" w:hAnsi="Wingdings" w:hint="default"/>
+        <w:sz w:val="20"/>
+      </w:rPr>
+    </w:lvl>
+    <w:lvl w:ilvl="4" w:tentative="1">
+      <w:start w:val="1"/>
+      <w:numFmt w:val="bullet"/>
+      <w:lvlText w:val=""/>
+      <w:lvlJc w:val="left"/>
+      <w:pPr>
+        <w:tabs>
+          <w:tab w:val="num" w:pos="3600"/>
+        </w:tabs>
+        <w:ind w:left="3600" w:hanging="360"/>
+      </w:pPr>
+      <w:rPr>
+        <w:rFonts w:ascii="Wingdings" w:hAnsi="Wingdings" w:hint="default"/>
+        <w:sz w:val="20"/>
+      </w:rPr>
+    </w:lvl>
+    <w:lvl w:ilvl="5" w:tentative="1">
+      <w:start w:val="1"/>
+      <w:numFmt w:val="bullet"/>
+      <w:lvlText w:val=""/>
+      <w:lvlJc w:val="left"/>
+      <w:pPr>
+        <w:tabs>
+          <w:tab w:val="num" w:pos="4320"/>
+        </w:tabs>
+        <w:ind w:left="4320" w:hanging="360"/>
+      </w:pPr>
+      <w:rPr>
+        <w:rFonts w:ascii="Wingdings" w:hAnsi="Wingdings" w:hint="default"/>
+        <w:sz w:val="20"/>
+      </w:rPr>
+    </w:lvl>
+    <w:lvl w:ilvl="6" w:tentative="1">
+      <w:start w:val="1"/>
+      <w:numFmt w:val="bullet"/>
+      <w:lvlText w:val=""/>
+      <w:lvlJc w:val="left"/>
+      <w:pPr>
+        <w:tabs>
+          <w:tab w:val="num" w:pos="5040"/>
+        </w:tabs>
+        <w:ind w:left="5040" w:hanging="360"/>
+      </w:pPr>
+      <w:rPr>
+        <w:rFonts w:ascii="Wingdings" w:hAnsi="Wingdings" w:hint="default"/>
+        <w:sz w:val="20"/>
+      </w:rPr>
+    </w:lvl>
+    <w:lvl w:ilvl="7" w:tentative="1">
+      <w:start w:val="1"/>
+      <w:numFmt w:val="bullet"/>
+      <w:lvlText w:val=""/>
+      <w:lvlJc w:val="left"/>
+      <w:pPr>
+        <w:tabs>
+          <w:tab w:val="num" w:pos="5760"/>
+        </w:tabs>
+        <w:ind w:left="5760" w:hanging="360"/>
+      </w:pPr>
+      <w:rPr>
+        <w:rFonts w:ascii="Wingdings" w:hAnsi="Wingdings" w:hint="default"/>
+        <w:sz w:val="20"/>
+      </w:rPr>
+    </w:lvl>
+    <w:lvl w:ilvl="8" w:tentative="1">
+      <w:start w:val="1"/>
+      <w:numFmt w:val="bullet"/>
+      <w:lvlText w:val=""/>
+      <w:lvlJc w:val="left"/>
+      <w:pPr>
+        <w:tabs>
+          <w:tab w:val="num" w:pos="6480"/>
+        </w:tabs>
+        <w:ind w:left="6480" w:hanging="360"/>
+      </w:pPr>
+      <w:rPr>
+        <w:rFonts w:ascii="Wingdings" w:hAnsi="Wingdings" w:hint="default"/>
+        <w:sz w:val="20"/>
+      </w:rPr>
+    </w:lvl>
+  </w:abstractNum>
+  <w:abstractNum w:abstractNumId="33" w15:restartNumberingAfterBreak="0">
+    <w:nsid w:val="5201402E"/>
+    <w:multiLevelType w:val="multilevel"/>
+    <w:tmpl w:val="BA8E85D6"/>
+    <w:lvl w:ilvl="0">
+      <w:start w:val="1"/>
+      <w:numFmt w:val="bullet"/>
+      <w:lvlText w:val=""/>
+      <w:lvlJc w:val="left"/>
+      <w:pPr>
+        <w:tabs>
+          <w:tab w:val="num" w:pos="720"/>
+        </w:tabs>
+        <w:ind w:left="720" w:hanging="360"/>
+      </w:pPr>
+      <w:rPr>
+        <w:rFonts w:ascii="Symbol" w:hAnsi="Symbol" w:hint="default"/>
+        <w:sz w:val="20"/>
+      </w:rPr>
+    </w:lvl>
+    <w:lvl w:ilvl="1" w:tentative="1">
+      <w:start w:val="1"/>
+      <w:numFmt w:val="bullet"/>
+      <w:lvlText w:val="o"/>
+      <w:lvlJc w:val="left"/>
+      <w:pPr>
+        <w:tabs>
+          <w:tab w:val="num" w:pos="1440"/>
+        </w:tabs>
+        <w:ind w:left="1440" w:hanging="360"/>
+      </w:pPr>
+      <w:rPr>
+        <w:rFonts w:ascii="Courier New" w:hAnsi="Courier New" w:hint="default"/>
+        <w:sz w:val="20"/>
+      </w:rPr>
+    </w:lvl>
+    <w:lvl w:ilvl="2" w:tentative="1">
+      <w:start w:val="1"/>
+      <w:numFmt w:val="bullet"/>
+      <w:lvlText w:val=""/>
+      <w:lvlJc w:val="left"/>
+      <w:pPr>
+        <w:tabs>
+          <w:tab w:val="num" w:pos="2160"/>
+        </w:tabs>
+        <w:ind w:left="2160" w:hanging="360"/>
+      </w:pPr>
+      <w:rPr>
+        <w:rFonts w:ascii="Wingdings" w:hAnsi="Wingdings" w:hint="default"/>
+        <w:sz w:val="20"/>
+      </w:rPr>
+    </w:lvl>
+    <w:lvl w:ilvl="3" w:tentative="1">
+      <w:start w:val="1"/>
+      <w:numFmt w:val="bullet"/>
+      <w:lvlText w:val=""/>
+      <w:lvlJc w:val="left"/>
+      <w:pPr>
+        <w:tabs>
+          <w:tab w:val="num" w:pos="2880"/>
+        </w:tabs>
+        <w:ind w:left="2880" w:hanging="360"/>
+      </w:pPr>
+      <w:rPr>
+        <w:rFonts w:ascii="Wingdings" w:hAnsi="Wingdings" w:hint="default"/>
+        <w:sz w:val="20"/>
+      </w:rPr>
+    </w:lvl>
+    <w:lvl w:ilvl="4" w:tentative="1">
+      <w:start w:val="1"/>
+      <w:numFmt w:val="bullet"/>
+      <w:lvlText w:val=""/>
+      <w:lvlJc w:val="left"/>
+      <w:pPr>
+        <w:tabs>
+          <w:tab w:val="num" w:pos="3600"/>
+        </w:tabs>
+        <w:ind w:left="3600" w:hanging="360"/>
+      </w:pPr>
+      <w:rPr>
+        <w:rFonts w:ascii="Wingdings" w:hAnsi="Wingdings" w:hint="default"/>
+        <w:sz w:val="20"/>
+      </w:rPr>
+    </w:lvl>
+    <w:lvl w:ilvl="5" w:tentative="1">
+      <w:start w:val="1"/>
+      <w:numFmt w:val="bullet"/>
+      <w:lvlText w:val=""/>
+      <w:lvlJc w:val="left"/>
+      <w:pPr>
+        <w:tabs>
+          <w:tab w:val="num" w:pos="4320"/>
+        </w:tabs>
+        <w:ind w:left="4320" w:hanging="360"/>
+      </w:pPr>
+      <w:rPr>
+        <w:rFonts w:ascii="Wingdings" w:hAnsi="Wingdings" w:hint="default"/>
+        <w:sz w:val="20"/>
+      </w:rPr>
+    </w:lvl>
+    <w:lvl w:ilvl="6" w:tentative="1">
+      <w:start w:val="1"/>
+      <w:numFmt w:val="bullet"/>
+      <w:lvlText w:val=""/>
+      <w:lvlJc w:val="left"/>
+      <w:pPr>
+        <w:tabs>
+          <w:tab w:val="num" w:pos="5040"/>
+        </w:tabs>
+        <w:ind w:left="5040" w:hanging="360"/>
+      </w:pPr>
+      <w:rPr>
+        <w:rFonts w:ascii="Wingdings" w:hAnsi="Wingdings" w:hint="default"/>
+        <w:sz w:val="20"/>
+      </w:rPr>
+    </w:lvl>
+    <w:lvl w:ilvl="7" w:tentative="1">
+      <w:start w:val="1"/>
+      <w:numFmt w:val="bullet"/>
+      <w:lvlText w:val=""/>
+      <w:lvlJc w:val="left"/>
+      <w:pPr>
+        <w:tabs>
+          <w:tab w:val="num" w:pos="5760"/>
+        </w:tabs>
+        <w:ind w:left="5760" w:hanging="360"/>
+      </w:pPr>
+      <w:rPr>
+        <w:rFonts w:ascii="Wingdings" w:hAnsi="Wingdings" w:hint="default"/>
+        <w:sz w:val="20"/>
+      </w:rPr>
+    </w:lvl>
+    <w:lvl w:ilvl="8" w:tentative="1">
+      <w:start w:val="1"/>
+      <w:numFmt w:val="bullet"/>
+      <w:lvlText w:val=""/>
+      <w:lvlJc w:val="left"/>
+      <w:pPr>
+        <w:tabs>
+          <w:tab w:val="num" w:pos="6480"/>
+        </w:tabs>
+        <w:ind w:left="6480" w:hanging="360"/>
+      </w:pPr>
+      <w:rPr>
+        <w:rFonts w:ascii="Wingdings" w:hAnsi="Wingdings" w:hint="default"/>
+        <w:sz w:val="20"/>
+      </w:rPr>
+    </w:lvl>
+  </w:abstractNum>
+  <w:abstractNum w:abstractNumId="34" w15:restartNumberingAfterBreak="0">
+    <w:nsid w:val="524D1062"/>
+    <w:multiLevelType w:val="multilevel"/>
+    <w:tmpl w:val="65829474"/>
+    <w:lvl w:ilvl="0">
+      <w:start w:val="1"/>
+      <w:numFmt w:val="bullet"/>
+      <w:lvlText w:val=""/>
+      <w:lvlJc w:val="left"/>
+      <w:pPr>
+        <w:tabs>
+          <w:tab w:val="num" w:pos="720"/>
+        </w:tabs>
+        <w:ind w:left="720" w:hanging="360"/>
+      </w:pPr>
+      <w:rPr>
+        <w:rFonts w:ascii="Symbol" w:hAnsi="Symbol" w:hint="default"/>
+        <w:sz w:val="20"/>
+      </w:rPr>
+    </w:lvl>
+    <w:lvl w:ilvl="1" w:tentative="1">
+      <w:start w:val="1"/>
+      <w:numFmt w:val="bullet"/>
+      <w:lvlText w:val="o"/>
+      <w:lvlJc w:val="left"/>
+      <w:pPr>
+        <w:tabs>
+          <w:tab w:val="num" w:pos="1440"/>
+        </w:tabs>
+        <w:ind w:left="1440" w:hanging="360"/>
+      </w:pPr>
+      <w:rPr>
+        <w:rFonts w:ascii="Courier New" w:hAnsi="Courier New" w:hint="default"/>
+        <w:sz w:val="20"/>
+      </w:rPr>
+    </w:lvl>
+    <w:lvl w:ilvl="2" w:tentative="1">
+      <w:start w:val="1"/>
+      <w:numFmt w:val="bullet"/>
+      <w:lvlText w:val=""/>
+      <w:lvlJc w:val="left"/>
+      <w:pPr>
+        <w:tabs>
+          <w:tab w:val="num" w:pos="2160"/>
+        </w:tabs>
+        <w:ind w:left="2160" w:hanging="360"/>
+      </w:pPr>
+      <w:rPr>
+        <w:rFonts w:ascii="Wingdings" w:hAnsi="Wingdings" w:hint="default"/>
+        <w:sz w:val="20"/>
+      </w:rPr>
+    </w:lvl>
+    <w:lvl w:ilvl="3" w:tentative="1">
+      <w:start w:val="1"/>
+      <w:numFmt w:val="bullet"/>
+      <w:lvlText w:val=""/>
+      <w:lvlJc w:val="left"/>
+      <w:pPr>
+        <w:tabs>
+          <w:tab w:val="num" w:pos="2880"/>
+        </w:tabs>
+        <w:ind w:left="2880" w:hanging="360"/>
+      </w:pPr>
+      <w:rPr>
+        <w:rFonts w:ascii="Wingdings" w:hAnsi="Wingdings" w:hint="default"/>
+        <w:sz w:val="20"/>
+      </w:rPr>
+    </w:lvl>
+    <w:lvl w:ilvl="4" w:tentative="1">
+      <w:start w:val="1"/>
+      <w:numFmt w:val="bullet"/>
+      <w:lvlText w:val=""/>
+      <w:lvlJc w:val="left"/>
+      <w:pPr>
+        <w:tabs>
+          <w:tab w:val="num" w:pos="3600"/>
+        </w:tabs>
+        <w:ind w:left="3600" w:hanging="360"/>
+      </w:pPr>
+      <w:rPr>
+        <w:rFonts w:ascii="Wingdings" w:hAnsi="Wingdings" w:hint="default"/>
+        <w:sz w:val="20"/>
+      </w:rPr>
+    </w:lvl>
+    <w:lvl w:ilvl="5" w:tentative="1">
+      <w:start w:val="1"/>
+      <w:numFmt w:val="bullet"/>
+      <w:lvlText w:val=""/>
+      <w:lvlJc w:val="left"/>
+      <w:pPr>
+        <w:tabs>
+          <w:tab w:val="num" w:pos="4320"/>
+        </w:tabs>
+        <w:ind w:left="4320" w:hanging="360"/>
+      </w:pPr>
+      <w:rPr>
+        <w:rFonts w:ascii="Wingdings" w:hAnsi="Wingdings" w:hint="default"/>
+        <w:sz w:val="20"/>
+      </w:rPr>
+    </w:lvl>
+    <w:lvl w:ilvl="6" w:tentative="1">
+      <w:start w:val="1"/>
+      <w:numFmt w:val="bullet"/>
+      <w:lvlText w:val=""/>
+      <w:lvlJc w:val="left"/>
+      <w:pPr>
+        <w:tabs>
+          <w:tab w:val="num" w:pos="5040"/>
+        </w:tabs>
+        <w:ind w:left="5040" w:hanging="360"/>
+      </w:pPr>
+      <w:rPr>
+        <w:rFonts w:ascii="Wingdings" w:hAnsi="Wingdings" w:hint="default"/>
+        <w:sz w:val="20"/>
+      </w:rPr>
+    </w:lvl>
+    <w:lvl w:ilvl="7" w:tentative="1">
+      <w:start w:val="1"/>
+      <w:numFmt w:val="bullet"/>
+      <w:lvlText w:val=""/>
+      <w:lvlJc w:val="left"/>
+      <w:pPr>
+        <w:tabs>
+          <w:tab w:val="num" w:pos="5760"/>
+        </w:tabs>
+        <w:ind w:left="5760" w:hanging="360"/>
+      </w:pPr>
+      <w:rPr>
+        <w:rFonts w:ascii="Wingdings" w:hAnsi="Wingdings" w:hint="default"/>
+        <w:sz w:val="20"/>
+      </w:rPr>
+    </w:lvl>
+    <w:lvl w:ilvl="8" w:tentative="1">
+      <w:start w:val="1"/>
+      <w:numFmt w:val="bullet"/>
+      <w:lvlText w:val=""/>
+      <w:lvlJc w:val="left"/>
+      <w:pPr>
+        <w:tabs>
+          <w:tab w:val="num" w:pos="6480"/>
+        </w:tabs>
+        <w:ind w:left="6480" w:hanging="360"/>
+      </w:pPr>
+      <w:rPr>
+        <w:rFonts w:ascii="Wingdings" w:hAnsi="Wingdings" w:hint="default"/>
+        <w:sz w:val="20"/>
+      </w:rPr>
+    </w:lvl>
+  </w:abstractNum>
+  <w:abstractNum w:abstractNumId="35" w15:restartNumberingAfterBreak="0">
+    <w:nsid w:val="559204F3"/>
+    <w:multiLevelType w:val="multilevel"/>
+    <w:tmpl w:val="36C8EB5E"/>
+    <w:lvl w:ilvl="0">
+      <w:start w:val="1"/>
+      <w:numFmt w:val="bullet"/>
+      <w:lvlText w:val=""/>
+      <w:lvlJc w:val="left"/>
+      <w:pPr>
+        <w:tabs>
+          <w:tab w:val="num" w:pos="720"/>
+        </w:tabs>
+        <w:ind w:left="720" w:hanging="360"/>
+      </w:pPr>
+      <w:rPr>
+        <w:rFonts w:ascii="Symbol" w:hAnsi="Symbol" w:hint="default"/>
+        <w:sz w:val="20"/>
+      </w:rPr>
+    </w:lvl>
+    <w:lvl w:ilvl="1" w:tentative="1">
+      <w:start w:val="1"/>
+      <w:numFmt w:val="bullet"/>
+      <w:lvlText w:val="o"/>
+      <w:lvlJc w:val="left"/>
+      <w:pPr>
+        <w:tabs>
+          <w:tab w:val="num" w:pos="1440"/>
+        </w:tabs>
+        <w:ind w:left="1440" w:hanging="360"/>
+      </w:pPr>
+      <w:rPr>
+        <w:rFonts w:ascii="Courier New" w:hAnsi="Courier New" w:hint="default"/>
+        <w:sz w:val="20"/>
+      </w:rPr>
+    </w:lvl>
+    <w:lvl w:ilvl="2" w:tentative="1">
+      <w:start w:val="1"/>
+      <w:numFmt w:val="bullet"/>
+      <w:lvlText w:val=""/>
+      <w:lvlJc w:val="left"/>
+      <w:pPr>
+        <w:tabs>
+          <w:tab w:val="num" w:pos="2160"/>
+        </w:tabs>
+        <w:ind w:left="2160" w:hanging="360"/>
+      </w:pPr>
+      <w:rPr>
+        <w:rFonts w:ascii="Wingdings" w:hAnsi="Wingdings" w:hint="default"/>
+        <w:sz w:val="20"/>
+      </w:rPr>
+    </w:lvl>
+    <w:lvl w:ilvl="3" w:tentative="1">
+      <w:start w:val="1"/>
+      <w:numFmt w:val="bullet"/>
+      <w:lvlText w:val=""/>
+      <w:lvlJc w:val="left"/>
+      <w:pPr>
+        <w:tabs>
+          <w:tab w:val="num" w:pos="2880"/>
+        </w:tabs>
+        <w:ind w:left="2880" w:hanging="360"/>
+      </w:pPr>
+      <w:rPr>
+        <w:rFonts w:ascii="Wingdings" w:hAnsi="Wingdings" w:hint="default"/>
+        <w:sz w:val="20"/>
+      </w:rPr>
+    </w:lvl>
+    <w:lvl w:ilvl="4" w:tentative="1">
+      <w:start w:val="1"/>
+      <w:numFmt w:val="bullet"/>
+      <w:lvlText w:val=""/>
+      <w:lvlJc w:val="left"/>
+      <w:pPr>
+        <w:tabs>
+          <w:tab w:val="num" w:pos="3600"/>
+        </w:tabs>
+        <w:ind w:left="3600" w:hanging="360"/>
+      </w:pPr>
+      <w:rPr>
+        <w:rFonts w:ascii="Wingdings" w:hAnsi="Wingdings" w:hint="default"/>
+        <w:sz w:val="20"/>
+      </w:rPr>
+    </w:lvl>
+    <w:lvl w:ilvl="5" w:tentative="1">
+      <w:start w:val="1"/>
+      <w:numFmt w:val="bullet"/>
+      <w:lvlText w:val=""/>
+      <w:lvlJc w:val="left"/>
+      <w:pPr>
+        <w:tabs>
+          <w:tab w:val="num" w:pos="4320"/>
+        </w:tabs>
+        <w:ind w:left="4320" w:hanging="360"/>
+      </w:pPr>
+      <w:rPr>
+        <w:rFonts w:ascii="Wingdings" w:hAnsi="Wingdings" w:hint="default"/>
+        <w:sz w:val="20"/>
+      </w:rPr>
+    </w:lvl>
+    <w:lvl w:ilvl="6" w:tentative="1">
+      <w:start w:val="1"/>
+      <w:numFmt w:val="bullet"/>
+      <w:lvlText w:val=""/>
+      <w:lvlJc w:val="left"/>
+      <w:pPr>
+        <w:tabs>
+          <w:tab w:val="num" w:pos="5040"/>
+        </w:tabs>
+        <w:ind w:left="5040" w:hanging="360"/>
+      </w:pPr>
+      <w:rPr>
+        <w:rFonts w:ascii="Wingdings" w:hAnsi="Wingdings" w:hint="default"/>
+        <w:sz w:val="20"/>
+      </w:rPr>
+    </w:lvl>
+    <w:lvl w:ilvl="7" w:tentative="1">
+      <w:start w:val="1"/>
+      <w:numFmt w:val="bullet"/>
+      <w:lvlText w:val=""/>
+      <w:lvlJc w:val="left"/>
+      <w:pPr>
+        <w:tabs>
+          <w:tab w:val="num" w:pos="5760"/>
+        </w:tabs>
+        <w:ind w:left="5760" w:hanging="360"/>
+      </w:pPr>
+      <w:rPr>
+        <w:rFonts w:ascii="Wingdings" w:hAnsi="Wingdings" w:hint="default"/>
+        <w:sz w:val="20"/>
+      </w:rPr>
+    </w:lvl>
+    <w:lvl w:ilvl="8" w:tentative="1">
+      <w:start w:val="1"/>
+      <w:numFmt w:val="bullet"/>
+      <w:lvlText w:val=""/>
+      <w:lvlJc w:val="left"/>
+      <w:pPr>
+        <w:tabs>
+          <w:tab w:val="num" w:pos="6480"/>
+        </w:tabs>
+        <w:ind w:left="6480" w:hanging="360"/>
+      </w:pPr>
+      <w:rPr>
+        <w:rFonts w:ascii="Wingdings" w:hAnsi="Wingdings" w:hint="default"/>
+        <w:sz w:val="20"/>
+      </w:rPr>
+    </w:lvl>
+  </w:abstractNum>
+  <w:abstractNum w:abstractNumId="36" w15:restartNumberingAfterBreak="0">
+    <w:nsid w:val="5C4058EF"/>
+    <w:multiLevelType w:val="multilevel"/>
+    <w:tmpl w:val="3E20C20A"/>
+    <w:lvl w:ilvl="0">
+      <w:start w:val="1"/>
+      <w:numFmt w:val="bullet"/>
+      <w:lvlText w:val=""/>
+      <w:lvlJc w:val="left"/>
+      <w:pPr>
+        <w:tabs>
+          <w:tab w:val="num" w:pos="720"/>
+        </w:tabs>
+        <w:ind w:left="720" w:hanging="360"/>
+      </w:pPr>
+      <w:rPr>
+        <w:rFonts w:ascii="Symbol" w:hAnsi="Symbol" w:hint="default"/>
+        <w:sz w:val="20"/>
+      </w:rPr>
+    </w:lvl>
+    <w:lvl w:ilvl="1" w:tentative="1">
+      <w:start w:val="1"/>
+      <w:numFmt w:val="bullet"/>
+      <w:lvlText w:val="o"/>
+      <w:lvlJc w:val="left"/>
+      <w:pPr>
+        <w:tabs>
+          <w:tab w:val="num" w:pos="1440"/>
+        </w:tabs>
+        <w:ind w:left="1440" w:hanging="360"/>
+      </w:pPr>
+      <w:rPr>
+        <w:rFonts w:ascii="Courier New" w:hAnsi="Courier New" w:hint="default"/>
+        <w:sz w:val="20"/>
+      </w:rPr>
+    </w:lvl>
+    <w:lvl w:ilvl="2" w:tentative="1">
+      <w:start w:val="1"/>
+      <w:numFmt w:val="bullet"/>
+      <w:lvlText w:val=""/>
+      <w:lvlJc w:val="left"/>
+      <w:pPr>
+        <w:tabs>
+          <w:tab w:val="num" w:pos="2160"/>
+        </w:tabs>
+        <w:ind w:left="2160" w:hanging="360"/>
+      </w:pPr>
+      <w:rPr>
+        <w:rFonts w:ascii="Wingdings" w:hAnsi="Wingdings" w:hint="default"/>
+        <w:sz w:val="20"/>
+      </w:rPr>
+    </w:lvl>
+    <w:lvl w:ilvl="3" w:tentative="1">
+      <w:start w:val="1"/>
+      <w:numFmt w:val="bullet"/>
+      <w:lvlText w:val=""/>
+      <w:lvlJc w:val="left"/>
+      <w:pPr>
+        <w:tabs>
+          <w:tab w:val="num" w:pos="2880"/>
+        </w:tabs>
+        <w:ind w:left="2880" w:hanging="360"/>
+      </w:pPr>
+      <w:rPr>
+        <w:rFonts w:ascii="Wingdings" w:hAnsi="Wingdings" w:hint="default"/>
+        <w:sz w:val="20"/>
+      </w:rPr>
+    </w:lvl>
+    <w:lvl w:ilvl="4" w:tentative="1">
+      <w:start w:val="1"/>
+      <w:numFmt w:val="bullet"/>
+      <w:lvlText w:val=""/>
+      <w:lvlJc w:val="left"/>
+      <w:pPr>
+        <w:tabs>
+          <w:tab w:val="num" w:pos="3600"/>
+        </w:tabs>
+        <w:ind w:left="3600" w:hanging="360"/>
+      </w:pPr>
+      <w:rPr>
+        <w:rFonts w:ascii="Wingdings" w:hAnsi="Wingdings" w:hint="default"/>
+        <w:sz w:val="20"/>
+      </w:rPr>
+    </w:lvl>
+    <w:lvl w:ilvl="5" w:tentative="1">
+      <w:start w:val="1"/>
+      <w:numFmt w:val="bullet"/>
+      <w:lvlText w:val=""/>
+      <w:lvlJc w:val="left"/>
+      <w:pPr>
+        <w:tabs>
+          <w:tab w:val="num" w:pos="4320"/>
+        </w:tabs>
+        <w:ind w:left="4320" w:hanging="360"/>
+      </w:pPr>
+      <w:rPr>
+        <w:rFonts w:ascii="Wingdings" w:hAnsi="Wingdings" w:hint="default"/>
+        <w:sz w:val="20"/>
+      </w:rPr>
+    </w:lvl>
+    <w:lvl w:ilvl="6" w:tentative="1">
+      <w:start w:val="1"/>
+      <w:numFmt w:val="bullet"/>
+      <w:lvlText w:val=""/>
+      <w:lvlJc w:val="left"/>
+      <w:pPr>
+        <w:tabs>
+          <w:tab w:val="num" w:pos="5040"/>
+        </w:tabs>
+        <w:ind w:left="5040" w:hanging="360"/>
+      </w:pPr>
+      <w:rPr>
+        <w:rFonts w:ascii="Wingdings" w:hAnsi="Wingdings" w:hint="default"/>
+        <w:sz w:val="20"/>
+      </w:rPr>
+    </w:lvl>
+    <w:lvl w:ilvl="7" w:tentative="1">
+      <w:start w:val="1"/>
+      <w:numFmt w:val="bullet"/>
+      <w:lvlText w:val=""/>
+      <w:lvlJc w:val="left"/>
+      <w:pPr>
+        <w:tabs>
+          <w:tab w:val="num" w:pos="5760"/>
+        </w:tabs>
+        <w:ind w:left="5760" w:hanging="360"/>
+      </w:pPr>
+      <w:rPr>
+        <w:rFonts w:ascii="Wingdings" w:hAnsi="Wingdings" w:hint="default"/>
+        <w:sz w:val="20"/>
+      </w:rPr>
+    </w:lvl>
+    <w:lvl w:ilvl="8" w:tentative="1">
+      <w:start w:val="1"/>
+      <w:numFmt w:val="bullet"/>
+      <w:lvlText w:val=""/>
+      <w:lvlJc w:val="left"/>
+      <w:pPr>
+        <w:tabs>
+          <w:tab w:val="num" w:pos="6480"/>
+        </w:tabs>
+        <w:ind w:left="6480" w:hanging="360"/>
+      </w:pPr>
+      <w:rPr>
+        <w:rFonts w:ascii="Wingdings" w:hAnsi="Wingdings" w:hint="default"/>
+        <w:sz w:val="20"/>
+      </w:rPr>
+    </w:lvl>
+  </w:abstractNum>
+  <w:abstractNum w:abstractNumId="37" w15:restartNumberingAfterBreak="0">
+    <w:nsid w:val="5D5718F9"/>
+    <w:multiLevelType w:val="multilevel"/>
+    <w:tmpl w:val="6CA8DEBA"/>
+    <w:lvl w:ilvl="0">
+      <w:start w:val="1"/>
+      <w:numFmt w:val="bullet"/>
+      <w:lvlText w:val=""/>
+      <w:lvlJc w:val="left"/>
+      <w:pPr>
+        <w:tabs>
+          <w:tab w:val="num" w:pos="720"/>
+        </w:tabs>
+        <w:ind w:left="720" w:hanging="360"/>
+      </w:pPr>
+      <w:rPr>
+        <w:rFonts w:ascii="Symbol" w:hAnsi="Symbol" w:hint="default"/>
+        <w:sz w:val="20"/>
+      </w:rPr>
+    </w:lvl>
+    <w:lvl w:ilvl="1" w:tentative="1">
+      <w:start w:val="1"/>
+      <w:numFmt w:val="bullet"/>
+      <w:lvlText w:val="o"/>
+      <w:lvlJc w:val="left"/>
+      <w:pPr>
+        <w:tabs>
+          <w:tab w:val="num" w:pos="1440"/>
+        </w:tabs>
+        <w:ind w:left="1440" w:hanging="360"/>
+      </w:pPr>
+      <w:rPr>
+        <w:rFonts w:ascii="Courier New" w:hAnsi="Courier New" w:hint="default"/>
+        <w:sz w:val="20"/>
+      </w:rPr>
+    </w:lvl>
+    <w:lvl w:ilvl="2" w:tentative="1">
+      <w:start w:val="1"/>
+      <w:numFmt w:val="bullet"/>
+      <w:lvlText w:val=""/>
+      <w:lvlJc w:val="left"/>
+      <w:pPr>
+        <w:tabs>
+          <w:tab w:val="num" w:pos="2160"/>
+        </w:tabs>
+        <w:ind w:left="2160" w:hanging="360"/>
+      </w:pPr>
+      <w:rPr>
+        <w:rFonts w:ascii="Wingdings" w:hAnsi="Wingdings" w:hint="default"/>
+        <w:sz w:val="20"/>
+      </w:rPr>
+    </w:lvl>
+    <w:lvl w:ilvl="3" w:tentative="1">
+      <w:start w:val="1"/>
+      <w:numFmt w:val="bullet"/>
+      <w:lvlText w:val=""/>
+      <w:lvlJc w:val="left"/>
+      <w:pPr>
+        <w:tabs>
+          <w:tab w:val="num" w:pos="2880"/>
+        </w:tabs>
+        <w:ind w:left="2880" w:hanging="360"/>
+      </w:pPr>
+      <w:rPr>
+        <w:rFonts w:ascii="Wingdings" w:hAnsi="Wingdings" w:hint="default"/>
+        <w:sz w:val="20"/>
+      </w:rPr>
+    </w:lvl>
+    <w:lvl w:ilvl="4" w:tentative="1">
+      <w:start w:val="1"/>
+      <w:numFmt w:val="bullet"/>
+      <w:lvlText w:val=""/>
+      <w:lvlJc w:val="left"/>
+      <w:pPr>
+        <w:tabs>
+          <w:tab w:val="num" w:pos="3600"/>
+        </w:tabs>
+        <w:ind w:left="3600" w:hanging="360"/>
+      </w:pPr>
+      <w:rPr>
+        <w:rFonts w:ascii="Wingdings" w:hAnsi="Wingdings" w:hint="default"/>
+        <w:sz w:val="20"/>
+      </w:rPr>
+    </w:lvl>
+    <w:lvl w:ilvl="5" w:tentative="1">
+      <w:start w:val="1"/>
+      <w:numFmt w:val="bullet"/>
+      <w:lvlText w:val=""/>
+      <w:lvlJc w:val="left"/>
+      <w:pPr>
+        <w:tabs>
+          <w:tab w:val="num" w:pos="4320"/>
+        </w:tabs>
+        <w:ind w:left="4320" w:hanging="360"/>
+      </w:pPr>
+      <w:rPr>
+        <w:rFonts w:ascii="Wingdings" w:hAnsi="Wingdings" w:hint="default"/>
+        <w:sz w:val="20"/>
+      </w:rPr>
+    </w:lvl>
+    <w:lvl w:ilvl="6" w:tentative="1">
+      <w:start w:val="1"/>
+      <w:numFmt w:val="bullet"/>
+      <w:lvlText w:val=""/>
+      <w:lvlJc w:val="left"/>
+      <w:pPr>
+        <w:tabs>
+          <w:tab w:val="num" w:pos="5040"/>
+        </w:tabs>
+        <w:ind w:left="5040" w:hanging="360"/>
+      </w:pPr>
+      <w:rPr>
+        <w:rFonts w:ascii="Wingdings" w:hAnsi="Wingdings" w:hint="default"/>
+        <w:sz w:val="20"/>
+      </w:rPr>
+    </w:lvl>
+    <w:lvl w:ilvl="7" w:tentative="1">
+      <w:start w:val="1"/>
+      <w:numFmt w:val="bullet"/>
+      <w:lvlText w:val=""/>
+      <w:lvlJc w:val="left"/>
+      <w:pPr>
+        <w:tabs>
+          <w:tab w:val="num" w:pos="5760"/>
+        </w:tabs>
+        <w:ind w:left="5760" w:hanging="360"/>
+      </w:pPr>
+      <w:rPr>
+        <w:rFonts w:ascii="Wingdings" w:hAnsi="Wingdings" w:hint="default"/>
+        <w:sz w:val="20"/>
+      </w:rPr>
+    </w:lvl>
+    <w:lvl w:ilvl="8" w:tentative="1">
+      <w:start w:val="1"/>
+      <w:numFmt w:val="bullet"/>
+      <w:lvlText w:val=""/>
+      <w:lvlJc w:val="left"/>
+      <w:pPr>
+        <w:tabs>
+          <w:tab w:val="num" w:pos="6480"/>
+        </w:tabs>
+        <w:ind w:left="6480" w:hanging="360"/>
+      </w:pPr>
+      <w:rPr>
+        <w:rFonts w:ascii="Wingdings" w:hAnsi="Wingdings" w:hint="default"/>
+        <w:sz w:val="20"/>
+      </w:rPr>
+    </w:lvl>
+  </w:abstractNum>
+  <w:abstractNum w:abstractNumId="38" w15:restartNumberingAfterBreak="0">
+    <w:nsid w:val="64513A55"/>
+    <w:multiLevelType w:val="multilevel"/>
+    <w:tmpl w:val="1A7E98BC"/>
+    <w:lvl w:ilvl="0">
+      <w:start w:val="1"/>
+      <w:numFmt w:val="bullet"/>
+      <w:lvlText w:val=""/>
+      <w:lvlJc w:val="left"/>
+      <w:pPr>
+        <w:tabs>
+          <w:tab w:val="num" w:pos="720"/>
+        </w:tabs>
+        <w:ind w:left="720" w:hanging="360"/>
+      </w:pPr>
+      <w:rPr>
+        <w:rFonts w:ascii="Symbol" w:hAnsi="Symbol" w:hint="default"/>
+        <w:sz w:val="20"/>
+      </w:rPr>
+    </w:lvl>
+    <w:lvl w:ilvl="1" w:tentative="1">
+      <w:start w:val="1"/>
+      <w:numFmt w:val="bullet"/>
+      <w:lvlText w:val="o"/>
+      <w:lvlJc w:val="left"/>
+      <w:pPr>
+        <w:tabs>
+          <w:tab w:val="num" w:pos="1440"/>
+        </w:tabs>
+        <w:ind w:left="1440" w:hanging="360"/>
+      </w:pPr>
+      <w:rPr>
+        <w:rFonts w:ascii="Courier New" w:hAnsi="Courier New" w:hint="default"/>
+        <w:sz w:val="20"/>
+      </w:rPr>
+    </w:lvl>
+    <w:lvl w:ilvl="2" w:tentative="1">
+      <w:start w:val="1"/>
+      <w:numFmt w:val="bullet"/>
+      <w:lvlText w:val=""/>
+      <w:lvlJc w:val="left"/>
+      <w:pPr>
+        <w:tabs>
+          <w:tab w:val="num" w:pos="2160"/>
+        </w:tabs>
+        <w:ind w:left="2160" w:hanging="360"/>
+      </w:pPr>
+      <w:rPr>
+        <w:rFonts w:ascii="Wingdings" w:hAnsi="Wingdings" w:hint="default"/>
+        <w:sz w:val="20"/>
+      </w:rPr>
+    </w:lvl>
+    <w:lvl w:ilvl="3" w:tentative="1">
+      <w:start w:val="1"/>
+      <w:numFmt w:val="bullet"/>
+      <w:lvlText w:val=""/>
+      <w:lvlJc w:val="left"/>
+      <w:pPr>
+        <w:tabs>
+          <w:tab w:val="num" w:pos="2880"/>
+        </w:tabs>
+        <w:ind w:left="2880" w:hanging="360"/>
+      </w:pPr>
+      <w:rPr>
+        <w:rFonts w:ascii="Wingdings" w:hAnsi="Wingdings" w:hint="default"/>
+        <w:sz w:val="20"/>
+      </w:rPr>
+    </w:lvl>
+    <w:lvl w:ilvl="4" w:tentative="1">
+      <w:start w:val="1"/>
+      <w:numFmt w:val="bullet"/>
+      <w:lvlText w:val=""/>
+      <w:lvlJc w:val="left"/>
+      <w:pPr>
+        <w:tabs>
+          <w:tab w:val="num" w:pos="3600"/>
+        </w:tabs>
+        <w:ind w:left="3600" w:hanging="360"/>
+      </w:pPr>
+      <w:rPr>
+        <w:rFonts w:ascii="Wingdings" w:hAnsi="Wingdings" w:hint="default"/>
+        <w:sz w:val="20"/>
+      </w:rPr>
+    </w:lvl>
+    <w:lvl w:ilvl="5" w:tentative="1">
+      <w:start w:val="1"/>
+      <w:numFmt w:val="bullet"/>
+      <w:lvlText w:val=""/>
+      <w:lvlJc w:val="left"/>
+      <w:pPr>
+        <w:tabs>
+          <w:tab w:val="num" w:pos="4320"/>
+        </w:tabs>
+        <w:ind w:left="4320" w:hanging="360"/>
+      </w:pPr>
+      <w:rPr>
+        <w:rFonts w:ascii="Wingdings" w:hAnsi="Wingdings" w:hint="default"/>
+        <w:sz w:val="20"/>
+      </w:rPr>
+    </w:lvl>
+    <w:lvl w:ilvl="6" w:tentative="1">
+      <w:start w:val="1"/>
+      <w:numFmt w:val="bullet"/>
+      <w:lvlText w:val=""/>
+      <w:lvlJc w:val="left"/>
+      <w:pPr>
+        <w:tabs>
+          <w:tab w:val="num" w:pos="5040"/>
+        </w:tabs>
+        <w:ind w:left="5040" w:hanging="360"/>
+      </w:pPr>
+      <w:rPr>
+        <w:rFonts w:ascii="Wingdings" w:hAnsi="Wingdings" w:hint="default"/>
+        <w:sz w:val="20"/>
+      </w:rPr>
+    </w:lvl>
+    <w:lvl w:ilvl="7" w:tentative="1">
+      <w:start w:val="1"/>
+      <w:numFmt w:val="bullet"/>
+      <w:lvlText w:val=""/>
+      <w:lvlJc w:val="left"/>
+      <w:pPr>
+        <w:tabs>
+          <w:tab w:val="num" w:pos="5760"/>
+        </w:tabs>
+        <w:ind w:left="5760" w:hanging="360"/>
+      </w:pPr>
+      <w:rPr>
+        <w:rFonts w:ascii="Wingdings" w:hAnsi="Wingdings" w:hint="default"/>
+        <w:sz w:val="20"/>
+      </w:rPr>
+    </w:lvl>
+    <w:lvl w:ilvl="8" w:tentative="1">
+      <w:start w:val="1"/>
+      <w:numFmt w:val="bullet"/>
+      <w:lvlText w:val=""/>
+      <w:lvlJc w:val="left"/>
+      <w:pPr>
+        <w:tabs>
+          <w:tab w:val="num" w:pos="6480"/>
+        </w:tabs>
+        <w:ind w:left="6480" w:hanging="360"/>
+      </w:pPr>
+      <w:rPr>
+        <w:rFonts w:ascii="Wingdings" w:hAnsi="Wingdings" w:hint="default"/>
+        <w:sz w:val="20"/>
+      </w:rPr>
+    </w:lvl>
+  </w:abstractNum>
+  <w:abstractNum w:abstractNumId="39" w15:restartNumberingAfterBreak="0">
+    <w:nsid w:val="654F48C2"/>
+    <w:multiLevelType w:val="multilevel"/>
+    <w:tmpl w:val="D916CB88"/>
+    <w:lvl w:ilvl="0">
+      <w:start w:val="1"/>
+      <w:numFmt w:val="bullet"/>
+      <w:lvlText w:val=""/>
+      <w:lvlJc w:val="left"/>
+      <w:pPr>
+        <w:tabs>
+          <w:tab w:val="num" w:pos="720"/>
+        </w:tabs>
+        <w:ind w:left="720" w:hanging="360"/>
+      </w:pPr>
+      <w:rPr>
+        <w:rFonts w:ascii="Symbol" w:hAnsi="Symbol" w:hint="default"/>
+        <w:sz w:val="20"/>
+      </w:rPr>
+    </w:lvl>
+    <w:lvl w:ilvl="1" w:tentative="1">
+      <w:start w:val="1"/>
+      <w:numFmt w:val="bullet"/>
+      <w:lvlText w:val="o"/>
+      <w:lvlJc w:val="left"/>
+      <w:pPr>
+        <w:tabs>
+          <w:tab w:val="num" w:pos="1440"/>
+        </w:tabs>
+        <w:ind w:left="1440" w:hanging="360"/>
+      </w:pPr>
+      <w:rPr>
+        <w:rFonts w:ascii="Courier New" w:hAnsi="Courier New" w:hint="default"/>
+        <w:sz w:val="20"/>
+      </w:rPr>
+    </w:lvl>
+    <w:lvl w:ilvl="2" w:tentative="1">
+      <w:start w:val="1"/>
+      <w:numFmt w:val="bullet"/>
+      <w:lvlText w:val=""/>
+      <w:lvlJc w:val="left"/>
+      <w:pPr>
+        <w:tabs>
+          <w:tab w:val="num" w:pos="2160"/>
+        </w:tabs>
+        <w:ind w:left="2160" w:hanging="360"/>
+      </w:pPr>
+      <w:rPr>
+        <w:rFonts w:ascii="Wingdings" w:hAnsi="Wingdings" w:hint="default"/>
+        <w:sz w:val="20"/>
+      </w:rPr>
+    </w:lvl>
+    <w:lvl w:ilvl="3" w:tentative="1">
+      <w:start w:val="1"/>
+      <w:numFmt w:val="bullet"/>
+      <w:lvlText w:val=""/>
+      <w:lvlJc w:val="left"/>
+      <w:pPr>
+        <w:tabs>
+          <w:tab w:val="num" w:pos="2880"/>
+        </w:tabs>
+        <w:ind w:left="2880" w:hanging="360"/>
+      </w:pPr>
+      <w:rPr>
+        <w:rFonts w:ascii="Wingdings" w:hAnsi="Wingdings" w:hint="default"/>
+        <w:sz w:val="20"/>
+      </w:rPr>
+    </w:lvl>
+    <w:lvl w:ilvl="4" w:tentative="1">
+      <w:start w:val="1"/>
+      <w:numFmt w:val="bullet"/>
+      <w:lvlText w:val=""/>
+      <w:lvlJc w:val="left"/>
+      <w:pPr>
+        <w:tabs>
+          <w:tab w:val="num" w:pos="3600"/>
+        </w:tabs>
+        <w:ind w:left="3600" w:hanging="360"/>
+      </w:pPr>
+      <w:rPr>
+        <w:rFonts w:ascii="Wingdings" w:hAnsi="Wingdings" w:hint="default"/>
+        <w:sz w:val="20"/>
+      </w:rPr>
+    </w:lvl>
+    <w:lvl w:ilvl="5" w:tentative="1">
+      <w:start w:val="1"/>
+      <w:numFmt w:val="bullet"/>
+      <w:lvlText w:val=""/>
+      <w:lvlJc w:val="left"/>
+      <w:pPr>
+        <w:tabs>
+          <w:tab w:val="num" w:pos="4320"/>
+        </w:tabs>
+        <w:ind w:left="4320" w:hanging="360"/>
+      </w:pPr>
+      <w:rPr>
+        <w:rFonts w:ascii="Wingdings" w:hAnsi="Wingdings" w:hint="default"/>
+        <w:sz w:val="20"/>
+      </w:rPr>
+    </w:lvl>
+    <w:lvl w:ilvl="6" w:tentative="1">
+      <w:start w:val="1"/>
+      <w:numFmt w:val="bullet"/>
+      <w:lvlText w:val=""/>
+      <w:lvlJc w:val="left"/>
+      <w:pPr>
+        <w:tabs>
+          <w:tab w:val="num" w:pos="5040"/>
+        </w:tabs>
+        <w:ind w:left="5040" w:hanging="360"/>
+      </w:pPr>
+      <w:rPr>
+        <w:rFonts w:ascii="Wingdings" w:hAnsi="Wingdings" w:hint="default"/>
+        <w:sz w:val="20"/>
+      </w:rPr>
+    </w:lvl>
+    <w:lvl w:ilvl="7" w:tentative="1">
+      <w:start w:val="1"/>
+      <w:numFmt w:val="bullet"/>
+      <w:lvlText w:val=""/>
+      <w:lvlJc w:val="left"/>
+      <w:pPr>
+        <w:tabs>
+          <w:tab w:val="num" w:pos="5760"/>
+        </w:tabs>
+        <w:ind w:left="5760" w:hanging="360"/>
+      </w:pPr>
+      <w:rPr>
+        <w:rFonts w:ascii="Wingdings" w:hAnsi="Wingdings" w:hint="default"/>
+        <w:sz w:val="20"/>
+      </w:rPr>
+    </w:lvl>
+    <w:lvl w:ilvl="8" w:tentative="1">
+      <w:start w:val="1"/>
+      <w:numFmt w:val="bullet"/>
+      <w:lvlText w:val=""/>
+      <w:lvlJc w:val="left"/>
+      <w:pPr>
+        <w:tabs>
+          <w:tab w:val="num" w:pos="6480"/>
+        </w:tabs>
+        <w:ind w:left="6480" w:hanging="360"/>
+      </w:pPr>
+      <w:rPr>
+        <w:rFonts w:ascii="Wingdings" w:hAnsi="Wingdings" w:hint="default"/>
+        <w:sz w:val="20"/>
+      </w:rPr>
+    </w:lvl>
+  </w:abstractNum>
+  <w:abstractNum w:abstractNumId="40" w15:restartNumberingAfterBreak="0">
+    <w:nsid w:val="661D423D"/>
+    <w:multiLevelType w:val="multilevel"/>
+    <w:tmpl w:val="B3369488"/>
+    <w:lvl w:ilvl="0">
+      <w:start w:val="1"/>
+      <w:numFmt w:val="bullet"/>
+      <w:lvlText w:val=""/>
+      <w:lvlJc w:val="left"/>
+      <w:pPr>
+        <w:tabs>
+          <w:tab w:val="num" w:pos="720"/>
+        </w:tabs>
+        <w:ind w:left="720" w:hanging="360"/>
+      </w:pPr>
+      <w:rPr>
+        <w:rFonts w:ascii="Symbol" w:hAnsi="Symbol" w:hint="default"/>
+        <w:sz w:val="20"/>
+      </w:rPr>
+    </w:lvl>
+    <w:lvl w:ilvl="1" w:tentative="1">
+      <w:start w:val="1"/>
+      <w:numFmt w:val="bullet"/>
+      <w:lvlText w:val="o"/>
+      <w:lvlJc w:val="left"/>
+      <w:pPr>
+        <w:tabs>
+          <w:tab w:val="num" w:pos="1440"/>
+        </w:tabs>
+        <w:ind w:left="1440" w:hanging="360"/>
+      </w:pPr>
+      <w:rPr>
+        <w:rFonts w:ascii="Courier New" w:hAnsi="Courier New" w:hint="default"/>
+        <w:sz w:val="20"/>
+      </w:rPr>
+    </w:lvl>
+    <w:lvl w:ilvl="2" w:tentative="1">
+      <w:start w:val="1"/>
+      <w:numFmt w:val="bullet"/>
+      <w:lvlText w:val=""/>
+      <w:lvlJc w:val="left"/>
+      <w:pPr>
+        <w:tabs>
+          <w:tab w:val="num" w:pos="2160"/>
+        </w:tabs>
+        <w:ind w:left="2160" w:hanging="360"/>
+      </w:pPr>
+      <w:rPr>
+        <w:rFonts w:ascii="Wingdings" w:hAnsi="Wingdings" w:hint="default"/>
+        <w:sz w:val="20"/>
+      </w:rPr>
+    </w:lvl>
+    <w:lvl w:ilvl="3" w:tentative="1">
+      <w:start w:val="1"/>
+      <w:numFmt w:val="bullet"/>
+      <w:lvlText w:val=""/>
+      <w:lvlJc w:val="left"/>
+      <w:pPr>
+        <w:tabs>
+          <w:tab w:val="num" w:pos="2880"/>
+        </w:tabs>
+        <w:ind w:left="2880" w:hanging="360"/>
+      </w:pPr>
+      <w:rPr>
+        <w:rFonts w:ascii="Wingdings" w:hAnsi="Wingdings" w:hint="default"/>
+        <w:sz w:val="20"/>
+      </w:rPr>
+    </w:lvl>
+    <w:lvl w:ilvl="4" w:tentative="1">
+      <w:start w:val="1"/>
+      <w:numFmt w:val="bullet"/>
+      <w:lvlText w:val=""/>
+      <w:lvlJc w:val="left"/>
+      <w:pPr>
+        <w:tabs>
+          <w:tab w:val="num" w:pos="3600"/>
+        </w:tabs>
+        <w:ind w:left="3600" w:hanging="360"/>
+      </w:pPr>
+      <w:rPr>
+        <w:rFonts w:ascii="Wingdings" w:hAnsi="Wingdings" w:hint="default"/>
+        <w:sz w:val="20"/>
+      </w:rPr>
+    </w:lvl>
+    <w:lvl w:ilvl="5" w:tentative="1">
+      <w:start w:val="1"/>
+      <w:numFmt w:val="bullet"/>
+      <w:lvlText w:val=""/>
+      <w:lvlJc w:val="left"/>
+      <w:pPr>
+        <w:tabs>
+          <w:tab w:val="num" w:pos="4320"/>
+        </w:tabs>
+        <w:ind w:left="4320" w:hanging="360"/>
+      </w:pPr>
+      <w:rPr>
+        <w:rFonts w:ascii="Wingdings" w:hAnsi="Wingdings" w:hint="default"/>
+        <w:sz w:val="20"/>
+      </w:rPr>
+    </w:lvl>
+    <w:lvl w:ilvl="6" w:tentative="1">
+      <w:start w:val="1"/>
+      <w:numFmt w:val="bullet"/>
+      <w:lvlText w:val=""/>
+      <w:lvlJc w:val="left"/>
+      <w:pPr>
+        <w:tabs>
+          <w:tab w:val="num" w:pos="5040"/>
+        </w:tabs>
+        <w:ind w:left="5040" w:hanging="360"/>
+      </w:pPr>
+      <w:rPr>
+        <w:rFonts w:ascii="Wingdings" w:hAnsi="Wingdings" w:hint="default"/>
+        <w:sz w:val="20"/>
+      </w:rPr>
+    </w:lvl>
+    <w:lvl w:ilvl="7" w:tentative="1">
+      <w:start w:val="1"/>
+      <w:numFmt w:val="bullet"/>
+      <w:lvlText w:val=""/>
+      <w:lvlJc w:val="left"/>
+      <w:pPr>
+        <w:tabs>
+          <w:tab w:val="num" w:pos="5760"/>
+        </w:tabs>
+        <w:ind w:left="5760" w:hanging="360"/>
+      </w:pPr>
+      <w:rPr>
+        <w:rFonts w:ascii="Wingdings" w:hAnsi="Wingdings" w:hint="default"/>
+        <w:sz w:val="20"/>
+      </w:rPr>
+    </w:lvl>
+    <w:lvl w:ilvl="8" w:tentative="1">
+      <w:start w:val="1"/>
+      <w:numFmt w:val="bullet"/>
+      <w:lvlText w:val=""/>
+      <w:lvlJc w:val="left"/>
+      <w:pPr>
+        <w:tabs>
+          <w:tab w:val="num" w:pos="6480"/>
+        </w:tabs>
+        <w:ind w:left="6480" w:hanging="360"/>
+      </w:pPr>
+      <w:rPr>
+        <w:rFonts w:ascii="Wingdings" w:hAnsi="Wingdings" w:hint="default"/>
+        <w:sz w:val="20"/>
+      </w:rPr>
+    </w:lvl>
+  </w:abstractNum>
+  <w:abstractNum w:abstractNumId="41" w15:restartNumberingAfterBreak="0">
+    <w:nsid w:val="66DC64CD"/>
+    <w:multiLevelType w:val="multilevel"/>
+    <w:tmpl w:val="C9FEC178"/>
+    <w:lvl w:ilvl="0">
+      <w:start w:val="1"/>
+      <w:numFmt w:val="bullet"/>
+      <w:lvlText w:val=""/>
+      <w:lvlJc w:val="left"/>
+      <w:pPr>
+        <w:tabs>
+          <w:tab w:val="num" w:pos="720"/>
+        </w:tabs>
+        <w:ind w:left="720" w:hanging="360"/>
+      </w:pPr>
+      <w:rPr>
+        <w:rFonts w:ascii="Symbol" w:hAnsi="Symbol" w:hint="default"/>
+        <w:sz w:val="20"/>
+      </w:rPr>
+    </w:lvl>
+    <w:lvl w:ilvl="1" w:tentative="1">
+      <w:start w:val="1"/>
+      <w:numFmt w:val="bullet"/>
+      <w:lvlText w:val="o"/>
+      <w:lvlJc w:val="left"/>
+      <w:pPr>
+        <w:tabs>
+          <w:tab w:val="num" w:pos="1440"/>
+        </w:tabs>
+        <w:ind w:left="1440" w:hanging="360"/>
+      </w:pPr>
+      <w:rPr>
+        <w:rFonts w:ascii="Courier New" w:hAnsi="Courier New" w:hint="default"/>
+        <w:sz w:val="20"/>
+      </w:rPr>
+    </w:lvl>
+    <w:lvl w:ilvl="2" w:tentative="1">
+      <w:start w:val="1"/>
+      <w:numFmt w:val="bullet"/>
+      <w:lvlText w:val=""/>
+      <w:lvlJc w:val="left"/>
+      <w:pPr>
+        <w:tabs>
+          <w:tab w:val="num" w:pos="2160"/>
+        </w:tabs>
+        <w:ind w:left="2160" w:hanging="360"/>
+      </w:pPr>
+      <w:rPr>
+        <w:rFonts w:ascii="Wingdings" w:hAnsi="Wingdings" w:hint="default"/>
+        <w:sz w:val="20"/>
+      </w:rPr>
+    </w:lvl>
+    <w:lvl w:ilvl="3" w:tentative="1">
+      <w:start w:val="1"/>
+      <w:numFmt w:val="bullet"/>
+      <w:lvlText w:val=""/>
+      <w:lvlJc w:val="left"/>
+      <w:pPr>
+        <w:tabs>
+          <w:tab w:val="num" w:pos="2880"/>
+        </w:tabs>
+        <w:ind w:left="2880" w:hanging="360"/>
+      </w:pPr>
+      <w:rPr>
+        <w:rFonts w:ascii="Wingdings" w:hAnsi="Wingdings" w:hint="default"/>
+        <w:sz w:val="20"/>
+      </w:rPr>
+    </w:lvl>
+    <w:lvl w:ilvl="4" w:tentative="1">
+      <w:start w:val="1"/>
+      <w:numFmt w:val="bullet"/>
+      <w:lvlText w:val=""/>
+      <w:lvlJc w:val="left"/>
+      <w:pPr>
+        <w:tabs>
+          <w:tab w:val="num" w:pos="3600"/>
+        </w:tabs>
+        <w:ind w:left="3600" w:hanging="360"/>
+      </w:pPr>
+      <w:rPr>
+        <w:rFonts w:ascii="Wingdings" w:hAnsi="Wingdings" w:hint="default"/>
+        <w:sz w:val="20"/>
+      </w:rPr>
+    </w:lvl>
+    <w:lvl w:ilvl="5" w:tentative="1">
+      <w:start w:val="1"/>
+      <w:numFmt w:val="bullet"/>
+      <w:lvlText w:val=""/>
+      <w:lvlJc w:val="left"/>
+      <w:pPr>
+        <w:tabs>
+          <w:tab w:val="num" w:pos="4320"/>
+        </w:tabs>
+        <w:ind w:left="4320" w:hanging="360"/>
+      </w:pPr>
+      <w:rPr>
+        <w:rFonts w:ascii="Wingdings" w:hAnsi="Wingdings" w:hint="default"/>
+        <w:sz w:val="20"/>
+      </w:rPr>
+    </w:lvl>
+    <w:lvl w:ilvl="6" w:tentative="1">
+      <w:start w:val="1"/>
+      <w:numFmt w:val="bullet"/>
+      <w:lvlText w:val=""/>
+      <w:lvlJc w:val="left"/>
+      <w:pPr>
+        <w:tabs>
+          <w:tab w:val="num" w:pos="5040"/>
+        </w:tabs>
+        <w:ind w:left="5040" w:hanging="360"/>
+      </w:pPr>
+      <w:rPr>
+        <w:rFonts w:ascii="Wingdings" w:hAnsi="Wingdings" w:hint="default"/>
+        <w:sz w:val="20"/>
+      </w:rPr>
+    </w:lvl>
+    <w:lvl w:ilvl="7" w:tentative="1">
+      <w:start w:val="1"/>
+      <w:numFmt w:val="bullet"/>
+      <w:lvlText w:val=""/>
+      <w:lvlJc w:val="left"/>
+      <w:pPr>
+        <w:tabs>
+          <w:tab w:val="num" w:pos="5760"/>
+        </w:tabs>
+        <w:ind w:left="5760" w:hanging="360"/>
+      </w:pPr>
+      <w:rPr>
+        <w:rFonts w:ascii="Wingdings" w:hAnsi="Wingdings" w:hint="default"/>
+        <w:sz w:val="20"/>
+      </w:rPr>
+    </w:lvl>
+    <w:lvl w:ilvl="8" w:tentative="1">
+      <w:start w:val="1"/>
+      <w:numFmt w:val="bullet"/>
+      <w:lvlText w:val=""/>
+      <w:lvlJc w:val="left"/>
+      <w:pPr>
+        <w:tabs>
+          <w:tab w:val="num" w:pos="6480"/>
+        </w:tabs>
+        <w:ind w:left="6480" w:hanging="360"/>
+      </w:pPr>
+      <w:rPr>
+        <w:rFonts w:ascii="Wingdings" w:hAnsi="Wingdings" w:hint="default"/>
+        <w:sz w:val="20"/>
+      </w:rPr>
+    </w:lvl>
+  </w:abstractNum>
+  <w:abstractNum w:abstractNumId="42" w15:restartNumberingAfterBreak="0">
+    <w:nsid w:val="68031A1A"/>
+    <w:multiLevelType w:val="multilevel"/>
+    <w:tmpl w:val="040693FA"/>
+    <w:lvl w:ilvl="0">
+      <w:start w:val="1"/>
+      <w:numFmt w:val="bullet"/>
+      <w:lvlText w:val=""/>
+      <w:lvlJc w:val="left"/>
+      <w:pPr>
+        <w:tabs>
+          <w:tab w:val="num" w:pos="720"/>
+        </w:tabs>
+        <w:ind w:left="720" w:hanging="360"/>
+      </w:pPr>
+      <w:rPr>
+        <w:rFonts w:ascii="Symbol" w:hAnsi="Symbol" w:hint="default"/>
+        <w:sz w:val="20"/>
+      </w:rPr>
+    </w:lvl>
+    <w:lvl w:ilvl="1" w:tentative="1">
+      <w:start w:val="1"/>
+      <w:numFmt w:val="bullet"/>
+      <w:lvlText w:val="o"/>
+      <w:lvlJc w:val="left"/>
+      <w:pPr>
+        <w:tabs>
+          <w:tab w:val="num" w:pos="1440"/>
+        </w:tabs>
+        <w:ind w:left="1440" w:hanging="360"/>
+      </w:pPr>
+      <w:rPr>
+        <w:rFonts w:ascii="Courier New" w:hAnsi="Courier New" w:hint="default"/>
+        <w:sz w:val="20"/>
+      </w:rPr>
+    </w:lvl>
+    <w:lvl w:ilvl="2" w:tentative="1">
+      <w:start w:val="1"/>
+      <w:numFmt w:val="bullet"/>
+      <w:lvlText w:val=""/>
+      <w:lvlJc w:val="left"/>
+      <w:pPr>
+        <w:tabs>
+          <w:tab w:val="num" w:pos="2160"/>
+        </w:tabs>
+        <w:ind w:left="2160" w:hanging="360"/>
+      </w:pPr>
+      <w:rPr>
+        <w:rFonts w:ascii="Wingdings" w:hAnsi="Wingdings" w:hint="default"/>
+        <w:sz w:val="20"/>
+      </w:rPr>
+    </w:lvl>
+    <w:lvl w:ilvl="3" w:tentative="1">
+      <w:start w:val="1"/>
+      <w:numFmt w:val="bullet"/>
+      <w:lvlText w:val=""/>
+      <w:lvlJc w:val="left"/>
+      <w:pPr>
+        <w:tabs>
+          <w:tab w:val="num" w:pos="2880"/>
+        </w:tabs>
+        <w:ind w:left="2880" w:hanging="360"/>
+      </w:pPr>
+      <w:rPr>
+        <w:rFonts w:ascii="Wingdings" w:hAnsi="Wingdings" w:hint="default"/>
+        <w:sz w:val="20"/>
+      </w:rPr>
+    </w:lvl>
+    <w:lvl w:ilvl="4" w:tentative="1">
+      <w:start w:val="1"/>
+      <w:numFmt w:val="bullet"/>
+      <w:lvlText w:val=""/>
+      <w:lvlJc w:val="left"/>
+      <w:pPr>
+        <w:tabs>
+          <w:tab w:val="num" w:pos="3600"/>
+        </w:tabs>
+        <w:ind w:left="3600" w:hanging="360"/>
+      </w:pPr>
+      <w:rPr>
+        <w:rFonts w:ascii="Wingdings" w:hAnsi="Wingdings" w:hint="default"/>
+        <w:sz w:val="20"/>
+      </w:rPr>
+    </w:lvl>
+    <w:lvl w:ilvl="5" w:tentative="1">
+      <w:start w:val="1"/>
+      <w:numFmt w:val="bullet"/>
+      <w:lvlText w:val=""/>
+      <w:lvlJc w:val="left"/>
+      <w:pPr>
+        <w:tabs>
+          <w:tab w:val="num" w:pos="4320"/>
+        </w:tabs>
+        <w:ind w:left="4320" w:hanging="360"/>
+      </w:pPr>
+      <w:rPr>
+        <w:rFonts w:ascii="Wingdings" w:hAnsi="Wingdings" w:hint="default"/>
+        <w:sz w:val="20"/>
+      </w:rPr>
+    </w:lvl>
+    <w:lvl w:ilvl="6" w:tentative="1">
+      <w:start w:val="1"/>
+      <w:numFmt w:val="bullet"/>
+      <w:lvlText w:val=""/>
+      <w:lvlJc w:val="left"/>
+      <w:pPr>
+        <w:tabs>
+          <w:tab w:val="num" w:pos="5040"/>
+        </w:tabs>
+        <w:ind w:left="5040" w:hanging="360"/>
+      </w:pPr>
+      <w:rPr>
+        <w:rFonts w:ascii="Wingdings" w:hAnsi="Wingdings" w:hint="default"/>
+        <w:sz w:val="20"/>
+      </w:rPr>
+    </w:lvl>
+    <w:lvl w:ilvl="7" w:tentative="1">
+      <w:start w:val="1"/>
+      <w:numFmt w:val="bullet"/>
+      <w:lvlText w:val=""/>
+      <w:lvlJc w:val="left"/>
+      <w:pPr>
+        <w:tabs>
+          <w:tab w:val="num" w:pos="5760"/>
+        </w:tabs>
+        <w:ind w:left="5760" w:hanging="360"/>
+      </w:pPr>
+      <w:rPr>
+        <w:rFonts w:ascii="Wingdings" w:hAnsi="Wingdings" w:hint="default"/>
+        <w:sz w:val="20"/>
+      </w:rPr>
+    </w:lvl>
+    <w:lvl w:ilvl="8" w:tentative="1">
+      <w:start w:val="1"/>
+      <w:numFmt w:val="bullet"/>
+      <w:lvlText w:val=""/>
+      <w:lvlJc w:val="left"/>
+      <w:pPr>
+        <w:tabs>
+          <w:tab w:val="num" w:pos="6480"/>
+        </w:tabs>
+        <w:ind w:left="6480" w:hanging="360"/>
+      </w:pPr>
+      <w:rPr>
+        <w:rFonts w:ascii="Wingdings" w:hAnsi="Wingdings" w:hint="default"/>
+        <w:sz w:val="20"/>
+      </w:rPr>
+    </w:lvl>
+  </w:abstractNum>
+  <w:abstractNum w:abstractNumId="43" w15:restartNumberingAfterBreak="0">
+    <w:nsid w:val="69F65AA6"/>
+    <w:multiLevelType w:val="multilevel"/>
+    <w:tmpl w:val="AAECBC00"/>
+    <w:lvl w:ilvl="0">
+      <w:start w:val="1"/>
+      <w:numFmt w:val="bullet"/>
+      <w:lvlText w:val=""/>
+      <w:lvlJc w:val="left"/>
+      <w:pPr>
+        <w:tabs>
+          <w:tab w:val="num" w:pos="720"/>
+        </w:tabs>
+        <w:ind w:left="720" w:hanging="360"/>
+      </w:pPr>
+      <w:rPr>
+        <w:rFonts w:ascii="Symbol" w:hAnsi="Symbol" w:hint="default"/>
+        <w:sz w:val="20"/>
+      </w:rPr>
+    </w:lvl>
+    <w:lvl w:ilvl="1" w:tentative="1">
+      <w:start w:val="1"/>
+      <w:numFmt w:val="bullet"/>
+      <w:lvlText w:val="o"/>
+      <w:lvlJc w:val="left"/>
+      <w:pPr>
+        <w:tabs>
+          <w:tab w:val="num" w:pos="1440"/>
+        </w:tabs>
+        <w:ind w:left="1440" w:hanging="360"/>
+      </w:pPr>
+      <w:rPr>
+        <w:rFonts w:ascii="Courier New" w:hAnsi="Courier New" w:hint="default"/>
+        <w:sz w:val="20"/>
+      </w:rPr>
+    </w:lvl>
+    <w:lvl w:ilvl="2" w:tentative="1">
+      <w:start w:val="1"/>
+      <w:numFmt w:val="bullet"/>
+      <w:lvlText w:val=""/>
+      <w:lvlJc w:val="left"/>
+      <w:pPr>
+        <w:tabs>
+          <w:tab w:val="num" w:pos="2160"/>
+        </w:tabs>
+        <w:ind w:left="2160" w:hanging="360"/>
+      </w:pPr>
+      <w:rPr>
+        <w:rFonts w:ascii="Wingdings" w:hAnsi="Wingdings" w:hint="default"/>
+        <w:sz w:val="20"/>
+      </w:rPr>
+    </w:lvl>
+    <w:lvl w:ilvl="3" w:tentative="1">
+      <w:start w:val="1"/>
+      <w:numFmt w:val="bullet"/>
+      <w:lvlText w:val=""/>
+      <w:lvlJc w:val="left"/>
+      <w:pPr>
+        <w:tabs>
+          <w:tab w:val="num" w:pos="2880"/>
+        </w:tabs>
+        <w:ind w:left="2880" w:hanging="360"/>
+      </w:pPr>
+      <w:rPr>
+        <w:rFonts w:ascii="Wingdings" w:hAnsi="Wingdings" w:hint="default"/>
+        <w:sz w:val="20"/>
+      </w:rPr>
+    </w:lvl>
+    <w:lvl w:ilvl="4" w:tentative="1">
+      <w:start w:val="1"/>
+      <w:numFmt w:val="bullet"/>
+      <w:lvlText w:val=""/>
+      <w:lvlJc w:val="left"/>
+      <w:pPr>
+        <w:tabs>
+          <w:tab w:val="num" w:pos="3600"/>
+        </w:tabs>
+        <w:ind w:left="3600" w:hanging="360"/>
+      </w:pPr>
+      <w:rPr>
+        <w:rFonts w:ascii="Wingdings" w:hAnsi="Wingdings" w:hint="default"/>
+        <w:sz w:val="20"/>
+      </w:rPr>
+    </w:lvl>
+    <w:lvl w:ilvl="5" w:tentative="1">
+      <w:start w:val="1"/>
+      <w:numFmt w:val="bullet"/>
+      <w:lvlText w:val=""/>
+      <w:lvlJc w:val="left"/>
+      <w:pPr>
+        <w:tabs>
+          <w:tab w:val="num" w:pos="4320"/>
+        </w:tabs>
+        <w:ind w:left="4320" w:hanging="360"/>
+      </w:pPr>
+      <w:rPr>
+        <w:rFonts w:ascii="Wingdings" w:hAnsi="Wingdings" w:hint="default"/>
+        <w:sz w:val="20"/>
+      </w:rPr>
+    </w:lvl>
+    <w:lvl w:ilvl="6" w:tentative="1">
+      <w:start w:val="1"/>
+      <w:numFmt w:val="bullet"/>
+      <w:lvlText w:val=""/>
+      <w:lvlJc w:val="left"/>
+      <w:pPr>
+        <w:tabs>
+          <w:tab w:val="num" w:pos="5040"/>
+        </w:tabs>
+        <w:ind w:left="5040" w:hanging="360"/>
+      </w:pPr>
+      <w:rPr>
+        <w:rFonts w:ascii="Wingdings" w:hAnsi="Wingdings" w:hint="default"/>
+        <w:sz w:val="20"/>
+      </w:rPr>
+    </w:lvl>
+    <w:lvl w:ilvl="7" w:tentative="1">
+      <w:start w:val="1"/>
+      <w:numFmt w:val="bullet"/>
+      <w:lvlText w:val=""/>
+      <w:lvlJc w:val="left"/>
+      <w:pPr>
+        <w:tabs>
+          <w:tab w:val="num" w:pos="5760"/>
+        </w:tabs>
+        <w:ind w:left="5760" w:hanging="360"/>
+      </w:pPr>
+      <w:rPr>
+        <w:rFonts w:ascii="Wingdings" w:hAnsi="Wingdings" w:hint="default"/>
+        <w:sz w:val="20"/>
+      </w:rPr>
+    </w:lvl>
+    <w:lvl w:ilvl="8" w:tentative="1">
+      <w:start w:val="1"/>
+      <w:numFmt w:val="bullet"/>
+      <w:lvlText w:val=""/>
+      <w:lvlJc w:val="left"/>
+      <w:pPr>
+        <w:tabs>
+          <w:tab w:val="num" w:pos="6480"/>
+        </w:tabs>
+        <w:ind w:left="6480" w:hanging="360"/>
+      </w:pPr>
+      <w:rPr>
+        <w:rFonts w:ascii="Wingdings" w:hAnsi="Wingdings" w:hint="default"/>
+        <w:sz w:val="20"/>
+      </w:rPr>
+    </w:lvl>
+  </w:abstractNum>
+  <w:abstractNum w:abstractNumId="44" w15:restartNumberingAfterBreak="0">
+    <w:nsid w:val="6CCE6C9C"/>
+    <w:multiLevelType w:val="multilevel"/>
+    <w:tmpl w:val="C76E69A6"/>
+    <w:lvl w:ilvl="0">
+      <w:start w:val="1"/>
+      <w:numFmt w:val="bullet"/>
+      <w:lvlText w:val=""/>
+      <w:lvlJc w:val="left"/>
+      <w:pPr>
+        <w:tabs>
+          <w:tab w:val="num" w:pos="720"/>
+        </w:tabs>
+        <w:ind w:left="720" w:hanging="360"/>
+      </w:pPr>
+      <w:rPr>
+        <w:rFonts w:ascii="Symbol" w:hAnsi="Symbol" w:hint="default"/>
+        <w:sz w:val="20"/>
+      </w:rPr>
+    </w:lvl>
+    <w:lvl w:ilvl="1" w:tentative="1">
+      <w:start w:val="1"/>
+      <w:numFmt w:val="bullet"/>
+      <w:lvlText w:val="o"/>
+      <w:lvlJc w:val="left"/>
+      <w:pPr>
+        <w:tabs>
+          <w:tab w:val="num" w:pos="1440"/>
+        </w:tabs>
+        <w:ind w:left="1440" w:hanging="360"/>
+      </w:pPr>
+      <w:rPr>
+        <w:rFonts w:ascii="Courier New" w:hAnsi="Courier New" w:hint="default"/>
+        <w:sz w:val="20"/>
+      </w:rPr>
+    </w:lvl>
+    <w:lvl w:ilvl="2" w:tentative="1">
+      <w:start w:val="1"/>
+      <w:numFmt w:val="bullet"/>
+      <w:lvlText w:val=""/>
+      <w:lvlJc w:val="left"/>
+      <w:pPr>
+        <w:tabs>
+          <w:tab w:val="num" w:pos="2160"/>
+        </w:tabs>
+        <w:ind w:left="2160" w:hanging="360"/>
+      </w:pPr>
+      <w:rPr>
+        <w:rFonts w:ascii="Wingdings" w:hAnsi="Wingdings" w:hint="default"/>
+        <w:sz w:val="20"/>
+      </w:rPr>
+    </w:lvl>
+    <w:lvl w:ilvl="3" w:tentative="1">
+      <w:start w:val="1"/>
+      <w:numFmt w:val="bullet"/>
+      <w:lvlText w:val=""/>
+      <w:lvlJc w:val="left"/>
+      <w:pPr>
+        <w:tabs>
+          <w:tab w:val="num" w:pos="2880"/>
+        </w:tabs>
+        <w:ind w:left="2880" w:hanging="360"/>
+      </w:pPr>
+      <w:rPr>
+        <w:rFonts w:ascii="Wingdings" w:hAnsi="Wingdings" w:hint="default"/>
+        <w:sz w:val="20"/>
+      </w:rPr>
+    </w:lvl>
+    <w:lvl w:ilvl="4" w:tentative="1">
+      <w:start w:val="1"/>
+      <w:numFmt w:val="bullet"/>
+      <w:lvlText w:val=""/>
+      <w:lvlJc w:val="left"/>
+      <w:pPr>
+        <w:tabs>
+          <w:tab w:val="num" w:pos="3600"/>
+        </w:tabs>
+        <w:ind w:left="3600" w:hanging="360"/>
+      </w:pPr>
+      <w:rPr>
+        <w:rFonts w:ascii="Wingdings" w:hAnsi="Wingdings" w:hint="default"/>
+        <w:sz w:val="20"/>
+      </w:rPr>
+    </w:lvl>
+    <w:lvl w:ilvl="5" w:tentative="1">
+      <w:start w:val="1"/>
+      <w:numFmt w:val="bullet"/>
+      <w:lvlText w:val=""/>
+      <w:lvlJc w:val="left"/>
+      <w:pPr>
+        <w:tabs>
+          <w:tab w:val="num" w:pos="4320"/>
+        </w:tabs>
+        <w:ind w:left="4320" w:hanging="360"/>
+      </w:pPr>
+      <w:rPr>
+        <w:rFonts w:ascii="Wingdings" w:hAnsi="Wingdings" w:hint="default"/>
+        <w:sz w:val="20"/>
+      </w:rPr>
+    </w:lvl>
+    <w:lvl w:ilvl="6" w:tentative="1">
+      <w:start w:val="1"/>
+      <w:numFmt w:val="bullet"/>
+      <w:lvlText w:val=""/>
+      <w:lvlJc w:val="left"/>
+      <w:pPr>
+        <w:tabs>
+          <w:tab w:val="num" w:pos="5040"/>
+        </w:tabs>
+        <w:ind w:left="5040" w:hanging="360"/>
+      </w:pPr>
+      <w:rPr>
+        <w:rFonts w:ascii="Wingdings" w:hAnsi="Wingdings" w:hint="default"/>
+        <w:sz w:val="20"/>
+      </w:rPr>
+    </w:lvl>
+    <w:lvl w:ilvl="7" w:tentative="1">
+      <w:start w:val="1"/>
+      <w:numFmt w:val="bullet"/>
+      <w:lvlText w:val=""/>
+      <w:lvlJc w:val="left"/>
+      <w:pPr>
+        <w:tabs>
+          <w:tab w:val="num" w:pos="5760"/>
+        </w:tabs>
+        <w:ind w:left="5760" w:hanging="360"/>
+      </w:pPr>
+      <w:rPr>
+        <w:rFonts w:ascii="Wingdings" w:hAnsi="Wingdings" w:hint="default"/>
+        <w:sz w:val="20"/>
+      </w:rPr>
+    </w:lvl>
+    <w:lvl w:ilvl="8" w:tentative="1">
+      <w:start w:val="1"/>
+      <w:numFmt w:val="bullet"/>
+      <w:lvlText w:val=""/>
+      <w:lvlJc w:val="left"/>
+      <w:pPr>
+        <w:tabs>
+          <w:tab w:val="num" w:pos="6480"/>
+        </w:tabs>
+        <w:ind w:left="6480" w:hanging="360"/>
+      </w:pPr>
+      <w:rPr>
+        <w:rFonts w:ascii="Wingdings" w:hAnsi="Wingdings" w:hint="default"/>
+        <w:sz w:val="20"/>
+      </w:rPr>
+    </w:lvl>
+  </w:abstractNum>
+  <w:abstractNum w:abstractNumId="45" w15:restartNumberingAfterBreak="0">
+    <w:nsid w:val="6E67296C"/>
+    <w:multiLevelType w:val="multilevel"/>
+    <w:tmpl w:val="87C8AB04"/>
+    <w:lvl w:ilvl="0">
+      <w:start w:val="1"/>
+      <w:numFmt w:val="bullet"/>
+      <w:lvlText w:val=""/>
+      <w:lvlJc w:val="left"/>
+      <w:pPr>
+        <w:tabs>
+          <w:tab w:val="num" w:pos="720"/>
+        </w:tabs>
+        <w:ind w:left="720" w:hanging="360"/>
+      </w:pPr>
+      <w:rPr>
+        <w:rFonts w:ascii="Symbol" w:hAnsi="Symbol" w:hint="default"/>
+        <w:sz w:val="20"/>
+      </w:rPr>
+    </w:lvl>
+    <w:lvl w:ilvl="1" w:tentative="1">
+      <w:start w:val="1"/>
+      <w:numFmt w:val="bullet"/>
+      <w:lvlText w:val="o"/>
+      <w:lvlJc w:val="left"/>
+      <w:pPr>
+        <w:tabs>
+          <w:tab w:val="num" w:pos="1440"/>
+        </w:tabs>
+        <w:ind w:left="1440" w:hanging="360"/>
+      </w:pPr>
+      <w:rPr>
+        <w:rFonts w:ascii="Courier New" w:hAnsi="Courier New" w:hint="default"/>
+        <w:sz w:val="20"/>
+      </w:rPr>
+    </w:lvl>
+    <w:lvl w:ilvl="2" w:tentative="1">
+      <w:start w:val="1"/>
+      <w:numFmt w:val="bullet"/>
+      <w:lvlText w:val=""/>
+      <w:lvlJc w:val="left"/>
+      <w:pPr>
+        <w:tabs>
+          <w:tab w:val="num" w:pos="2160"/>
+        </w:tabs>
+        <w:ind w:left="2160" w:hanging="360"/>
+      </w:pPr>
+      <w:rPr>
+        <w:rFonts w:ascii="Wingdings" w:hAnsi="Wingdings" w:hint="default"/>
+        <w:sz w:val="20"/>
+      </w:rPr>
+    </w:lvl>
+    <w:lvl w:ilvl="3" w:tentative="1">
+      <w:start w:val="1"/>
+      <w:numFmt w:val="bullet"/>
+      <w:lvlText w:val=""/>
+      <w:lvlJc w:val="left"/>
+      <w:pPr>
+        <w:tabs>
+          <w:tab w:val="num" w:pos="2880"/>
+        </w:tabs>
+        <w:ind w:left="2880" w:hanging="360"/>
+      </w:pPr>
+      <w:rPr>
+        <w:rFonts w:ascii="Wingdings" w:hAnsi="Wingdings" w:hint="default"/>
+        <w:sz w:val="20"/>
+      </w:rPr>
+    </w:lvl>
+    <w:lvl w:ilvl="4" w:tentative="1">
+      <w:start w:val="1"/>
+      <w:numFmt w:val="bullet"/>
+      <w:lvlText w:val=""/>
+      <w:lvlJc w:val="left"/>
+      <w:pPr>
+        <w:tabs>
+          <w:tab w:val="num" w:pos="3600"/>
+        </w:tabs>
+        <w:ind w:left="3600" w:hanging="360"/>
+      </w:pPr>
+      <w:rPr>
+        <w:rFonts w:ascii="Wingdings" w:hAnsi="Wingdings" w:hint="default"/>
+        <w:sz w:val="20"/>
+      </w:rPr>
+    </w:lvl>
+    <w:lvl w:ilvl="5" w:tentative="1">
+      <w:start w:val="1"/>
+      <w:numFmt w:val="bullet"/>
+      <w:lvlText w:val=""/>
+      <w:lvlJc w:val="left"/>
+      <w:pPr>
+        <w:tabs>
+          <w:tab w:val="num" w:pos="4320"/>
+        </w:tabs>
+        <w:ind w:left="4320" w:hanging="360"/>
+      </w:pPr>
+      <w:rPr>
+        <w:rFonts w:ascii="Wingdings" w:hAnsi="Wingdings" w:hint="default"/>
+        <w:sz w:val="20"/>
+      </w:rPr>
+    </w:lvl>
+    <w:lvl w:ilvl="6" w:tentative="1">
+      <w:start w:val="1"/>
+      <w:numFmt w:val="bullet"/>
+      <w:lvlText w:val=""/>
+      <w:lvlJc w:val="left"/>
+      <w:pPr>
+        <w:tabs>
+          <w:tab w:val="num" w:pos="5040"/>
+        </w:tabs>
+        <w:ind w:left="5040" w:hanging="360"/>
+      </w:pPr>
+      <w:rPr>
+        <w:rFonts w:ascii="Wingdings" w:hAnsi="Wingdings" w:hint="default"/>
+        <w:sz w:val="20"/>
+      </w:rPr>
+    </w:lvl>
+    <w:lvl w:ilvl="7" w:tentative="1">
+      <w:start w:val="1"/>
+      <w:numFmt w:val="bullet"/>
+      <w:lvlText w:val=""/>
+      <w:lvlJc w:val="left"/>
+      <w:pPr>
+        <w:tabs>
+          <w:tab w:val="num" w:pos="5760"/>
+        </w:tabs>
+        <w:ind w:left="5760" w:hanging="360"/>
+      </w:pPr>
+      <w:rPr>
+        <w:rFonts w:ascii="Wingdings" w:hAnsi="Wingdings" w:hint="default"/>
+        <w:sz w:val="20"/>
+      </w:rPr>
+    </w:lvl>
+    <w:lvl w:ilvl="8" w:tentative="1">
+      <w:start w:val="1"/>
+      <w:numFmt w:val="bullet"/>
+      <w:lvlText w:val=""/>
+      <w:lvlJc w:val="left"/>
+      <w:pPr>
+        <w:tabs>
+          <w:tab w:val="num" w:pos="6480"/>
+        </w:tabs>
+        <w:ind w:left="6480" w:hanging="360"/>
+      </w:pPr>
+      <w:rPr>
+        <w:rFonts w:ascii="Wingdings" w:hAnsi="Wingdings" w:hint="default"/>
+        <w:sz w:val="20"/>
+      </w:rPr>
+    </w:lvl>
+  </w:abstractNum>
+  <w:abstractNum w:abstractNumId="46" w15:restartNumberingAfterBreak="0">
+    <w:nsid w:val="77A4273E"/>
+    <w:multiLevelType w:val="multilevel"/>
+    <w:tmpl w:val="755814B6"/>
+    <w:lvl w:ilvl="0">
+      <w:start w:val="1"/>
+      <w:numFmt w:val="bullet"/>
+      <w:lvlText w:val=""/>
+      <w:lvlJc w:val="left"/>
+      <w:pPr>
+        <w:tabs>
+          <w:tab w:val="num" w:pos="720"/>
+        </w:tabs>
+        <w:ind w:left="720" w:hanging="360"/>
+      </w:pPr>
+      <w:rPr>
+        <w:rFonts w:ascii="Symbol" w:hAnsi="Symbol" w:hint="default"/>
+        <w:sz w:val="20"/>
+      </w:rPr>
+    </w:lvl>
+    <w:lvl w:ilvl="1" w:tentative="1">
+      <w:start w:val="1"/>
+      <w:numFmt w:val="bullet"/>
+      <w:lvlText w:val="o"/>
+      <w:lvlJc w:val="left"/>
+      <w:pPr>
+        <w:tabs>
+          <w:tab w:val="num" w:pos="1440"/>
+        </w:tabs>
+        <w:ind w:left="1440" w:hanging="360"/>
+      </w:pPr>
+      <w:rPr>
+        <w:rFonts w:ascii="Courier New" w:hAnsi="Courier New" w:hint="default"/>
+        <w:sz w:val="20"/>
+      </w:rPr>
+    </w:lvl>
+    <w:lvl w:ilvl="2" w:tentative="1">
+      <w:start w:val="1"/>
+      <w:numFmt w:val="bullet"/>
+      <w:lvlText w:val=""/>
+      <w:lvlJc w:val="left"/>
+      <w:pPr>
+        <w:tabs>
+          <w:tab w:val="num" w:pos="2160"/>
+        </w:tabs>
+        <w:ind w:left="2160" w:hanging="360"/>
+      </w:pPr>
+      <w:rPr>
+        <w:rFonts w:ascii="Wingdings" w:hAnsi="Wingdings" w:hint="default"/>
+        <w:sz w:val="20"/>
+      </w:rPr>
+    </w:lvl>
+    <w:lvl w:ilvl="3" w:tentative="1">
+      <w:start w:val="1"/>
+      <w:numFmt w:val="bullet"/>
+      <w:lvlText w:val=""/>
+      <w:lvlJc w:val="left"/>
+      <w:pPr>
+        <w:tabs>
+          <w:tab w:val="num" w:pos="2880"/>
+        </w:tabs>
+        <w:ind w:left="2880" w:hanging="360"/>
+      </w:pPr>
+      <w:rPr>
+        <w:rFonts w:ascii="Wingdings" w:hAnsi="Wingdings" w:hint="default"/>
+        <w:sz w:val="20"/>
+      </w:rPr>
+    </w:lvl>
+    <w:lvl w:ilvl="4" w:tentative="1">
+      <w:start w:val="1"/>
+      <w:numFmt w:val="bullet"/>
+      <w:lvlText w:val=""/>
+      <w:lvlJc w:val="left"/>
+      <w:pPr>
+        <w:tabs>
+          <w:tab w:val="num" w:pos="3600"/>
+        </w:tabs>
+        <w:ind w:left="3600" w:hanging="360"/>
+      </w:pPr>
+      <w:rPr>
+        <w:rFonts w:ascii="Wingdings" w:hAnsi="Wingdings" w:hint="default"/>
+        <w:sz w:val="20"/>
+      </w:rPr>
+    </w:lvl>
+    <w:lvl w:ilvl="5" w:tentative="1">
+      <w:start w:val="1"/>
+      <w:numFmt w:val="bullet"/>
+      <w:lvlText w:val=""/>
+      <w:lvlJc w:val="left"/>
+      <w:pPr>
+        <w:tabs>
+          <w:tab w:val="num" w:pos="4320"/>
+        </w:tabs>
+        <w:ind w:left="4320" w:hanging="360"/>
+      </w:pPr>
+      <w:rPr>
+        <w:rFonts w:ascii="Wingdings" w:hAnsi="Wingdings" w:hint="default"/>
+        <w:sz w:val="20"/>
+      </w:rPr>
+    </w:lvl>
+    <w:lvl w:ilvl="6" w:tentative="1">
+      <w:start w:val="1"/>
+      <w:numFmt w:val="bullet"/>
+      <w:lvlText w:val=""/>
+      <w:lvlJc w:val="left"/>
+      <w:pPr>
+        <w:tabs>
+          <w:tab w:val="num" w:pos="5040"/>
+        </w:tabs>
+        <w:ind w:left="5040" w:hanging="360"/>
+      </w:pPr>
+      <w:rPr>
+        <w:rFonts w:ascii="Wingdings" w:hAnsi="Wingdings" w:hint="default"/>
+        <w:sz w:val="20"/>
+      </w:rPr>
+    </w:lvl>
+    <w:lvl w:ilvl="7" w:tentative="1">
+      <w:start w:val="1"/>
+      <w:numFmt w:val="bullet"/>
+      <w:lvlText w:val=""/>
+      <w:lvlJc w:val="left"/>
+      <w:pPr>
+        <w:tabs>
+          <w:tab w:val="num" w:pos="5760"/>
+        </w:tabs>
+        <w:ind w:left="5760" w:hanging="360"/>
+      </w:pPr>
+      <w:rPr>
+        <w:rFonts w:ascii="Wingdings" w:hAnsi="Wingdings" w:hint="default"/>
+        <w:sz w:val="20"/>
+      </w:rPr>
+    </w:lvl>
+    <w:lvl w:ilvl="8" w:tentative="1">
+      <w:start w:val="1"/>
+      <w:numFmt w:val="bullet"/>
+      <w:lvlText w:val=""/>
+      <w:lvlJc w:val="left"/>
+      <w:pPr>
+        <w:tabs>
+          <w:tab w:val="num" w:pos="6480"/>
+        </w:tabs>
+        <w:ind w:left="6480" w:hanging="360"/>
+      </w:pPr>
+      <w:rPr>
+        <w:rFonts w:ascii="Wingdings" w:hAnsi="Wingdings" w:hint="default"/>
+        <w:sz w:val="20"/>
+      </w:rPr>
+    </w:lvl>
+  </w:abstractNum>
+  <w:abstractNum w:abstractNumId="47" w15:restartNumberingAfterBreak="0">
+    <w:nsid w:val="7B055089"/>
+    <w:multiLevelType w:val="multilevel"/>
+    <w:tmpl w:val="AE966294"/>
+    <w:lvl w:ilvl="0">
+      <w:start w:val="1"/>
+      <w:numFmt w:val="bullet"/>
+      <w:lvlText w:val=""/>
+      <w:lvlJc w:val="left"/>
+      <w:pPr>
+        <w:tabs>
+          <w:tab w:val="num" w:pos="720"/>
+        </w:tabs>
+        <w:ind w:left="720" w:hanging="360"/>
+      </w:pPr>
+      <w:rPr>
+        <w:rFonts w:ascii="Symbol" w:hAnsi="Symbol" w:hint="default"/>
+        <w:sz w:val="20"/>
+      </w:rPr>
+    </w:lvl>
+    <w:lvl w:ilvl="1" w:tentative="1">
+      <w:start w:val="1"/>
+      <w:numFmt w:val="bullet"/>
+      <w:lvlText w:val="o"/>
+      <w:lvlJc w:val="left"/>
+      <w:pPr>
+        <w:tabs>
+          <w:tab w:val="num" w:pos="1440"/>
+        </w:tabs>
+        <w:ind w:left="1440" w:hanging="360"/>
+      </w:pPr>
+      <w:rPr>
+        <w:rFonts w:ascii="Courier New" w:hAnsi="Courier New" w:hint="default"/>
+        <w:sz w:val="20"/>
+      </w:rPr>
+    </w:lvl>
+    <w:lvl w:ilvl="2" w:tentative="1">
+      <w:start w:val="1"/>
+      <w:numFmt w:val="bullet"/>
+      <w:lvlText w:val=""/>
+      <w:lvlJc w:val="left"/>
+      <w:pPr>
+        <w:tabs>
+          <w:tab w:val="num" w:pos="2160"/>
+        </w:tabs>
+        <w:ind w:left="2160" w:hanging="360"/>
+      </w:pPr>
+      <w:rPr>
+        <w:rFonts w:ascii="Wingdings" w:hAnsi="Wingdings" w:hint="default"/>
+        <w:sz w:val="20"/>
+      </w:rPr>
+    </w:lvl>
+    <w:lvl w:ilvl="3" w:tentative="1">
+      <w:start w:val="1"/>
+      <w:numFmt w:val="bullet"/>
+      <w:lvlText w:val=""/>
+      <w:lvlJc w:val="left"/>
+      <w:pPr>
+        <w:tabs>
+          <w:tab w:val="num" w:pos="2880"/>
+        </w:tabs>
+        <w:ind w:left="2880" w:hanging="360"/>
+      </w:pPr>
+      <w:rPr>
+        <w:rFonts w:ascii="Wingdings" w:hAnsi="Wingdings" w:hint="default"/>
+        <w:sz w:val="20"/>
+      </w:rPr>
+    </w:lvl>
+    <w:lvl w:ilvl="4" w:tentative="1">
+      <w:start w:val="1"/>
+      <w:numFmt w:val="bullet"/>
+      <w:lvlText w:val=""/>
+      <w:lvlJc w:val="left"/>
+      <w:pPr>
+        <w:tabs>
+          <w:tab w:val="num" w:pos="3600"/>
+        </w:tabs>
+        <w:ind w:left="3600" w:hanging="360"/>
+      </w:pPr>
+      <w:rPr>
+        <w:rFonts w:ascii="Wingdings" w:hAnsi="Wingdings" w:hint="default"/>
+        <w:sz w:val="20"/>
+      </w:rPr>
+    </w:lvl>
+    <w:lvl w:ilvl="5" w:tentative="1">
+      <w:start w:val="1"/>
+      <w:numFmt w:val="bullet"/>
+      <w:lvlText w:val=""/>
+      <w:lvlJc w:val="left"/>
+      <w:pPr>
+        <w:tabs>
+          <w:tab w:val="num" w:pos="4320"/>
+        </w:tabs>
+        <w:ind w:left="4320" w:hanging="360"/>
+      </w:pPr>
+      <w:rPr>
+        <w:rFonts w:ascii="Wingdings" w:hAnsi="Wingdings" w:hint="default"/>
+        <w:sz w:val="20"/>
+      </w:rPr>
+    </w:lvl>
+    <w:lvl w:ilvl="6" w:tentative="1">
+      <w:start w:val="1"/>
+      <w:numFmt w:val="bullet"/>
+      <w:lvlText w:val=""/>
+      <w:lvlJc w:val="left"/>
+      <w:pPr>
+        <w:tabs>
+          <w:tab w:val="num" w:pos="5040"/>
+        </w:tabs>
+        <w:ind w:left="5040" w:hanging="360"/>
+      </w:pPr>
+      <w:rPr>
+        <w:rFonts w:ascii="Wingdings" w:hAnsi="Wingdings" w:hint="default"/>
+        <w:sz w:val="20"/>
+      </w:rPr>
+    </w:lvl>
+    <w:lvl w:ilvl="7" w:tentative="1">
+      <w:start w:val="1"/>
+      <w:numFmt w:val="bullet"/>
+      <w:lvlText w:val=""/>
+      <w:lvlJc w:val="left"/>
+      <w:pPr>
+        <w:tabs>
+          <w:tab w:val="num" w:pos="5760"/>
+        </w:tabs>
+        <w:ind w:left="5760" w:hanging="360"/>
+      </w:pPr>
+      <w:rPr>
+        <w:rFonts w:ascii="Wingdings" w:hAnsi="Wingdings" w:hint="default"/>
+        <w:sz w:val="20"/>
+      </w:rPr>
+    </w:lvl>
+    <w:lvl w:ilvl="8" w:tentative="1">
+      <w:start w:val="1"/>
+      <w:numFmt w:val="bullet"/>
+      <w:lvlText w:val=""/>
+      <w:lvlJc w:val="left"/>
+      <w:pPr>
+        <w:tabs>
+          <w:tab w:val="num" w:pos="6480"/>
+        </w:tabs>
+        <w:ind w:left="6480" w:hanging="360"/>
+      </w:pPr>
+      <w:rPr>
+        <w:rFonts w:ascii="Wingdings" w:hAnsi="Wingdings" w:hint="default"/>
+        <w:sz w:val="20"/>
       </w:rPr>
     </w:lvl>
   </w:abstractNum>
@@ -698,6 +7339,123 @@
   </w:num>
   <w:num w:numId="9" w16cid:durableId="758334885">
     <w:abstractNumId w:val="0"/>
+  </w:num>
+  <w:num w:numId="10" w16cid:durableId="2973793">
+    <w:abstractNumId w:val="43"/>
+  </w:num>
+  <w:num w:numId="11" w16cid:durableId="130755629">
+    <w:abstractNumId w:val="46"/>
+  </w:num>
+  <w:num w:numId="12" w16cid:durableId="908732735">
+    <w:abstractNumId w:val="20"/>
+  </w:num>
+  <w:num w:numId="13" w16cid:durableId="496922602">
+    <w:abstractNumId w:val="17"/>
+  </w:num>
+  <w:num w:numId="14" w16cid:durableId="1362052323">
+    <w:abstractNumId w:val="18"/>
+  </w:num>
+  <w:num w:numId="15" w16cid:durableId="535697860">
+    <w:abstractNumId w:val="19"/>
+  </w:num>
+  <w:num w:numId="16" w16cid:durableId="2055159010">
+    <w:abstractNumId w:val="29"/>
+  </w:num>
+  <w:num w:numId="17" w16cid:durableId="1489200912">
+    <w:abstractNumId w:val="12"/>
+  </w:num>
+  <w:num w:numId="18" w16cid:durableId="1030690267">
+    <w:abstractNumId w:val="21"/>
+  </w:num>
+  <w:num w:numId="19" w16cid:durableId="701630300">
+    <w:abstractNumId w:val="32"/>
+  </w:num>
+  <w:num w:numId="20" w16cid:durableId="182521283">
+    <w:abstractNumId w:val="10"/>
+  </w:num>
+  <w:num w:numId="21" w16cid:durableId="1283002256">
+    <w:abstractNumId w:val="41"/>
+  </w:num>
+  <w:num w:numId="22" w16cid:durableId="2000383739">
+    <w:abstractNumId w:val="28"/>
+  </w:num>
+  <w:num w:numId="23" w16cid:durableId="1542666122">
+    <w:abstractNumId w:val="24"/>
+  </w:num>
+  <w:num w:numId="24" w16cid:durableId="310795154">
+    <w:abstractNumId w:val="11"/>
+  </w:num>
+  <w:num w:numId="25" w16cid:durableId="1028875718">
+    <w:abstractNumId w:val="27"/>
+  </w:num>
+  <w:num w:numId="26" w16cid:durableId="1570842424">
+    <w:abstractNumId w:val="40"/>
+  </w:num>
+  <w:num w:numId="27" w16cid:durableId="1732725327">
+    <w:abstractNumId w:val="38"/>
+  </w:num>
+  <w:num w:numId="28" w16cid:durableId="988170413">
+    <w:abstractNumId w:val="44"/>
+  </w:num>
+  <w:num w:numId="29" w16cid:durableId="780150240">
+    <w:abstractNumId w:val="45"/>
+  </w:num>
+  <w:num w:numId="30" w16cid:durableId="1848523215">
+    <w:abstractNumId w:val="23"/>
+  </w:num>
+  <w:num w:numId="31" w16cid:durableId="893127332">
+    <w:abstractNumId w:val="31"/>
+  </w:num>
+  <w:num w:numId="32" w16cid:durableId="2104523749">
+    <w:abstractNumId w:val="14"/>
+  </w:num>
+  <w:num w:numId="33" w16cid:durableId="1133214550">
+    <w:abstractNumId w:val="42"/>
+  </w:num>
+  <w:num w:numId="34" w16cid:durableId="1645313081">
+    <w:abstractNumId w:val="39"/>
+  </w:num>
+  <w:num w:numId="35" w16cid:durableId="436102582">
+    <w:abstractNumId w:val="47"/>
+  </w:num>
+  <w:num w:numId="36" w16cid:durableId="126242382">
+    <w:abstractNumId w:val="37"/>
+  </w:num>
+  <w:num w:numId="37" w16cid:durableId="91125326">
+    <w:abstractNumId w:val="30"/>
+  </w:num>
+  <w:num w:numId="38" w16cid:durableId="412119544">
+    <w:abstractNumId w:val="35"/>
+  </w:num>
+  <w:num w:numId="39" w16cid:durableId="1638756927">
+    <w:abstractNumId w:val="34"/>
+  </w:num>
+  <w:num w:numId="40" w16cid:durableId="1567955375">
+    <w:abstractNumId w:val="22"/>
+  </w:num>
+  <w:num w:numId="41" w16cid:durableId="248124459">
+    <w:abstractNumId w:val="9"/>
+  </w:num>
+  <w:num w:numId="42" w16cid:durableId="663122699">
+    <w:abstractNumId w:val="13"/>
+  </w:num>
+  <w:num w:numId="43" w16cid:durableId="1025641041">
+    <w:abstractNumId w:val="26"/>
+  </w:num>
+  <w:num w:numId="44" w16cid:durableId="254368586">
+    <w:abstractNumId w:val="15"/>
+  </w:num>
+  <w:num w:numId="45" w16cid:durableId="145972945">
+    <w:abstractNumId w:val="16"/>
+  </w:num>
+  <w:num w:numId="46" w16cid:durableId="177163536">
+    <w:abstractNumId w:val="25"/>
+  </w:num>
+  <w:num w:numId="47" w16cid:durableId="1899513131">
+    <w:abstractNumId w:val="33"/>
+  </w:num>
+  <w:num w:numId="48" w16cid:durableId="1459058543">
+    <w:abstractNumId w:val="36"/>
   </w:num>
 </w:numbering>
 </file>
